--- a/SWD392_Reports/Assignment02-Analysis-Model.docx
+++ b/SWD392_Reports/Assignment02-Analysis-Model.docx
@@ -1,17 +1,9 @@
 
 <file path=word/document.xml><?xml version="1.0" encoding="utf-8"?>
-<w:document xmlns:wpc="http://schemas.microsoft.com/office/word/2010/wordprocessingCanvas" xmlns:mc="http://schemas.openxmlformats.org/markup-compatibility/2006" xmlns:o="urn:schemas-microsoft-com:office:office" xmlns:r="http://schemas.openxmlformats.org/officeDocument/2006/relationships" xmlns:m="http://schemas.openxmlformats.org/officeDocument/2006/math" xmlns:v="urn:schemas-microsoft-com:vml" xmlns:wp14="http://schemas.microsoft.com/office/word/2010/wordprocessingDrawing" xmlns:wp="http://schemas.openxmlformats.org/drawingml/2006/wordprocessingDrawing" xmlns:w10="urn:schemas-microsoft-com:office:word" xmlns:w="http://schemas.openxmlformats.org/wordprocessingml/2006/main" xmlns:w14="http://schemas.microsoft.com/office/word/2010/wordml" xmlns:w15="http://schemas.microsoft.com/office/word/2012/wordml" xmlns:wpg="http://schemas.microsoft.com/office/word/2010/wordprocessingGroup" xmlns:wpi="http://schemas.microsoft.com/office/word/2010/wordprocessingInk" xmlns:wne="http://schemas.microsoft.com/office/word/2006/wordml" xmlns:wps="http://schemas.microsoft.com/office/word/2010/wordprocessingShape" xmlns:cx="http://schemas.microsoft.com/office/drawing/2014/chartex" xmlns:cx1="http://schemas.microsoft.com/office/drawing/2015/9/8/chartex" xmlns:cx2="http://schemas.microsoft.com/office/drawing/2015/10/21/chartex" xmlns:cx3="http://schemas.microsoft.com/office/drawing/2016/5/9/chartex" xmlns:cx4="http://schemas.microsoft.com/office/drawing/2016/5/10/chartex" xmlns:cx5="http://schemas.microsoft.com/office/drawing/2016/5/11/chartex" xmlns:cx6="http://schemas.microsoft.com/office/drawing/2016/5/12/chartex" xmlns:cx7="http://schemas.microsoft.com/office/drawing/2016/5/13/chartex" xmlns:cx8="http://schemas.microsoft.com/office/drawing/2016/5/14/chartex" xmlns:aink="http://schemas.microsoft.com/office/drawing/2016/ink" xmlns:am3d="http://schemas.microsoft.com/office/drawing/2017/model3d" xmlns:w16cex="http://schemas.microsoft.com/office/word/2018/wordml/cex" xmlns:w16cid="http://schemas.microsoft.com/office/word/2016/wordml/cid" xmlns:w16="http://schemas.microsoft.com/office/word/2018/wordml" xmlns:w16sdtdh="http://schemas.microsoft.com/office/word/2020/wordml/sdtdatahash" xmlns:w16se="http://schemas.microsoft.com/office/word/2015/wordml/symex" mc:Ignorable="w14 w15 wp14">
+<w:document xmlns:wpc="http://schemas.microsoft.com/office/word/2010/wordprocessingCanvas" xmlns:cx="http://schemas.microsoft.com/office/drawing/2014/chartex" xmlns:cx1="http://schemas.microsoft.com/office/drawing/2015/9/8/chartex" xmlns:cx2="http://schemas.microsoft.com/office/drawing/2015/10/21/chartex" xmlns:cx3="http://schemas.microsoft.com/office/drawing/2016/5/9/chartex" xmlns:cx4="http://schemas.microsoft.com/office/drawing/2016/5/10/chartex" xmlns:cx5="http://schemas.microsoft.com/office/drawing/2016/5/11/chartex" xmlns:cx6="http://schemas.microsoft.com/office/drawing/2016/5/12/chartex" xmlns:cx7="http://schemas.microsoft.com/office/drawing/2016/5/13/chartex" xmlns:cx8="http://schemas.microsoft.com/office/drawing/2016/5/14/chartex" xmlns:mc="http://schemas.openxmlformats.org/markup-compatibility/2006" xmlns:aink="http://schemas.microsoft.com/office/drawing/2016/ink" xmlns:am3d="http://schemas.microsoft.com/office/drawing/2017/model3d" xmlns:o="urn:schemas-microsoft-com:office:office" xmlns:r="http://schemas.openxmlformats.org/officeDocument/2006/relationships" xmlns:m="http://schemas.openxmlformats.org/officeDocument/2006/math" xmlns:v="urn:schemas-microsoft-com:vml" xmlns:wp14="http://schemas.microsoft.com/office/word/2010/wordprocessingDrawing" xmlns:wp="http://schemas.openxmlformats.org/drawingml/2006/wordprocessingDrawing" xmlns:w10="urn:schemas-microsoft-com:office:word" xmlns:w="http://schemas.openxmlformats.org/wordprocessingml/2006/main" xmlns:w14="http://schemas.microsoft.com/office/word/2010/wordml" xmlns:w15="http://schemas.microsoft.com/office/word/2012/wordml" xmlns:w16cex="http://schemas.microsoft.com/office/word/2018/wordml/cex" xmlns:w16cid="http://schemas.microsoft.com/office/word/2016/wordml/cid" xmlns:w16="http://schemas.microsoft.com/office/word/2018/wordml" xmlns:w16sdtdh="http://schemas.microsoft.com/office/word/2020/wordml/sdtdatahash" xmlns:w16se="http://schemas.microsoft.com/office/word/2015/wordml/symex" xmlns:wpg="http://schemas.microsoft.com/office/word/2010/wordprocessingGroup" xmlns:wpi="http://schemas.microsoft.com/office/word/2010/wordprocessingInk" xmlns:wne="http://schemas.microsoft.com/office/word/2006/wordml" xmlns:wps="http://schemas.microsoft.com/office/word/2010/wordprocessingShape" mc:Ignorable="w14 w15 w16se w16cid w16 w16cex w16sdtdh wp14">
   <w:body>
-    <w:p>
-      <w:r>
-        <w:t xml:space="preserve"/>
-      </w:r>
-    </w:p>
-    <w:p>
-      <w:r>
-        <w:t xml:space="preserve"/>
-      </w:r>
-    </w:p>
+    <w:p/>
+    <w:p/>
     <w:p>
       <w:pPr>
         <w:spacing w:after="80"/>
@@ -21,12 +13,10 @@
         <w:rPr>
           <w:b/>
           <w:bCs/>
-          <w:i w:val="false"/>
-          <w:iCs w:val="false"/>
           <w:sz w:val="28"/>
           <w:szCs w:val="28"/>
         </w:rPr>
-        <w:t xml:space="preserve">SWD392 – SOFTWARE ARCHITECTURE AND DESIGN</w:t>
+        <w:t>SWD392 – SOFTWARE ARCHITECTURE AND DESIGN</w:t>
       </w:r>
     </w:p>
     <w:p>
@@ -35,27 +25,11 @@
         <w:jc w:val="center"/>
       </w:pPr>
       <w:r>
-        <w:rPr>
-          <w:b w:val="false"/>
-          <w:bCs w:val="false"/>
-          <w:i w:val="false"/>
-          <w:iCs w:val="false"/>
-          <w:sz w:val="24"/>
-          <w:szCs w:val="24"/>
-        </w:rPr>
-        <w:t xml:space="preserve">PROJECT ASSIGNMENT / LAB</w:t>
-      </w:r>
-    </w:p>
-    <w:p>
-      <w:r>
-        <w:t xml:space="preserve"/>
-      </w:r>
-    </w:p>
-    <w:p>
-      <w:r>
-        <w:t xml:space="preserve"/>
-      </w:r>
-    </w:p>
+        <w:t>PROJECT ASSIGNMENT / LAB</w:t>
+      </w:r>
+    </w:p>
+    <w:p/>
+    <w:p/>
     <w:p>
       <w:pPr>
         <w:spacing w:after="60"/>
@@ -65,12 +39,10 @@
         <w:rPr>
           <w:b/>
           <w:bCs/>
-          <w:i w:val="false"/>
-          <w:iCs w:val="false"/>
           <w:sz w:val="56"/>
           <w:szCs w:val="56"/>
         </w:rPr>
-        <w:t xml:space="preserve">EBANK LOGIN SYSTEM</w:t>
+        <w:t>EBANK LOGIN SYSTEM</w:t>
       </w:r>
     </w:p>
     <w:p>
@@ -80,21 +52,15 @@
       </w:pPr>
       <w:r>
         <w:rPr>
-          <w:b w:val="false"/>
-          <w:bCs w:val="false"/>
           <w:i/>
           <w:iCs/>
           <w:sz w:val="28"/>
           <w:szCs w:val="28"/>
         </w:rPr>
-        <w:t xml:space="preserve">TienPhong Bank – Ebank Project</w:t>
-      </w:r>
-    </w:p>
-    <w:p>
-      <w:r>
-        <w:t xml:space="preserve"/>
-      </w:r>
-    </w:p>
+        <w:t>TienPhong Bank – Ebank Project</w:t>
+      </w:r>
+    </w:p>
+    <w:p/>
     <w:p>
       <w:pPr>
         <w:spacing w:after="60"/>
@@ -104,12 +70,10 @@
         <w:rPr>
           <w:b/>
           <w:bCs/>
-          <w:i w:val="false"/>
-          <w:iCs w:val="false"/>
           <w:sz w:val="34"/>
           <w:szCs w:val="34"/>
         </w:rPr>
-        <w:t xml:space="preserve">Assignment 02 – Analysis Model</w:t>
+        <w:t>Assignment 02 – Analysis Model</w:t>
       </w:r>
     </w:p>
     <w:p>
@@ -119,26 +83,15 @@
       </w:pPr>
       <w:r>
         <w:rPr>
-          <w:b w:val="false"/>
-          <w:bCs w:val="false"/>
           <w:i/>
           <w:iCs/>
           <w:sz w:val="26"/>
           <w:szCs w:val="26"/>
         </w:rPr>
-        <w:t xml:space="preserve">Static &amp; Dynamic Modeling</w:t>
-      </w:r>
-    </w:p>
-    <w:p>
-      <w:r>
-        <w:t xml:space="preserve"/>
-      </w:r>
-    </w:p>
-    <w:p>
-      <w:r>
-        <w:t xml:space="preserve"/>
-      </w:r>
-    </w:p>
+        <w:t>Static &amp; Dynamic Modeling</w:t>
+      </w:r>
+    </w:p>
+    <w:p/>
     <w:p>
       <w:pPr>
         <w:spacing w:after="60"/>
@@ -146,14 +99,10 @@
       </w:pPr>
       <w:r>
         <w:rPr>
-          <w:b w:val="false"/>
-          <w:bCs w:val="false"/>
-          <w:i w:val="false"/>
-          <w:iCs w:val="false"/>
           <w:sz w:val="26"/>
           <w:szCs w:val="26"/>
         </w:rPr>
-        <w:t xml:space="preserve">Student:  &lt;Full Name&gt;</w:t>
+        <w:t>Student:  Trần Bá Sơn Tùng</w:t>
       </w:r>
     </w:p>
     <w:p>
@@ -163,14 +112,10 @@
       </w:pPr>
       <w:r>
         <w:rPr>
-          <w:b w:val="false"/>
-          <w:bCs w:val="false"/>
-          <w:i w:val="false"/>
-          <w:iCs w:val="false"/>
           <w:sz w:val="26"/>
           <w:szCs w:val="26"/>
         </w:rPr>
-        <w:t xml:space="preserve">Roll Number:  &lt;RollNumber&gt;</w:t>
+        <w:t>Roll Number:  HE 163855</w:t>
       </w:r>
     </w:p>
     <w:p>
@@ -180,14 +125,10 @@
       </w:pPr>
       <w:r>
         <w:rPr>
-          <w:b w:val="false"/>
-          <w:bCs w:val="false"/>
-          <w:i w:val="false"/>
-          <w:iCs w:val="false"/>
           <w:sz w:val="26"/>
           <w:szCs w:val="26"/>
         </w:rPr>
-        <w:t xml:space="preserve">Class:  &lt;Class&gt;</w:t>
+        <w:t>Class:  SWD392_SE1931-NET</w:t>
       </w:r>
     </w:p>
     <w:p>
@@ -197,31 +138,15 @@
       </w:pPr>
       <w:r>
         <w:rPr>
-          <w:b w:val="false"/>
-          <w:bCs w:val="false"/>
-          <w:i w:val="false"/>
-          <w:iCs w:val="false"/>
           <w:sz w:val="26"/>
           <w:szCs w:val="26"/>
         </w:rPr>
-        <w:t xml:space="preserve">Lecturer:  &lt;Lecturer&gt;</w:t>
-      </w:r>
-    </w:p>
-    <w:p>
-      <w:r>
-        <w:t xml:space="preserve"/>
-      </w:r>
-    </w:p>
-    <w:p>
-      <w:r>
-        <w:t xml:space="preserve"/>
-      </w:r>
-    </w:p>
-    <w:p>
-      <w:r>
-        <w:t xml:space="preserve"/>
-      </w:r>
-    </w:p>
+        <w:t>Lecturer:  ANNV22</w:t>
+      </w:r>
+    </w:p>
+    <w:p/>
+    <w:p/>
+    <w:p/>
     <w:p>
       <w:pPr>
         <w:spacing w:after="80"/>
@@ -229,14 +154,12 @@
       </w:pPr>
       <w:r>
         <w:rPr>
-          <w:b w:val="false"/>
-          <w:bCs w:val="false"/>
           <w:i/>
           <w:iCs/>
           <w:sz w:val="26"/>
           <w:szCs w:val="26"/>
         </w:rPr>
-        <w:t xml:space="preserve">— Hanoi, June 2026 —</w:t>
+        <w:t>— Hanoi, June 2026 —</w:t>
       </w:r>
     </w:p>
     <w:p>
@@ -252,25 +175,1187 @@
         <w:rPr>
           <w:b/>
           <w:bCs/>
-          <w:i w:val="false"/>
-          <w:iCs w:val="false"/>
           <w:sz w:val="30"/>
           <w:szCs w:val="30"/>
         </w:rPr>
-        <w:t xml:space="preserve">Table of Contents</w:t>
+        <w:lastRenderedPageBreak/>
+        <w:t>Table of Contents</w:t>
       </w:r>
     </w:p>
     <w:sdt>
       <w:sdtPr>
         <w:alias w:val="Table of Contents"/>
+        <w:id w:val="-1786725428"/>
       </w:sdtPr>
+      <w:sdtEndPr/>
       <w:sdtContent>
         <w:p>
+          <w:pPr>
+            <w:pStyle w:val="TOC1"/>
+            <w:tabs>
+              <w:tab w:val="right" w:leader="dot" w:pos="9016"/>
+            </w:tabs>
+            <w:rPr>
+              <w:noProof/>
+            </w:rPr>
+          </w:pPr>
           <w:r>
-            <w:fldChar w:fldCharType="begin" w:dirty="true"/>
-            <w:instrText xml:space="preserve">TOC \h \o "1-4"</w:instrText>
+            <w:fldChar w:fldCharType="begin"/>
+          </w:r>
+          <w:r>
+            <w:instrText>TOC \h \o "1-4"</w:instrText>
+          </w:r>
+          <w:r>
             <w:fldChar w:fldCharType="separate"/>
           </w:r>
+          <w:hyperlink w:anchor="_Toc235110942" w:history="1">
+            <w:r>
+              <w:rPr>
+                <w:rStyle w:val="Hyperlink"/>
+                <w:noProof/>
+              </w:rPr>
+              <w:t>I. Record of Changes</w:t>
+            </w:r>
+            <w:r>
+              <w:rPr>
+                <w:noProof/>
+              </w:rPr>
+              <w:tab/>
+            </w:r>
+            <w:r>
+              <w:rPr>
+                <w:noProof/>
+              </w:rPr>
+              <w:fldChar w:fldCharType="begin"/>
+            </w:r>
+            <w:r>
+              <w:rPr>
+                <w:noProof/>
+              </w:rPr>
+              <w:instrText xml:space="preserve"> PAGEREF _Toc235110942 \h </w:instrText>
+            </w:r>
+            <w:r>
+              <w:rPr>
+                <w:noProof/>
+              </w:rPr>
+            </w:r>
+            <w:r>
+              <w:rPr>
+                <w:noProof/>
+              </w:rPr>
+              <w:fldChar w:fldCharType="separate"/>
+            </w:r>
+            <w:r>
+              <w:rPr>
+                <w:noProof/>
+              </w:rPr>
+              <w:t>3</w:t>
+            </w:r>
+            <w:r>
+              <w:rPr>
+                <w:noProof/>
+              </w:rPr>
+              <w:fldChar w:fldCharType="end"/>
+            </w:r>
+          </w:hyperlink>
+        </w:p>
+        <w:p>
+          <w:pPr>
+            <w:pStyle w:val="TOC1"/>
+            <w:tabs>
+              <w:tab w:val="right" w:leader="dot" w:pos="9016"/>
+            </w:tabs>
+            <w:rPr>
+              <w:noProof/>
+            </w:rPr>
+          </w:pPr>
+          <w:hyperlink w:anchor="_Toc235110943" w:history="1">
+            <w:r>
+              <w:rPr>
+                <w:rStyle w:val="Hyperlink"/>
+                <w:noProof/>
+              </w:rPr>
+              <w:t>II. Static Modeling</w:t>
+            </w:r>
+            <w:r>
+              <w:rPr>
+                <w:noProof/>
+              </w:rPr>
+              <w:tab/>
+            </w:r>
+            <w:r>
+              <w:rPr>
+                <w:noProof/>
+              </w:rPr>
+              <w:fldChar w:fldCharType="begin"/>
+            </w:r>
+            <w:r>
+              <w:rPr>
+                <w:noProof/>
+              </w:rPr>
+              <w:instrText xml:space="preserve"> PAGEREF _Toc235110943 \h </w:instrText>
+            </w:r>
+            <w:r>
+              <w:rPr>
+                <w:noProof/>
+              </w:rPr>
+            </w:r>
+            <w:r>
+              <w:rPr>
+                <w:noProof/>
+              </w:rPr>
+              <w:fldChar w:fldCharType="separate"/>
+            </w:r>
+            <w:r>
+              <w:rPr>
+                <w:noProof/>
+              </w:rPr>
+              <w:t>3</w:t>
+            </w:r>
+            <w:r>
+              <w:rPr>
+                <w:noProof/>
+              </w:rPr>
+              <w:fldChar w:fldCharType="end"/>
+            </w:r>
+          </w:hyperlink>
+        </w:p>
+        <w:p>
+          <w:pPr>
+            <w:pStyle w:val="TOC2"/>
+            <w:tabs>
+              <w:tab w:val="right" w:leader="dot" w:pos="9016"/>
+            </w:tabs>
+            <w:rPr>
+              <w:noProof/>
+            </w:rPr>
+          </w:pPr>
+          <w:hyperlink w:anchor="_Toc235110944" w:history="1">
+            <w:r>
+              <w:rPr>
+                <w:rStyle w:val="Hyperlink"/>
+                <w:noProof/>
+              </w:rPr>
+              <w:t>1. Context Modeling</w:t>
+            </w:r>
+            <w:r>
+              <w:rPr>
+                <w:noProof/>
+              </w:rPr>
+              <w:tab/>
+            </w:r>
+            <w:r>
+              <w:rPr>
+                <w:noProof/>
+              </w:rPr>
+              <w:fldChar w:fldCharType="begin"/>
+            </w:r>
+            <w:r>
+              <w:rPr>
+                <w:noProof/>
+              </w:rPr>
+              <w:instrText xml:space="preserve"> PAGEREF _Toc235110944 \h </w:instrText>
+            </w:r>
+            <w:r>
+              <w:rPr>
+                <w:noProof/>
+              </w:rPr>
+            </w:r>
+            <w:r>
+              <w:rPr>
+                <w:noProof/>
+              </w:rPr>
+              <w:fldChar w:fldCharType="separate"/>
+            </w:r>
+            <w:r>
+              <w:rPr>
+                <w:noProof/>
+              </w:rPr>
+              <w:t>3</w:t>
+            </w:r>
+            <w:r>
+              <w:rPr>
+                <w:noProof/>
+              </w:rPr>
+              <w:fldChar w:fldCharType="end"/>
+            </w:r>
+          </w:hyperlink>
+        </w:p>
+        <w:p>
+          <w:pPr>
+            <w:pStyle w:val="TOC2"/>
+            <w:tabs>
+              <w:tab w:val="right" w:leader="dot" w:pos="9016"/>
+            </w:tabs>
+            <w:rPr>
+              <w:noProof/>
+            </w:rPr>
+          </w:pPr>
+          <w:hyperlink w:anchor="_Toc235110945" w:history="1">
+            <w:r>
+              <w:rPr>
+                <w:rStyle w:val="Hyperlink"/>
+                <w:noProof/>
+              </w:rPr>
+              <w:t>2. Entity Classes</w:t>
+            </w:r>
+            <w:r>
+              <w:rPr>
+                <w:noProof/>
+              </w:rPr>
+              <w:tab/>
+            </w:r>
+            <w:r>
+              <w:rPr>
+                <w:noProof/>
+              </w:rPr>
+              <w:fldChar w:fldCharType="begin"/>
+            </w:r>
+            <w:r>
+              <w:rPr>
+                <w:noProof/>
+              </w:rPr>
+              <w:instrText xml:space="preserve"> PAGEREF _Toc235110945 \h </w:instrText>
+            </w:r>
+            <w:r>
+              <w:rPr>
+                <w:noProof/>
+              </w:rPr>
+            </w:r>
+            <w:r>
+              <w:rPr>
+                <w:noProof/>
+              </w:rPr>
+              <w:fldChar w:fldCharType="separate"/>
+            </w:r>
+            <w:r>
+              <w:rPr>
+                <w:noProof/>
+              </w:rPr>
+              <w:t>3</w:t>
+            </w:r>
+            <w:r>
+              <w:rPr>
+                <w:noProof/>
+              </w:rPr>
+              <w:fldChar w:fldCharType="end"/>
+            </w:r>
+          </w:hyperlink>
+        </w:p>
+        <w:p>
+          <w:pPr>
+            <w:pStyle w:val="TOC1"/>
+            <w:tabs>
+              <w:tab w:val="right" w:leader="dot" w:pos="9016"/>
+            </w:tabs>
+            <w:rPr>
+              <w:noProof/>
+            </w:rPr>
+          </w:pPr>
+          <w:hyperlink w:anchor="_Toc235110946" w:history="1">
+            <w:r>
+              <w:rPr>
+                <w:rStyle w:val="Hyperlink"/>
+                <w:noProof/>
+              </w:rPr>
+              <w:t>III. Object &amp; Class Structuring</w:t>
+            </w:r>
+            <w:r>
+              <w:rPr>
+                <w:noProof/>
+              </w:rPr>
+              <w:tab/>
+            </w:r>
+            <w:r>
+              <w:rPr>
+                <w:noProof/>
+              </w:rPr>
+              <w:fldChar w:fldCharType="begin"/>
+            </w:r>
+            <w:r>
+              <w:rPr>
+                <w:noProof/>
+              </w:rPr>
+              <w:instrText xml:space="preserve"> PAGEREF _Toc235110946 \h </w:instrText>
+            </w:r>
+            <w:r>
+              <w:rPr>
+                <w:noProof/>
+              </w:rPr>
+            </w:r>
+            <w:r>
+              <w:rPr>
+                <w:noProof/>
+              </w:rPr>
+              <w:fldChar w:fldCharType="separate"/>
+            </w:r>
+            <w:r>
+              <w:rPr>
+                <w:noProof/>
+              </w:rPr>
+              <w:t>4</w:t>
+            </w:r>
+            <w:r>
+              <w:rPr>
+                <w:noProof/>
+              </w:rPr>
+              <w:fldChar w:fldCharType="end"/>
+            </w:r>
+          </w:hyperlink>
+        </w:p>
+        <w:p>
+          <w:pPr>
+            <w:pStyle w:val="TOC2"/>
+            <w:tabs>
+              <w:tab w:val="right" w:leader="dot" w:pos="9016"/>
+            </w:tabs>
+            <w:rPr>
+              <w:noProof/>
+            </w:rPr>
+          </w:pPr>
+          <w:hyperlink w:anchor="_Toc235110947" w:history="1">
+            <w:r>
+              <w:rPr>
+                <w:rStyle w:val="Hyperlink"/>
+                <w:noProof/>
+              </w:rPr>
+              <w:t>1. Login</w:t>
+            </w:r>
+            <w:r>
+              <w:rPr>
+                <w:noProof/>
+              </w:rPr>
+              <w:tab/>
+            </w:r>
+            <w:r>
+              <w:rPr>
+                <w:noProof/>
+              </w:rPr>
+              <w:fldChar w:fldCharType="begin"/>
+            </w:r>
+            <w:r>
+              <w:rPr>
+                <w:noProof/>
+              </w:rPr>
+              <w:instrText xml:space="preserve"> PAGEREF _Toc235110947 \h </w:instrText>
+            </w:r>
+            <w:r>
+              <w:rPr>
+                <w:noProof/>
+              </w:rPr>
+            </w:r>
+            <w:r>
+              <w:rPr>
+                <w:noProof/>
+              </w:rPr>
+              <w:fldChar w:fldCharType="separate"/>
+            </w:r>
+            <w:r>
+              <w:rPr>
+                <w:noProof/>
+              </w:rPr>
+              <w:t>4</w:t>
+            </w:r>
+            <w:r>
+              <w:rPr>
+                <w:noProof/>
+              </w:rPr>
+              <w:fldChar w:fldCharType="end"/>
+            </w:r>
+          </w:hyperlink>
+        </w:p>
+        <w:p>
+          <w:pPr>
+            <w:pStyle w:val="TOC3"/>
+            <w:tabs>
+              <w:tab w:val="right" w:leader="dot" w:pos="9016"/>
+            </w:tabs>
+            <w:rPr>
+              <w:noProof/>
+            </w:rPr>
+          </w:pPr>
+          <w:hyperlink w:anchor="_Toc235110948" w:history="1">
+            <w:r>
+              <w:rPr>
+                <w:rStyle w:val="Hyperlink"/>
+                <w:noProof/>
+              </w:rPr>
+              <w:t>a. Class Diagram</w:t>
+            </w:r>
+            <w:r>
+              <w:rPr>
+                <w:noProof/>
+              </w:rPr>
+              <w:tab/>
+            </w:r>
+            <w:r>
+              <w:rPr>
+                <w:noProof/>
+              </w:rPr>
+              <w:fldChar w:fldCharType="begin"/>
+            </w:r>
+            <w:r>
+              <w:rPr>
+                <w:noProof/>
+              </w:rPr>
+              <w:instrText xml:space="preserve"> PAGEREF _Toc235110948 \h </w:instrText>
+            </w:r>
+            <w:r>
+              <w:rPr>
+                <w:noProof/>
+              </w:rPr>
+            </w:r>
+            <w:r>
+              <w:rPr>
+                <w:noProof/>
+              </w:rPr>
+              <w:fldChar w:fldCharType="separate"/>
+            </w:r>
+            <w:r>
+              <w:rPr>
+                <w:noProof/>
+              </w:rPr>
+              <w:t>4</w:t>
+            </w:r>
+            <w:r>
+              <w:rPr>
+                <w:noProof/>
+              </w:rPr>
+              <w:fldChar w:fldCharType="end"/>
+            </w:r>
+          </w:hyperlink>
+        </w:p>
+        <w:p>
+          <w:pPr>
+            <w:pStyle w:val="TOC3"/>
+            <w:tabs>
+              <w:tab w:val="right" w:leader="dot" w:pos="9016"/>
+            </w:tabs>
+            <w:rPr>
+              <w:noProof/>
+            </w:rPr>
+          </w:pPr>
+          <w:hyperlink w:anchor="_Toc235110949" w:history="1">
+            <w:r>
+              <w:rPr>
+                <w:rStyle w:val="Hyperlink"/>
+                <w:noProof/>
+              </w:rPr>
+              <w:t>b. Class Description</w:t>
+            </w:r>
+            <w:r>
+              <w:rPr>
+                <w:noProof/>
+              </w:rPr>
+              <w:tab/>
+            </w:r>
+            <w:r>
+              <w:rPr>
+                <w:noProof/>
+              </w:rPr>
+              <w:fldChar w:fldCharType="begin"/>
+            </w:r>
+            <w:r>
+              <w:rPr>
+                <w:noProof/>
+              </w:rPr>
+              <w:instrText xml:space="preserve"> PAGEREF _Toc235110949 \h </w:instrText>
+            </w:r>
+            <w:r>
+              <w:rPr>
+                <w:noProof/>
+              </w:rPr>
+            </w:r>
+            <w:r>
+              <w:rPr>
+                <w:noProof/>
+              </w:rPr>
+              <w:fldChar w:fldCharType="separate"/>
+            </w:r>
+            <w:r>
+              <w:rPr>
+                <w:noProof/>
+              </w:rPr>
+              <w:t>4</w:t>
+            </w:r>
+            <w:r>
+              <w:rPr>
+                <w:noProof/>
+              </w:rPr>
+              <w:fldChar w:fldCharType="end"/>
+            </w:r>
+          </w:hyperlink>
+        </w:p>
+        <w:p>
+          <w:pPr>
+            <w:pStyle w:val="TOC2"/>
+            <w:tabs>
+              <w:tab w:val="right" w:leader="dot" w:pos="9016"/>
+            </w:tabs>
+            <w:rPr>
+              <w:noProof/>
+            </w:rPr>
+          </w:pPr>
+          <w:hyperlink w:anchor="_Toc235110950" w:history="1">
+            <w:r>
+              <w:rPr>
+                <w:rStyle w:val="Hyperlink"/>
+                <w:noProof/>
+              </w:rPr>
+              <w:t>2. Select Language</w:t>
+            </w:r>
+            <w:r>
+              <w:rPr>
+                <w:noProof/>
+              </w:rPr>
+              <w:tab/>
+            </w:r>
+            <w:r>
+              <w:rPr>
+                <w:noProof/>
+              </w:rPr>
+              <w:fldChar w:fldCharType="begin"/>
+            </w:r>
+            <w:r>
+              <w:rPr>
+                <w:noProof/>
+              </w:rPr>
+              <w:instrText xml:space="preserve"> PAGEREF _Toc235110950 \h </w:instrText>
+            </w:r>
+            <w:r>
+              <w:rPr>
+                <w:noProof/>
+              </w:rPr>
+            </w:r>
+            <w:r>
+              <w:rPr>
+                <w:noProof/>
+              </w:rPr>
+              <w:fldChar w:fldCharType="separate"/>
+            </w:r>
+            <w:r>
+              <w:rPr>
+                <w:noProof/>
+              </w:rPr>
+              <w:t>5</w:t>
+            </w:r>
+            <w:r>
+              <w:rPr>
+                <w:noProof/>
+              </w:rPr>
+              <w:fldChar w:fldCharType="end"/>
+            </w:r>
+          </w:hyperlink>
+        </w:p>
+        <w:p>
+          <w:pPr>
+            <w:pStyle w:val="TOC3"/>
+            <w:tabs>
+              <w:tab w:val="right" w:leader="dot" w:pos="9016"/>
+            </w:tabs>
+            <w:rPr>
+              <w:noProof/>
+            </w:rPr>
+          </w:pPr>
+          <w:hyperlink w:anchor="_Toc235110951" w:history="1">
+            <w:r>
+              <w:rPr>
+                <w:rStyle w:val="Hyperlink"/>
+                <w:noProof/>
+              </w:rPr>
+              <w:t>a. Class Diagram</w:t>
+            </w:r>
+            <w:r>
+              <w:rPr>
+                <w:noProof/>
+              </w:rPr>
+              <w:tab/>
+            </w:r>
+            <w:r>
+              <w:rPr>
+                <w:noProof/>
+              </w:rPr>
+              <w:fldChar w:fldCharType="begin"/>
+            </w:r>
+            <w:r>
+              <w:rPr>
+                <w:noProof/>
+              </w:rPr>
+              <w:instrText xml:space="preserve"> PAGEREF _Toc235110951 \h </w:instrText>
+            </w:r>
+            <w:r>
+              <w:rPr>
+                <w:noProof/>
+              </w:rPr>
+            </w:r>
+            <w:r>
+              <w:rPr>
+                <w:noProof/>
+              </w:rPr>
+              <w:fldChar w:fldCharType="separate"/>
+            </w:r>
+            <w:r>
+              <w:rPr>
+                <w:noProof/>
+              </w:rPr>
+              <w:t>5</w:t>
+            </w:r>
+            <w:r>
+              <w:rPr>
+                <w:noProof/>
+              </w:rPr>
+              <w:fldChar w:fldCharType="end"/>
+            </w:r>
+          </w:hyperlink>
+        </w:p>
+        <w:p>
+          <w:pPr>
+            <w:pStyle w:val="TOC1"/>
+            <w:tabs>
+              <w:tab w:val="right" w:leader="dot" w:pos="9016"/>
+            </w:tabs>
+            <w:rPr>
+              <w:noProof/>
+            </w:rPr>
+          </w:pPr>
+          <w:hyperlink w:anchor="_Toc235110952" w:history="1">
+            <w:r>
+              <w:rPr>
+                <w:rStyle w:val="Hyperlink"/>
+                <w:noProof/>
+              </w:rPr>
+              <w:t>IV. Dynamic Interaction Modeling</w:t>
+            </w:r>
+            <w:r>
+              <w:rPr>
+                <w:noProof/>
+              </w:rPr>
+              <w:tab/>
+            </w:r>
+            <w:r>
+              <w:rPr>
+                <w:noProof/>
+              </w:rPr>
+              <w:fldChar w:fldCharType="begin"/>
+            </w:r>
+            <w:r>
+              <w:rPr>
+                <w:noProof/>
+              </w:rPr>
+              <w:instrText xml:space="preserve"> PAGEREF _Toc235110952 \h </w:instrText>
+            </w:r>
+            <w:r>
+              <w:rPr>
+                <w:noProof/>
+              </w:rPr>
+            </w:r>
+            <w:r>
+              <w:rPr>
+                <w:noProof/>
+              </w:rPr>
+              <w:fldChar w:fldCharType="separate"/>
+            </w:r>
+            <w:r>
+              <w:rPr>
+                <w:noProof/>
+              </w:rPr>
+              <w:t>5</w:t>
+            </w:r>
+            <w:r>
+              <w:rPr>
+                <w:noProof/>
+              </w:rPr>
+              <w:fldChar w:fldCharType="end"/>
+            </w:r>
+          </w:hyperlink>
+        </w:p>
+        <w:p>
+          <w:pPr>
+            <w:pStyle w:val="TOC2"/>
+            <w:tabs>
+              <w:tab w:val="right" w:leader="dot" w:pos="9016"/>
+            </w:tabs>
+            <w:rPr>
+              <w:noProof/>
+            </w:rPr>
+          </w:pPr>
+          <w:hyperlink w:anchor="_Toc235110953" w:history="1">
+            <w:r>
+              <w:rPr>
+                <w:rStyle w:val="Hyperlink"/>
+                <w:noProof/>
+              </w:rPr>
+              <w:t>1. Login</w:t>
+            </w:r>
+            <w:r>
+              <w:rPr>
+                <w:noProof/>
+              </w:rPr>
+              <w:tab/>
+            </w:r>
+            <w:r>
+              <w:rPr>
+                <w:noProof/>
+              </w:rPr>
+              <w:fldChar w:fldCharType="begin"/>
+            </w:r>
+            <w:r>
+              <w:rPr>
+                <w:noProof/>
+              </w:rPr>
+              <w:instrText xml:space="preserve"> PAGEREF _Toc235110953 \h </w:instrText>
+            </w:r>
+            <w:r>
+              <w:rPr>
+                <w:noProof/>
+              </w:rPr>
+            </w:r>
+            <w:r>
+              <w:rPr>
+                <w:noProof/>
+              </w:rPr>
+              <w:fldChar w:fldCharType="separate"/>
+            </w:r>
+            <w:r>
+              <w:rPr>
+                <w:noProof/>
+              </w:rPr>
+              <w:t>6</w:t>
+            </w:r>
+            <w:r>
+              <w:rPr>
+                <w:noProof/>
+              </w:rPr>
+              <w:fldChar w:fldCharType="end"/>
+            </w:r>
+          </w:hyperlink>
+        </w:p>
+        <w:p>
+          <w:pPr>
+            <w:pStyle w:val="TOC3"/>
+            <w:tabs>
+              <w:tab w:val="right" w:leader="dot" w:pos="9016"/>
+            </w:tabs>
+            <w:rPr>
+              <w:noProof/>
+            </w:rPr>
+          </w:pPr>
+          <w:hyperlink w:anchor="_Toc235110954" w:history="1">
+            <w:r>
+              <w:rPr>
+                <w:rStyle w:val="Hyperlink"/>
+                <w:noProof/>
+              </w:rPr>
+              <w:t>a. Communication Diagram</w:t>
+            </w:r>
+            <w:r>
+              <w:rPr>
+                <w:noProof/>
+              </w:rPr>
+              <w:tab/>
+            </w:r>
+            <w:r>
+              <w:rPr>
+                <w:noProof/>
+              </w:rPr>
+              <w:fldChar w:fldCharType="begin"/>
+            </w:r>
+            <w:r>
+              <w:rPr>
+                <w:noProof/>
+              </w:rPr>
+              <w:instrText xml:space="preserve"> PAGEREF _Toc235110954 \h </w:instrText>
+            </w:r>
+            <w:r>
+              <w:rPr>
+                <w:noProof/>
+              </w:rPr>
+            </w:r>
+            <w:r>
+              <w:rPr>
+                <w:noProof/>
+              </w:rPr>
+              <w:fldChar w:fldCharType="separate"/>
+            </w:r>
+            <w:r>
+              <w:rPr>
+                <w:noProof/>
+              </w:rPr>
+              <w:t>6</w:t>
+            </w:r>
+            <w:r>
+              <w:rPr>
+                <w:noProof/>
+              </w:rPr>
+              <w:fldChar w:fldCharType="end"/>
+            </w:r>
+          </w:hyperlink>
+        </w:p>
+        <w:p>
+          <w:pPr>
+            <w:pStyle w:val="TOC3"/>
+            <w:tabs>
+              <w:tab w:val="right" w:leader="dot" w:pos="9016"/>
+            </w:tabs>
+            <w:rPr>
+              <w:noProof/>
+            </w:rPr>
+          </w:pPr>
+          <w:hyperlink w:anchor="_Toc235110955" w:history="1">
+            <w:r>
+              <w:rPr>
+                <w:rStyle w:val="Hyperlink"/>
+                <w:noProof/>
+              </w:rPr>
+              <w:t>b. Sequence Diagram</w:t>
+            </w:r>
+            <w:r>
+              <w:rPr>
+                <w:noProof/>
+              </w:rPr>
+              <w:tab/>
+            </w:r>
+            <w:r>
+              <w:rPr>
+                <w:noProof/>
+              </w:rPr>
+              <w:fldChar w:fldCharType="begin"/>
+            </w:r>
+            <w:r>
+              <w:rPr>
+                <w:noProof/>
+              </w:rPr>
+              <w:instrText xml:space="preserve"> PAGEREF _Toc235110955 \h </w:instrText>
+            </w:r>
+            <w:r>
+              <w:rPr>
+                <w:noProof/>
+              </w:rPr>
+            </w:r>
+            <w:r>
+              <w:rPr>
+                <w:noProof/>
+              </w:rPr>
+              <w:fldChar w:fldCharType="separate"/>
+            </w:r>
+            <w:r>
+              <w:rPr>
+                <w:noProof/>
+              </w:rPr>
+              <w:t>6</w:t>
+            </w:r>
+            <w:r>
+              <w:rPr>
+                <w:noProof/>
+              </w:rPr>
+              <w:fldChar w:fldCharType="end"/>
+            </w:r>
+          </w:hyperlink>
+        </w:p>
+        <w:p>
+          <w:pPr>
+            <w:pStyle w:val="TOC2"/>
+            <w:tabs>
+              <w:tab w:val="right" w:leader="dot" w:pos="9016"/>
+            </w:tabs>
+            <w:rPr>
+              <w:noProof/>
+            </w:rPr>
+          </w:pPr>
+          <w:hyperlink w:anchor="_Toc235110956" w:history="1">
+            <w:r>
+              <w:rPr>
+                <w:rStyle w:val="Hyperlink"/>
+                <w:noProof/>
+              </w:rPr>
+              <w:t>2. Select Language</w:t>
+            </w:r>
+            <w:r>
+              <w:rPr>
+                <w:noProof/>
+              </w:rPr>
+              <w:tab/>
+            </w:r>
+            <w:r>
+              <w:rPr>
+                <w:noProof/>
+              </w:rPr>
+              <w:fldChar w:fldCharType="begin"/>
+            </w:r>
+            <w:r>
+              <w:rPr>
+                <w:noProof/>
+              </w:rPr>
+              <w:instrText xml:space="preserve"> PAGEREF _Toc235110956 \h </w:instrText>
+            </w:r>
+            <w:r>
+              <w:rPr>
+                <w:noProof/>
+              </w:rPr>
+            </w:r>
+            <w:r>
+              <w:rPr>
+                <w:noProof/>
+              </w:rPr>
+              <w:fldChar w:fldCharType="separate"/>
+            </w:r>
+            <w:r>
+              <w:rPr>
+                <w:noProof/>
+              </w:rPr>
+              <w:t>6</w:t>
+            </w:r>
+            <w:r>
+              <w:rPr>
+                <w:noProof/>
+              </w:rPr>
+              <w:fldChar w:fldCharType="end"/>
+            </w:r>
+          </w:hyperlink>
+        </w:p>
+        <w:p>
+          <w:pPr>
+            <w:pStyle w:val="TOC3"/>
+            <w:tabs>
+              <w:tab w:val="right" w:leader="dot" w:pos="9016"/>
+            </w:tabs>
+            <w:rPr>
+              <w:noProof/>
+            </w:rPr>
+          </w:pPr>
+          <w:hyperlink w:anchor="_Toc235110957" w:history="1">
+            <w:r>
+              <w:rPr>
+                <w:rStyle w:val="Hyperlink"/>
+                <w:noProof/>
+              </w:rPr>
+              <w:t>a. Communication Diagram</w:t>
+            </w:r>
+            <w:r>
+              <w:rPr>
+                <w:noProof/>
+              </w:rPr>
+              <w:tab/>
+            </w:r>
+            <w:r>
+              <w:rPr>
+                <w:noProof/>
+              </w:rPr>
+              <w:fldChar w:fldCharType="begin"/>
+            </w:r>
+            <w:r>
+              <w:rPr>
+                <w:noProof/>
+              </w:rPr>
+              <w:instrText xml:space="preserve"> PAGEREF _Toc235110957 \h </w:instrText>
+            </w:r>
+            <w:r>
+              <w:rPr>
+                <w:noProof/>
+              </w:rPr>
+            </w:r>
+            <w:r>
+              <w:rPr>
+                <w:noProof/>
+              </w:rPr>
+              <w:fldChar w:fldCharType="separate"/>
+            </w:r>
+            <w:r>
+              <w:rPr>
+                <w:noProof/>
+              </w:rPr>
+              <w:t>6</w:t>
+            </w:r>
+            <w:r>
+              <w:rPr>
+                <w:noProof/>
+              </w:rPr>
+              <w:fldChar w:fldCharType="end"/>
+            </w:r>
+          </w:hyperlink>
+        </w:p>
+        <w:p>
+          <w:pPr>
+            <w:pStyle w:val="TOC1"/>
+            <w:tabs>
+              <w:tab w:val="right" w:leader="dot" w:pos="9016"/>
+            </w:tabs>
+            <w:rPr>
+              <w:noProof/>
+            </w:rPr>
+          </w:pPr>
+          <w:hyperlink w:anchor="_Toc235110958" w:history="1">
+            <w:r>
+              <w:rPr>
+                <w:rStyle w:val="Hyperlink"/>
+                <w:noProof/>
+              </w:rPr>
+              <w:t>V. Finite State Machine</w:t>
+            </w:r>
+            <w:r>
+              <w:rPr>
+                <w:noProof/>
+              </w:rPr>
+              <w:tab/>
+            </w:r>
+            <w:r>
+              <w:rPr>
+                <w:noProof/>
+              </w:rPr>
+              <w:fldChar w:fldCharType="begin"/>
+            </w:r>
+            <w:r>
+              <w:rPr>
+                <w:noProof/>
+              </w:rPr>
+              <w:instrText xml:space="preserve"> PAGEREF _Toc235110958 \h </w:instrText>
+            </w:r>
+            <w:r>
+              <w:rPr>
+                <w:noProof/>
+              </w:rPr>
+            </w:r>
+            <w:r>
+              <w:rPr>
+                <w:noProof/>
+              </w:rPr>
+              <w:fldChar w:fldCharType="separate"/>
+            </w:r>
+            <w:r>
+              <w:rPr>
+                <w:noProof/>
+              </w:rPr>
+              <w:t>7</w:t>
+            </w:r>
+            <w:r>
+              <w:rPr>
+                <w:noProof/>
+              </w:rPr>
+              <w:fldChar w:fldCharType="end"/>
+            </w:r>
+          </w:hyperlink>
+        </w:p>
+        <w:p>
+          <w:pPr>
+            <w:pStyle w:val="TOC2"/>
+            <w:tabs>
+              <w:tab w:val="right" w:leader="dot" w:pos="9016"/>
+            </w:tabs>
+            <w:rPr>
+              <w:noProof/>
+            </w:rPr>
+          </w:pPr>
+          <w:hyperlink w:anchor="_Toc235110959" w:history="1">
+            <w:r>
+              <w:rPr>
+                <w:rStyle w:val="Hyperlink"/>
+                <w:noProof/>
+              </w:rPr>
+              <w:t>1. Login Session</w:t>
+            </w:r>
+            <w:r>
+              <w:rPr>
+                <w:noProof/>
+              </w:rPr>
+              <w:tab/>
+            </w:r>
+            <w:r>
+              <w:rPr>
+                <w:noProof/>
+              </w:rPr>
+              <w:fldChar w:fldCharType="begin"/>
+            </w:r>
+            <w:r>
+              <w:rPr>
+                <w:noProof/>
+              </w:rPr>
+              <w:instrText xml:space="preserve"> PAGEREF _Toc235110959 \h </w:instrText>
+            </w:r>
+            <w:r>
+              <w:rPr>
+                <w:noProof/>
+              </w:rPr>
+            </w:r>
+            <w:r>
+              <w:rPr>
+                <w:noProof/>
+              </w:rPr>
+              <w:fldChar w:fldCharType="separate"/>
+            </w:r>
+            <w:r>
+              <w:rPr>
+                <w:noProof/>
+              </w:rPr>
+              <w:t>7</w:t>
+            </w:r>
+            <w:r>
+              <w:rPr>
+                <w:noProof/>
+              </w:rPr>
+              <w:fldChar w:fldCharType="end"/>
+            </w:r>
+          </w:hyperlink>
+        </w:p>
+        <w:p>
+          <w:pPr>
+            <w:pStyle w:val="TOC2"/>
+            <w:tabs>
+              <w:tab w:val="right" w:leader="dot" w:pos="9016"/>
+            </w:tabs>
+            <w:rPr>
+              <w:noProof/>
+            </w:rPr>
+          </w:pPr>
+          <w:hyperlink w:anchor="_Toc235110960" w:history="1">
+            <w:r>
+              <w:rPr>
+                <w:rStyle w:val="Hyperlink"/>
+                <w:noProof/>
+              </w:rPr>
+              <w:t>2. Account Status</w:t>
+            </w:r>
+            <w:r>
+              <w:rPr>
+                <w:noProof/>
+              </w:rPr>
+              <w:tab/>
+            </w:r>
+            <w:r>
+              <w:rPr>
+                <w:noProof/>
+              </w:rPr>
+              <w:fldChar w:fldCharType="begin"/>
+            </w:r>
+            <w:r>
+              <w:rPr>
+                <w:noProof/>
+              </w:rPr>
+              <w:instrText xml:space="preserve"> PAGEREF _Toc235110960 \h </w:instrText>
+            </w:r>
+            <w:r>
+              <w:rPr>
+                <w:noProof/>
+              </w:rPr>
+            </w:r>
+            <w:r>
+              <w:rPr>
+                <w:noProof/>
+              </w:rPr>
+              <w:fldChar w:fldCharType="separate"/>
+            </w:r>
+            <w:r>
+              <w:rPr>
+                <w:noProof/>
+              </w:rPr>
+              <w:t>8</w:t>
+            </w:r>
+            <w:r>
+              <w:rPr>
+                <w:noProof/>
+              </w:rPr>
+              <w:fldChar w:fldCharType="end"/>
+            </w:r>
+          </w:hyperlink>
         </w:p>
         <w:p>
           <w:r>
@@ -287,29 +1372,34 @@
     <w:p>
       <w:pPr>
         <w:pStyle w:val="Heading1"/>
-        <w:spacing w:after="120" w:before="240"/>
-      </w:pPr>
+      </w:pPr>
+      <w:bookmarkStart w:id="0" w:name="_Toc235110942"/>
       <w:r>
         <w:rPr>
-          <w:b w:val="false"/>
-          <w:bCs w:val="false"/>
-          <w:i w:val="false"/>
-          <w:iCs w:val="false"/>
+          <w:b w:val="0"/>
+          <w:bCs w:val="0"/>
         </w:rPr>
-        <w:t xml:space="preserve">I. Record of Changes</w:t>
-      </w:r>
+        <w:lastRenderedPageBreak/>
+        <w:t>I. Record of Changes</w:t>
+      </w:r>
+      <w:bookmarkEnd w:id="0"/>
     </w:p>
     <w:tbl>
       <w:tblPr>
-        <w:tblW w:type="dxa" w:w="9026"/>
+        <w:tblW w:w="9026" w:type="dxa"/>
         <w:tblBorders>
-          <w:top w:val="single" w:color="auto" w:sz="4"/>
-          <w:left w:val="single" w:color="auto" w:sz="4"/>
-          <w:bottom w:val="single" w:color="auto" w:sz="4"/>
-          <w:right w:val="single" w:color="auto" w:sz="4"/>
-          <w:insideH w:val="single" w:color="auto" w:sz="4"/>
-          <w:insideV w:val="single" w:color="auto" w:sz="4"/>
+          <w:top w:val="single" w:sz="4" w:space="0" w:color="auto"/>
+          <w:left w:val="single" w:sz="4" w:space="0" w:color="auto"/>
+          <w:bottom w:val="single" w:sz="4" w:space="0" w:color="auto"/>
+          <w:right w:val="single" w:sz="4" w:space="0" w:color="auto"/>
+          <w:insideH w:val="single" w:sz="4" w:space="0" w:color="auto"/>
+          <w:insideV w:val="single" w:sz="4" w:space="0" w:color="auto"/>
         </w:tblBorders>
+        <w:tblCellMar>
+          <w:left w:w="10" w:type="dxa"/>
+          <w:right w:w="10" w:type="dxa"/>
+        </w:tblCellMar>
+        <w:tblLook w:val="0000" w:firstRow="0" w:lastRow="0" w:firstColumn="0" w:lastColumn="0" w:noHBand="0" w:noVBand="0"/>
       </w:tblPr>
       <w:tblGrid>
         <w:gridCol w:w="1500"/>
@@ -318,24 +1408,30 @@
         <w:gridCol w:w="3826"/>
       </w:tblGrid>
       <w:tr>
+        <w:tblPrEx>
+          <w:tblCellMar>
+            <w:top w:w="0" w:type="dxa"/>
+            <w:bottom w:w="0" w:type="dxa"/>
+          </w:tblCellMar>
+        </w:tblPrEx>
         <w:trPr>
           <w:tblHeader/>
         </w:trPr>
         <w:tc>
           <w:tcPr>
-            <w:tcW w:type="dxa" w:w="1500"/>
+            <w:tcW w:w="1500" w:type="dxa"/>
             <w:tcBorders>
-              <w:top w:val="single" w:color="999999" w:sz="1"/>
-              <w:left w:val="single" w:color="999999" w:sz="1"/>
-              <w:bottom w:val="single" w:color="999999" w:sz="1"/>
-              <w:right w:val="single" w:color="999999" w:sz="1"/>
+              <w:top w:val="single" w:sz="1" w:space="0" w:color="999999"/>
+              <w:left w:val="single" w:sz="1" w:space="0" w:color="999999"/>
+              <w:bottom w:val="single" w:sz="1" w:space="0" w:color="999999"/>
+              <w:right w:val="single" w:sz="1" w:space="0" w:color="999999"/>
             </w:tcBorders>
-            <w:shd w:fill="4472C4" w:val="clear"/>
+            <w:shd w:val="clear" w:color="auto" w:fill="4472C4"/>
             <w:tcMar>
-              <w:top w:type="dxa" w:w="60"/>
-              <w:left w:type="dxa" w:w="110"/>
-              <w:bottom w:type="dxa" w:w="60"/>
-              <w:right w:type="dxa" w:w="110"/>
+              <w:top w:w="60" w:type="dxa"/>
+              <w:left w:w="110" w:type="dxa"/>
+              <w:bottom w:w="60" w:type="dxa"/>
+              <w:right w:w="110" w:type="dxa"/>
             </w:tcMar>
             <w:vAlign w:val="center"/>
           </w:tcPr>
@@ -348,29 +1444,27 @@
               <w:rPr>
                 <w:b/>
                 <w:bCs/>
-                <w:i w:val="false"/>
-                <w:iCs w:val="false"/>
                 <w:color w:val="FFFFFF"/>
               </w:rPr>
-              <w:t xml:space="preserve">Date</w:t>
+              <w:t>Date</w:t>
             </w:r>
           </w:p>
         </w:tc>
         <w:tc>
           <w:tcPr>
-            <w:tcW w:type="dxa" w:w="1400"/>
+            <w:tcW w:w="1400" w:type="dxa"/>
             <w:tcBorders>
-              <w:top w:val="single" w:color="999999" w:sz="1"/>
-              <w:left w:val="single" w:color="999999" w:sz="1"/>
-              <w:bottom w:val="single" w:color="999999" w:sz="1"/>
-              <w:right w:val="single" w:color="999999" w:sz="1"/>
+              <w:top w:val="single" w:sz="1" w:space="0" w:color="999999"/>
+              <w:left w:val="single" w:sz="1" w:space="0" w:color="999999"/>
+              <w:bottom w:val="single" w:sz="1" w:space="0" w:color="999999"/>
+              <w:right w:val="single" w:sz="1" w:space="0" w:color="999999"/>
             </w:tcBorders>
-            <w:shd w:fill="4472C4" w:val="clear"/>
+            <w:shd w:val="clear" w:color="auto" w:fill="4472C4"/>
             <w:tcMar>
-              <w:top w:type="dxa" w:w="60"/>
-              <w:left w:type="dxa" w:w="110"/>
-              <w:bottom w:type="dxa" w:w="60"/>
-              <w:right w:type="dxa" w:w="110"/>
+              <w:top w:w="60" w:type="dxa"/>
+              <w:left w:w="110" w:type="dxa"/>
+              <w:bottom w:w="60" w:type="dxa"/>
+              <w:right w:w="110" w:type="dxa"/>
             </w:tcMar>
             <w:vAlign w:val="center"/>
           </w:tcPr>
@@ -383,29 +1477,27 @@
               <w:rPr>
                 <w:b/>
                 <w:bCs/>
-                <w:i w:val="false"/>
-                <w:iCs w:val="false"/>
                 <w:color w:val="FFFFFF"/>
               </w:rPr>
-              <w:t xml:space="preserve">A* / M, D</w:t>
+              <w:t>A* / M, D</w:t>
             </w:r>
           </w:p>
         </w:tc>
         <w:tc>
           <w:tcPr>
-            <w:tcW w:type="dxa" w:w="2300"/>
+            <w:tcW w:w="2300" w:type="dxa"/>
             <w:tcBorders>
-              <w:top w:val="single" w:color="999999" w:sz="1"/>
-              <w:left w:val="single" w:color="999999" w:sz="1"/>
-              <w:bottom w:val="single" w:color="999999" w:sz="1"/>
-              <w:right w:val="single" w:color="999999" w:sz="1"/>
+              <w:top w:val="single" w:sz="1" w:space="0" w:color="999999"/>
+              <w:left w:val="single" w:sz="1" w:space="0" w:color="999999"/>
+              <w:bottom w:val="single" w:sz="1" w:space="0" w:color="999999"/>
+              <w:right w:val="single" w:sz="1" w:space="0" w:color="999999"/>
             </w:tcBorders>
-            <w:shd w:fill="4472C4" w:val="clear"/>
+            <w:shd w:val="clear" w:color="auto" w:fill="4472C4"/>
             <w:tcMar>
-              <w:top w:type="dxa" w:w="60"/>
-              <w:left w:type="dxa" w:w="110"/>
-              <w:bottom w:type="dxa" w:w="60"/>
-              <w:right w:type="dxa" w:w="110"/>
+              <w:top w:w="60" w:type="dxa"/>
+              <w:left w:w="110" w:type="dxa"/>
+              <w:bottom w:w="60" w:type="dxa"/>
+              <w:right w:w="110" w:type="dxa"/>
             </w:tcMar>
             <w:vAlign w:val="center"/>
           </w:tcPr>
@@ -418,29 +1510,27 @@
               <w:rPr>
                 <w:b/>
                 <w:bCs/>
-                <w:i w:val="false"/>
-                <w:iCs w:val="false"/>
                 <w:color w:val="FFFFFF"/>
               </w:rPr>
-              <w:t xml:space="preserve">In charge</w:t>
+              <w:t>In charge</w:t>
             </w:r>
           </w:p>
         </w:tc>
         <w:tc>
           <w:tcPr>
-            <w:tcW w:type="dxa" w:w="3826"/>
+            <w:tcW w:w="3826" w:type="dxa"/>
             <w:tcBorders>
-              <w:top w:val="single" w:color="999999" w:sz="1"/>
-              <w:left w:val="single" w:color="999999" w:sz="1"/>
-              <w:bottom w:val="single" w:color="999999" w:sz="1"/>
-              <w:right w:val="single" w:color="999999" w:sz="1"/>
+              <w:top w:val="single" w:sz="1" w:space="0" w:color="999999"/>
+              <w:left w:val="single" w:sz="1" w:space="0" w:color="999999"/>
+              <w:bottom w:val="single" w:sz="1" w:space="0" w:color="999999"/>
+              <w:right w:val="single" w:sz="1" w:space="0" w:color="999999"/>
             </w:tcBorders>
-            <w:shd w:fill="4472C4" w:val="clear"/>
+            <w:shd w:val="clear" w:color="auto" w:fill="4472C4"/>
             <w:tcMar>
-              <w:top w:type="dxa" w:w="60"/>
-              <w:left w:type="dxa" w:w="110"/>
-              <w:bottom w:type="dxa" w:w="60"/>
-              <w:right w:type="dxa" w:w="110"/>
+              <w:top w:w="60" w:type="dxa"/>
+              <w:left w:w="110" w:type="dxa"/>
+              <w:bottom w:w="60" w:type="dxa"/>
+              <w:right w:w="110" w:type="dxa"/>
             </w:tcMar>
             <w:vAlign w:val="center"/>
           </w:tcPr>
@@ -453,30 +1543,34 @@
               <w:rPr>
                 <w:b/>
                 <w:bCs/>
-                <w:i w:val="false"/>
-                <w:iCs w:val="false"/>
                 <w:color w:val="FFFFFF"/>
               </w:rPr>
-              <w:t xml:space="preserve">Change Description</w:t>
+              <w:t>Change Description</w:t>
             </w:r>
           </w:p>
         </w:tc>
       </w:tr>
       <w:tr>
+        <w:tblPrEx>
+          <w:tblCellMar>
+            <w:top w:w="0" w:type="dxa"/>
+            <w:bottom w:w="0" w:type="dxa"/>
+          </w:tblCellMar>
+        </w:tblPrEx>
         <w:tc>
           <w:tcPr>
-            <w:tcW w:type="dxa" w:w="1500"/>
+            <w:tcW w:w="1500" w:type="dxa"/>
             <w:tcBorders>
-              <w:top w:val="single" w:color="999999" w:sz="1"/>
-              <w:left w:val="single" w:color="999999" w:sz="1"/>
-              <w:bottom w:val="single" w:color="999999" w:sz="1"/>
-              <w:right w:val="single" w:color="999999" w:sz="1"/>
+              <w:top w:val="single" w:sz="1" w:space="0" w:color="999999"/>
+              <w:left w:val="single" w:sz="1" w:space="0" w:color="999999"/>
+              <w:bottom w:val="single" w:sz="1" w:space="0" w:color="999999"/>
+              <w:right w:val="single" w:sz="1" w:space="0" w:color="999999"/>
             </w:tcBorders>
             <w:tcMar>
-              <w:top w:type="dxa" w:w="60"/>
-              <w:left w:type="dxa" w:w="110"/>
-              <w:bottom w:type="dxa" w:w="60"/>
-              <w:right w:type="dxa" w:w="110"/>
+              <w:top w:w="60" w:type="dxa"/>
+              <w:left w:w="110" w:type="dxa"/>
+              <w:bottom w:w="60" w:type="dxa"/>
+              <w:right w:w="110" w:type="dxa"/>
             </w:tcMar>
             <w:vAlign w:val="center"/>
           </w:tcPr>
@@ -485,30 +1579,24 @@
               <w:spacing w:after="20"/>
             </w:pPr>
             <w:r>
-              <w:rPr>
-                <w:b w:val="false"/>
-                <w:bCs w:val="false"/>
-                <w:i w:val="false"/>
-                <w:iCs w:val="false"/>
-              </w:rPr>
-              <w:t xml:space="preserve">21/06/2026</w:t>
+              <w:t>21/06/2026</w:t>
             </w:r>
           </w:p>
         </w:tc>
         <w:tc>
           <w:tcPr>
-            <w:tcW w:type="dxa" w:w="1400"/>
+            <w:tcW w:w="1400" w:type="dxa"/>
             <w:tcBorders>
-              <w:top w:val="single" w:color="999999" w:sz="1"/>
-              <w:left w:val="single" w:color="999999" w:sz="1"/>
-              <w:bottom w:val="single" w:color="999999" w:sz="1"/>
-              <w:right w:val="single" w:color="999999" w:sz="1"/>
+              <w:top w:val="single" w:sz="1" w:space="0" w:color="999999"/>
+              <w:left w:val="single" w:sz="1" w:space="0" w:color="999999"/>
+              <w:bottom w:val="single" w:sz="1" w:space="0" w:color="999999"/>
+              <w:right w:val="single" w:sz="1" w:space="0" w:color="999999"/>
             </w:tcBorders>
             <w:tcMar>
-              <w:top w:type="dxa" w:w="60"/>
-              <w:left w:type="dxa" w:w="110"/>
-              <w:bottom w:type="dxa" w:w="60"/>
-              <w:right w:type="dxa" w:w="110"/>
+              <w:top w:w="60" w:type="dxa"/>
+              <w:left w:w="110" w:type="dxa"/>
+              <w:bottom w:w="60" w:type="dxa"/>
+              <w:right w:w="110" w:type="dxa"/>
             </w:tcMar>
             <w:vAlign w:val="center"/>
           </w:tcPr>
@@ -517,30 +1605,24 @@
               <w:spacing w:after="20"/>
             </w:pPr>
             <w:r>
-              <w:rPr>
-                <w:b w:val="false"/>
-                <w:bCs w:val="false"/>
-                <w:i w:val="false"/>
-                <w:iCs w:val="false"/>
-              </w:rPr>
-              <w:t xml:space="preserve">A</w:t>
+              <w:t>A</w:t>
             </w:r>
           </w:p>
         </w:tc>
         <w:tc>
           <w:tcPr>
-            <w:tcW w:type="dxa" w:w="2300"/>
+            <w:tcW w:w="2300" w:type="dxa"/>
             <w:tcBorders>
-              <w:top w:val="single" w:color="999999" w:sz="1"/>
-              <w:left w:val="single" w:color="999999" w:sz="1"/>
-              <w:bottom w:val="single" w:color="999999" w:sz="1"/>
-              <w:right w:val="single" w:color="999999" w:sz="1"/>
+              <w:top w:val="single" w:sz="1" w:space="0" w:color="999999"/>
+              <w:left w:val="single" w:sz="1" w:space="0" w:color="999999"/>
+              <w:bottom w:val="single" w:sz="1" w:space="0" w:color="999999"/>
+              <w:right w:val="single" w:sz="1" w:space="0" w:color="999999"/>
             </w:tcBorders>
             <w:tcMar>
-              <w:top w:type="dxa" w:w="60"/>
-              <w:left w:type="dxa" w:w="110"/>
-              <w:bottom w:type="dxa" w:w="60"/>
-              <w:right w:type="dxa" w:w="110"/>
+              <w:top w:w="60" w:type="dxa"/>
+              <w:left w:w="110" w:type="dxa"/>
+              <w:bottom w:w="60" w:type="dxa"/>
+              <w:right w:w="110" w:type="dxa"/>
             </w:tcMar>
             <w:vAlign w:val="center"/>
           </w:tcPr>
@@ -549,30 +1631,24 @@
               <w:spacing w:after="20"/>
             </w:pPr>
             <w:r>
-              <w:rPr>
-                <w:b w:val="false"/>
-                <w:bCs w:val="false"/>
-                <w:i w:val="false"/>
-                <w:iCs w:val="false"/>
-              </w:rPr>
-              <w:t xml:space="preserve">&lt;Student Name&gt;</w:t>
+              <w:t>&lt;Student Name&gt;</w:t>
             </w:r>
           </w:p>
         </w:tc>
         <w:tc>
           <w:tcPr>
-            <w:tcW w:type="dxa" w:w="3826"/>
+            <w:tcW w:w="3826" w:type="dxa"/>
             <w:tcBorders>
-              <w:top w:val="single" w:color="999999" w:sz="1"/>
-              <w:left w:val="single" w:color="999999" w:sz="1"/>
-              <w:bottom w:val="single" w:color="999999" w:sz="1"/>
-              <w:right w:val="single" w:color="999999" w:sz="1"/>
+              <w:top w:val="single" w:sz="1" w:space="0" w:color="999999"/>
+              <w:left w:val="single" w:sz="1" w:space="0" w:color="999999"/>
+              <w:bottom w:val="single" w:sz="1" w:space="0" w:color="999999"/>
+              <w:right w:val="single" w:sz="1" w:space="0" w:color="999999"/>
             </w:tcBorders>
             <w:tcMar>
-              <w:top w:type="dxa" w:w="60"/>
-              <w:left w:type="dxa" w:w="110"/>
-              <w:bottom w:type="dxa" w:w="60"/>
-              <w:right w:type="dxa" w:w="110"/>
+              <w:top w:w="60" w:type="dxa"/>
+              <w:left w:w="110" w:type="dxa"/>
+              <w:bottom w:w="60" w:type="dxa"/>
+              <w:right w:w="110" w:type="dxa"/>
             </w:tcMar>
             <w:vAlign w:val="center"/>
           </w:tcPr>
@@ -581,32 +1657,32 @@
               <w:spacing w:after="20"/>
             </w:pPr>
             <w:r>
-              <w:rPr>
-                <w:b w:val="false"/>
-                <w:bCs w:val="false"/>
-                <w:i w:val="false"/>
-                <w:iCs w:val="false"/>
-              </w:rPr>
-              <w:t xml:space="preserve">Initial version – Analysis Model for the Ebank Login System.</w:t>
+              <w:t>Initial version – Analysis Model for the Ebank Login System.</w:t>
             </w:r>
           </w:p>
         </w:tc>
       </w:tr>
       <w:tr>
+        <w:tblPrEx>
+          <w:tblCellMar>
+            <w:top w:w="0" w:type="dxa"/>
+            <w:bottom w:w="0" w:type="dxa"/>
+          </w:tblCellMar>
+        </w:tblPrEx>
         <w:tc>
           <w:tcPr>
-            <w:tcW w:type="dxa" w:w="1500"/>
+            <w:tcW w:w="1500" w:type="dxa"/>
             <w:tcBorders>
-              <w:top w:val="single" w:color="999999" w:sz="1"/>
-              <w:left w:val="single" w:color="999999" w:sz="1"/>
-              <w:bottom w:val="single" w:color="999999" w:sz="1"/>
-              <w:right w:val="single" w:color="999999" w:sz="1"/>
+              <w:top w:val="single" w:sz="1" w:space="0" w:color="999999"/>
+              <w:left w:val="single" w:sz="1" w:space="0" w:color="999999"/>
+              <w:bottom w:val="single" w:sz="1" w:space="0" w:color="999999"/>
+              <w:right w:val="single" w:sz="1" w:space="0" w:color="999999"/>
             </w:tcBorders>
             <w:tcMar>
-              <w:top w:type="dxa" w:w="60"/>
-              <w:left w:type="dxa" w:w="110"/>
-              <w:bottom w:type="dxa" w:w="60"/>
-              <w:right w:type="dxa" w:w="110"/>
+              <w:top w:w="60" w:type="dxa"/>
+              <w:left w:w="110" w:type="dxa"/>
+              <w:bottom w:w="60" w:type="dxa"/>
+              <w:right w:w="110" w:type="dxa"/>
             </w:tcMar>
             <w:vAlign w:val="center"/>
           </w:tcPr>
@@ -615,30 +1691,24 @@
               <w:spacing w:after="20"/>
             </w:pPr>
             <w:r>
-              <w:rPr>
-                <w:b w:val="false"/>
-                <w:bCs w:val="false"/>
-                <w:i w:val="false"/>
-                <w:iCs w:val="false"/>
-              </w:rPr>
-              <w:t xml:space="preserve">06/07/2026</w:t>
+              <w:t>06/07/2026</w:t>
             </w:r>
           </w:p>
         </w:tc>
         <w:tc>
           <w:tcPr>
-            <w:tcW w:type="dxa" w:w="1400"/>
+            <w:tcW w:w="1400" w:type="dxa"/>
             <w:tcBorders>
-              <w:top w:val="single" w:color="999999" w:sz="1"/>
-              <w:left w:val="single" w:color="999999" w:sz="1"/>
-              <w:bottom w:val="single" w:color="999999" w:sz="1"/>
-              <w:right w:val="single" w:color="999999" w:sz="1"/>
+              <w:top w:val="single" w:sz="1" w:space="0" w:color="999999"/>
+              <w:left w:val="single" w:sz="1" w:space="0" w:color="999999"/>
+              <w:bottom w:val="single" w:sz="1" w:space="0" w:color="999999"/>
+              <w:right w:val="single" w:sz="1" w:space="0" w:color="999999"/>
             </w:tcBorders>
             <w:tcMar>
-              <w:top w:type="dxa" w:w="60"/>
-              <w:left w:type="dxa" w:w="110"/>
-              <w:bottom w:type="dxa" w:w="60"/>
-              <w:right w:type="dxa" w:w="110"/>
+              <w:top w:w="60" w:type="dxa"/>
+              <w:left w:w="110" w:type="dxa"/>
+              <w:bottom w:w="60" w:type="dxa"/>
+              <w:right w:w="110" w:type="dxa"/>
             </w:tcMar>
             <w:vAlign w:val="center"/>
           </w:tcPr>
@@ -647,30 +1717,24 @@
               <w:spacing w:after="20"/>
             </w:pPr>
             <w:r>
-              <w:rPr>
-                <w:b w:val="false"/>
-                <w:bCs w:val="false"/>
-                <w:i w:val="false"/>
-                <w:iCs w:val="false"/>
-              </w:rPr>
-              <w:t xml:space="preserve">M</w:t>
+              <w:t>M</w:t>
             </w:r>
           </w:p>
         </w:tc>
         <w:tc>
           <w:tcPr>
-            <w:tcW w:type="dxa" w:w="2300"/>
+            <w:tcW w:w="2300" w:type="dxa"/>
             <w:tcBorders>
-              <w:top w:val="single" w:color="999999" w:sz="1"/>
-              <w:left w:val="single" w:color="999999" w:sz="1"/>
-              <w:bottom w:val="single" w:color="999999" w:sz="1"/>
-              <w:right w:val="single" w:color="999999" w:sz="1"/>
+              <w:top w:val="single" w:sz="1" w:space="0" w:color="999999"/>
+              <w:left w:val="single" w:sz="1" w:space="0" w:color="999999"/>
+              <w:bottom w:val="single" w:sz="1" w:space="0" w:color="999999"/>
+              <w:right w:val="single" w:sz="1" w:space="0" w:color="999999"/>
             </w:tcBorders>
             <w:tcMar>
-              <w:top w:type="dxa" w:w="60"/>
-              <w:left w:type="dxa" w:w="110"/>
-              <w:bottom w:type="dxa" w:w="60"/>
-              <w:right w:type="dxa" w:w="110"/>
+              <w:top w:w="60" w:type="dxa"/>
+              <w:left w:w="110" w:type="dxa"/>
+              <w:bottom w:w="60" w:type="dxa"/>
+              <w:right w:w="110" w:type="dxa"/>
             </w:tcMar>
             <w:vAlign w:val="center"/>
           </w:tcPr>
@@ -679,30 +1743,24 @@
               <w:spacing w:after="20"/>
             </w:pPr>
             <w:r>
-              <w:rPr>
-                <w:b w:val="false"/>
-                <w:bCs w:val="false"/>
-                <w:i w:val="false"/>
-                <w:iCs w:val="false"/>
-              </w:rPr>
-              <w:t xml:space="preserve">&lt;Student Name&gt;</w:t>
+              <w:t>&lt;Student Name&gt;</w:t>
             </w:r>
           </w:p>
         </w:tc>
         <w:tc>
           <w:tcPr>
-            <w:tcW w:type="dxa" w:w="3826"/>
+            <w:tcW w:w="3826" w:type="dxa"/>
             <w:tcBorders>
-              <w:top w:val="single" w:color="999999" w:sz="1"/>
-              <w:left w:val="single" w:color="999999" w:sz="1"/>
-              <w:bottom w:val="single" w:color="999999" w:sz="1"/>
-              <w:right w:val="single" w:color="999999" w:sz="1"/>
+              <w:top w:val="single" w:sz="1" w:space="0" w:color="999999"/>
+              <w:left w:val="single" w:sz="1" w:space="0" w:color="999999"/>
+              <w:bottom w:val="single" w:sz="1" w:space="0" w:color="999999"/>
+              <w:right w:val="single" w:sz="1" w:space="0" w:color="999999"/>
             </w:tcBorders>
             <w:tcMar>
-              <w:top w:type="dxa" w:w="60"/>
-              <w:left w:type="dxa" w:w="110"/>
-              <w:bottom w:type="dxa" w:w="60"/>
-              <w:right w:type="dxa" w:w="110"/>
+              <w:top w:w="60" w:type="dxa"/>
+              <w:left w:w="110" w:type="dxa"/>
+              <w:bottom w:w="60" w:type="dxa"/>
+              <w:right w:w="110" w:type="dxa"/>
             </w:tcMar>
             <w:vAlign w:val="center"/>
           </w:tcPr>
@@ -711,13 +1769,7 @@
               <w:spacing w:after="20"/>
             </w:pPr>
             <w:r>
-              <w:rPr>
-                <w:b w:val="false"/>
-                <w:bCs w:val="false"/>
-                <w:i w:val="false"/>
-                <w:iCs w:val="false"/>
-              </w:rPr>
-              <w:t xml:space="preserve">Aligned with the design/implementation: the Login control class is named Ebank (formerly EbankService).</w:t>
+              <w:t>Aligned with the design/implementation: the Login control class is named Ebank (formerly EbankService).</w:t>
             </w:r>
           </w:p>
         </w:tc>
@@ -729,68 +1781,67 @@
       </w:pPr>
       <w:r>
         <w:rPr>
-          <w:b w:val="false"/>
-          <w:bCs w:val="false"/>
           <w:i/>
           <w:iCs/>
         </w:rPr>
-        <w:t xml:space="preserve">*A - Added   M - Modified   D - Deleted</w:t>
+        <w:t>*A - Added   M - Modified   D - Deleted</w:t>
       </w:r>
     </w:p>
     <w:p>
       <w:pPr>
         <w:pStyle w:val="Heading1"/>
-        <w:spacing w:after="120" w:before="240"/>
-      </w:pPr>
+      </w:pPr>
+      <w:bookmarkStart w:id="1" w:name="_Toc235110943"/>
       <w:r>
         <w:rPr>
-          <w:b w:val="false"/>
-          <w:bCs w:val="false"/>
-          <w:i w:val="false"/>
-          <w:iCs w:val="false"/>
+          <w:b w:val="0"/>
+          <w:bCs w:val="0"/>
         </w:rPr>
-        <w:t xml:space="preserve">II. Static Modeling</w:t>
-      </w:r>
+        <w:t>II. Static Modeling</w:t>
+      </w:r>
+      <w:bookmarkEnd w:id="1"/>
     </w:p>
     <w:p>
       <w:pPr>
         <w:pStyle w:val="Heading2"/>
-        <w:spacing w:after="100" w:before="200"/>
-      </w:pPr>
+      </w:pPr>
+      <w:bookmarkStart w:id="2" w:name="_Toc235110944"/>
       <w:r>
         <w:rPr>
-          <w:b w:val="false"/>
-          <w:bCs w:val="false"/>
-          <w:i w:val="false"/>
-          <w:iCs w:val="false"/>
+          <w:b w:val="0"/>
+          <w:bCs w:val="0"/>
         </w:rPr>
-        <w:t xml:space="preserve">1. Context Modeling</w:t>
-      </w:r>
+        <w:t>1. Context Modeling</w:t>
+      </w:r>
+      <w:bookmarkEnd w:id="2"/>
     </w:p>
     <w:p>
       <w:pPr>
         <w:spacing w:after="120"/>
       </w:pPr>
       <w:r>
+        <w:t>Static modeling defines the boundary of the system and the external ent</w:t>
+      </w:r>
+      <w:r>
+        <w:t>ities with which it exchanges data. The Ebank Login System interacts with one human actor (the User) and three external data stores: the account store (accounts.csv), the activity log (log.txt), and the language resource files (En.properties / Vi.propertie</w:t>
+      </w:r>
+      <w:r>
+        <w:t>s). The context model below summarizes these boundaries.</w:t>
+      </w:r>
+    </w:p>
+    <w:p>
+      <w:pPr>
+        <w:spacing w:before="80" w:after="40"/>
+        <w:jc w:val="center"/>
+      </w:pPr>
+      <w:r>
         <w:rPr>
-          <w:b w:val="false"/>
-          <w:bCs w:val="false"/>
-          <w:i w:val="false"/>
-          <w:iCs w:val="false"/>
+          <w:noProof/>
         </w:rPr>
-        <w:t xml:space="preserve">Static modeling defines the boundary of the system and the external entities with which it exchanges data. The Ebank Login System interacts with one human actor (the User) and three external data stores: the account store (accounts.csv), the activity log (log.txt), and the language resource files (En.properties / Vi.properties). The context model below summarizes these boundaries.</w:t>
-      </w:r>
-    </w:p>
-    <w:p>
-      <w:pPr>
-        <w:spacing w:after="40" w:before="80"/>
-        <w:jc w:val="center"/>
-      </w:pPr>
-      <w:r>
         <w:drawing>
-          <wp:inline distT="0" distB="0" distL="0" distR="0">
+          <wp:inline distT="0" distB="0" distL="0" distR="0" wp14:anchorId="1952108C" wp14:editId="7C519064">
             <wp:extent cx="5715000" cy="1647825"/>
-            <wp:effectExtent t="0" r="0" b="0" l="0"/>
+            <wp:effectExtent l="0" t="0" r="0" b="0"/>
             <wp:docPr id="1" name="01_context.png" descr="01_context.png" title="01_context.png"/>
             <wp:cNvGraphicFramePr>
               <a:graphicFrameLocks xmlns:a="http://schemas.openxmlformats.org/drawingml/2006/main" noChangeAspect="1"/>
@@ -799,13 +1850,13 @@
               <a:graphicData uri="http://schemas.openxmlformats.org/drawingml/2006/picture">
                 <pic:pic xmlns:pic="http://schemas.openxmlformats.org/drawingml/2006/picture">
                   <pic:nvPicPr>
-                    <pic:cNvPr id="0" name="" descr=""/>
+                    <pic:cNvPr id="0" name=""/>
                     <pic:cNvPicPr>
                       <a:picLocks noChangeAspect="1" noChangeArrowheads="1"/>
                     </pic:cNvPicPr>
                   </pic:nvPicPr>
                   <pic:blipFill>
-                    <a:blip r:embed="rId9" cstate="none"/>
+                    <a:blip r:embed="rId7"/>
                     <a:srcRect/>
                     <a:stretch>
                       <a:fillRect/>
@@ -839,49 +1890,48 @@
           <w:sz w:val="20"/>
           <w:szCs w:val="20"/>
         </w:rPr>
-        <w:t xml:space="preserve">Figure 1. Context Model – Ebank Login System</w:t>
+        <w:t>Figure 1. Context Model – Ebank Login System</w:t>
       </w:r>
     </w:p>
     <w:p>
       <w:pPr>
         <w:pStyle w:val="Heading2"/>
-        <w:spacing w:after="100" w:before="200"/>
-      </w:pPr>
+      </w:pPr>
+      <w:bookmarkStart w:id="3" w:name="_Toc235110945"/>
       <w:r>
         <w:rPr>
-          <w:b w:val="false"/>
-          <w:bCs w:val="false"/>
-          <w:i w:val="false"/>
-          <w:iCs w:val="false"/>
+          <w:b w:val="0"/>
+          <w:bCs w:val="0"/>
         </w:rPr>
-        <w:t xml:space="preserve">2. Entity Classes</w:t>
-      </w:r>
+        <w:t>2. Entity Classes</w:t>
+      </w:r>
+      <w:bookmarkEnd w:id="3"/>
     </w:p>
     <w:p>
       <w:pPr>
         <w:spacing w:after="120"/>
       </w:pPr>
       <w:r>
+        <w:t>The analysis identifies a single persistent business entity: Account. It is the only data the system stores and retrieves, and it is persisted as rows in accounts.csv. The activity log (log.txt) holds event records but is write-only and is therefore not mo</w:t>
+      </w:r>
+      <w:r>
+        <w:t>deled as a business entity.</w:t>
+      </w:r>
+    </w:p>
+    <w:p>
+      <w:pPr>
+        <w:spacing w:before="80" w:after="40"/>
+        <w:jc w:val="center"/>
+      </w:pPr>
+      <w:r>
         <w:rPr>
-          <w:b w:val="false"/>
-          <w:bCs w:val="false"/>
-          <w:i w:val="false"/>
-          <w:iCs w:val="false"/>
+          <w:noProof/>
         </w:rPr>
-        <w:t xml:space="preserve">The analysis identifies a single persistent business entity: Account. It is the only data the system stores and retrieves, and it is persisted as rows in accounts.csv. The activity log (log.txt) holds event records but is write-only and is therefore not modeled as a business entity.</w:t>
-      </w:r>
-    </w:p>
-    <w:p>
-      <w:pPr>
-        <w:spacing w:after="40" w:before="80"/>
-        <w:jc w:val="center"/>
-      </w:pPr>
-      <w:r>
         <w:drawing>
-          <wp:inline distT="0" distB="0" distL="0" distR="0">
+          <wp:inline distT="0" distB="0" distL="0" distR="0" wp14:anchorId="601D3BBF" wp14:editId="5C89EC1F">
             <wp:extent cx="4238625" cy="1371600"/>
-            <wp:effectExtent t="0" r="0" b="0" l="0"/>
-            <wp:docPr id="1" name="06_entity_class.png" descr="06_entity_class.png" title="06_entity_class.png"/>
+            <wp:effectExtent l="0" t="0" r="0" b="0"/>
+            <wp:docPr id="2" name="06_entity_class.png" descr="06_entity_class.png" title="06_entity_class.png"/>
             <wp:cNvGraphicFramePr>
               <a:graphicFrameLocks xmlns:a="http://schemas.openxmlformats.org/drawingml/2006/main" noChangeAspect="1"/>
             </wp:cNvGraphicFramePr>
@@ -889,13 +1939,13 @@
               <a:graphicData uri="http://schemas.openxmlformats.org/drawingml/2006/picture">
                 <pic:pic xmlns:pic="http://schemas.openxmlformats.org/drawingml/2006/picture">
                   <pic:nvPicPr>
-                    <pic:cNvPr id="0" name="" descr=""/>
+                    <pic:cNvPr id="0" name=""/>
                     <pic:cNvPicPr>
                       <a:picLocks noChangeAspect="1" noChangeArrowheads="1"/>
                     </pic:cNvPicPr>
                   </pic:nvPicPr>
                   <pic:blipFill>
-                    <a:blip r:embed="rId10" cstate="none"/>
+                    <a:blip r:embed="rId8"/>
                     <a:srcRect/>
                     <a:stretch>
                       <a:fillRect/>
@@ -929,20 +1979,25 @@
           <w:sz w:val="20"/>
           <w:szCs w:val="20"/>
         </w:rPr>
-        <w:t xml:space="preserve">Figure 2. Entity Class – Account</w:t>
+        <w:t>Figure 2. Entity Class – Account</w:t>
       </w:r>
     </w:p>
     <w:tbl>
       <w:tblPr>
-        <w:tblW w:type="dxa" w:w="9026"/>
+        <w:tblW w:w="9026" w:type="dxa"/>
         <w:tblBorders>
-          <w:top w:val="single" w:color="auto" w:sz="4"/>
-          <w:left w:val="single" w:color="auto" w:sz="4"/>
-          <w:bottom w:val="single" w:color="auto" w:sz="4"/>
-          <w:right w:val="single" w:color="auto" w:sz="4"/>
-          <w:insideH w:val="single" w:color="auto" w:sz="4"/>
-          <w:insideV w:val="single" w:color="auto" w:sz="4"/>
+          <w:top w:val="single" w:sz="4" w:space="0" w:color="auto"/>
+          <w:left w:val="single" w:sz="4" w:space="0" w:color="auto"/>
+          <w:bottom w:val="single" w:sz="4" w:space="0" w:color="auto"/>
+          <w:right w:val="single" w:sz="4" w:space="0" w:color="auto"/>
+          <w:insideH w:val="single" w:sz="4" w:space="0" w:color="auto"/>
+          <w:insideV w:val="single" w:sz="4" w:space="0" w:color="auto"/>
         </w:tblBorders>
+        <w:tblCellMar>
+          <w:left w:w="10" w:type="dxa"/>
+          <w:right w:w="10" w:type="dxa"/>
+        </w:tblCellMar>
+        <w:tblLook w:val="0000" w:firstRow="0" w:lastRow="0" w:firstColumn="0" w:lastColumn="0" w:noHBand="0" w:noVBand="0"/>
       </w:tblPr>
       <w:tblGrid>
         <w:gridCol w:w="2200"/>
@@ -950,24 +2005,30 @@
         <w:gridCol w:w="5226"/>
       </w:tblGrid>
       <w:tr>
+        <w:tblPrEx>
+          <w:tblCellMar>
+            <w:top w:w="0" w:type="dxa"/>
+            <w:bottom w:w="0" w:type="dxa"/>
+          </w:tblCellMar>
+        </w:tblPrEx>
         <w:trPr>
           <w:tblHeader/>
         </w:trPr>
         <w:tc>
           <w:tcPr>
-            <w:tcW w:type="dxa" w:w="2200"/>
+            <w:tcW w:w="2200" w:type="dxa"/>
             <w:tcBorders>
-              <w:top w:val="single" w:color="999999" w:sz="1"/>
-              <w:left w:val="single" w:color="999999" w:sz="1"/>
-              <w:bottom w:val="single" w:color="999999" w:sz="1"/>
-              <w:right w:val="single" w:color="999999" w:sz="1"/>
+              <w:top w:val="single" w:sz="1" w:space="0" w:color="999999"/>
+              <w:left w:val="single" w:sz="1" w:space="0" w:color="999999"/>
+              <w:bottom w:val="single" w:sz="1" w:space="0" w:color="999999"/>
+              <w:right w:val="single" w:sz="1" w:space="0" w:color="999999"/>
             </w:tcBorders>
-            <w:shd w:fill="4472C4" w:val="clear"/>
+            <w:shd w:val="clear" w:color="auto" w:fill="4472C4"/>
             <w:tcMar>
-              <w:top w:type="dxa" w:w="60"/>
-              <w:left w:type="dxa" w:w="110"/>
-              <w:bottom w:type="dxa" w:w="60"/>
-              <w:right w:type="dxa" w:w="110"/>
+              <w:top w:w="60" w:type="dxa"/>
+              <w:left w:w="110" w:type="dxa"/>
+              <w:bottom w:w="60" w:type="dxa"/>
+              <w:right w:w="110" w:type="dxa"/>
             </w:tcMar>
             <w:vAlign w:val="center"/>
           </w:tcPr>
@@ -980,29 +2041,28 @@
               <w:rPr>
                 <w:b/>
                 <w:bCs/>
-                <w:i w:val="false"/>
-                <w:iCs w:val="false"/>
                 <w:color w:val="FFFFFF"/>
               </w:rPr>
-              <w:t xml:space="preserve">Attribute</w:t>
+              <w:lastRenderedPageBreak/>
+              <w:t>Attribute</w:t>
             </w:r>
           </w:p>
         </w:tc>
         <w:tc>
           <w:tcPr>
-            <w:tcW w:type="dxa" w:w="1600"/>
+            <w:tcW w:w="1600" w:type="dxa"/>
             <w:tcBorders>
-              <w:top w:val="single" w:color="999999" w:sz="1"/>
-              <w:left w:val="single" w:color="999999" w:sz="1"/>
-              <w:bottom w:val="single" w:color="999999" w:sz="1"/>
-              <w:right w:val="single" w:color="999999" w:sz="1"/>
+              <w:top w:val="single" w:sz="1" w:space="0" w:color="999999"/>
+              <w:left w:val="single" w:sz="1" w:space="0" w:color="999999"/>
+              <w:bottom w:val="single" w:sz="1" w:space="0" w:color="999999"/>
+              <w:right w:val="single" w:sz="1" w:space="0" w:color="999999"/>
             </w:tcBorders>
-            <w:shd w:fill="4472C4" w:val="clear"/>
+            <w:shd w:val="clear" w:color="auto" w:fill="4472C4"/>
             <w:tcMar>
-              <w:top w:type="dxa" w:w="60"/>
-              <w:left w:type="dxa" w:w="110"/>
-              <w:bottom w:type="dxa" w:w="60"/>
-              <w:right w:type="dxa" w:w="110"/>
+              <w:top w:w="60" w:type="dxa"/>
+              <w:left w:w="110" w:type="dxa"/>
+              <w:bottom w:w="60" w:type="dxa"/>
+              <w:right w:w="110" w:type="dxa"/>
             </w:tcMar>
             <w:vAlign w:val="center"/>
           </w:tcPr>
@@ -1015,29 +2075,27 @@
               <w:rPr>
                 <w:b/>
                 <w:bCs/>
-                <w:i w:val="false"/>
-                <w:iCs w:val="false"/>
                 <w:color w:val="FFFFFF"/>
               </w:rPr>
-              <w:t xml:space="preserve">Type</w:t>
+              <w:t>Type</w:t>
             </w:r>
           </w:p>
         </w:tc>
         <w:tc>
           <w:tcPr>
-            <w:tcW w:type="dxa" w:w="5226"/>
+            <w:tcW w:w="5226" w:type="dxa"/>
             <w:tcBorders>
-              <w:top w:val="single" w:color="999999" w:sz="1"/>
-              <w:left w:val="single" w:color="999999" w:sz="1"/>
-              <w:bottom w:val="single" w:color="999999" w:sz="1"/>
-              <w:right w:val="single" w:color="999999" w:sz="1"/>
+              <w:top w:val="single" w:sz="1" w:space="0" w:color="999999"/>
+              <w:left w:val="single" w:sz="1" w:space="0" w:color="999999"/>
+              <w:bottom w:val="single" w:sz="1" w:space="0" w:color="999999"/>
+              <w:right w:val="single" w:sz="1" w:space="0" w:color="999999"/>
             </w:tcBorders>
-            <w:shd w:fill="4472C4" w:val="clear"/>
+            <w:shd w:val="clear" w:color="auto" w:fill="4472C4"/>
             <w:tcMar>
-              <w:top w:type="dxa" w:w="60"/>
-              <w:left w:type="dxa" w:w="110"/>
-              <w:bottom w:type="dxa" w:w="60"/>
-              <w:right w:type="dxa" w:w="110"/>
+              <w:top w:w="60" w:type="dxa"/>
+              <w:left w:w="110" w:type="dxa"/>
+              <w:bottom w:w="60" w:type="dxa"/>
+              <w:right w:w="110" w:type="dxa"/>
             </w:tcMar>
             <w:vAlign w:val="center"/>
           </w:tcPr>
@@ -1050,30 +2108,34 @@
               <w:rPr>
                 <w:b/>
                 <w:bCs/>
-                <w:i w:val="false"/>
-                <w:iCs w:val="false"/>
                 <w:color w:val="FFFFFF"/>
               </w:rPr>
-              <w:t xml:space="preserve">Description</w:t>
+              <w:t>Description</w:t>
             </w:r>
           </w:p>
         </w:tc>
       </w:tr>
       <w:tr>
+        <w:tblPrEx>
+          <w:tblCellMar>
+            <w:top w:w="0" w:type="dxa"/>
+            <w:bottom w:w="0" w:type="dxa"/>
+          </w:tblCellMar>
+        </w:tblPrEx>
         <w:tc>
           <w:tcPr>
-            <w:tcW w:type="dxa" w:w="2200"/>
+            <w:tcW w:w="2200" w:type="dxa"/>
             <w:tcBorders>
-              <w:top w:val="single" w:color="999999" w:sz="1"/>
-              <w:left w:val="single" w:color="999999" w:sz="1"/>
-              <w:bottom w:val="single" w:color="999999" w:sz="1"/>
-              <w:right w:val="single" w:color="999999" w:sz="1"/>
+              <w:top w:val="single" w:sz="1" w:space="0" w:color="999999"/>
+              <w:left w:val="single" w:sz="1" w:space="0" w:color="999999"/>
+              <w:bottom w:val="single" w:sz="1" w:space="0" w:color="999999"/>
+              <w:right w:val="single" w:sz="1" w:space="0" w:color="999999"/>
             </w:tcBorders>
             <w:tcMar>
-              <w:top w:type="dxa" w:w="60"/>
-              <w:left w:type="dxa" w:w="110"/>
-              <w:bottom w:type="dxa" w:w="60"/>
-              <w:right w:type="dxa" w:w="110"/>
+              <w:top w:w="60" w:type="dxa"/>
+              <w:left w:w="110" w:type="dxa"/>
+              <w:bottom w:w="60" w:type="dxa"/>
+              <w:right w:w="110" w:type="dxa"/>
             </w:tcMar>
             <w:vAlign w:val="center"/>
           </w:tcPr>
@@ -1082,30 +2144,24 @@
               <w:spacing w:after="20"/>
             </w:pPr>
             <w:r>
-              <w:rPr>
-                <w:b w:val="false"/>
-                <w:bCs w:val="false"/>
-                <w:i w:val="false"/>
-                <w:iCs w:val="false"/>
-              </w:rPr>
-              <w:t xml:space="preserve">accountNumber</w:t>
+              <w:t>accountNumber</w:t>
             </w:r>
           </w:p>
         </w:tc>
         <w:tc>
           <w:tcPr>
-            <w:tcW w:type="dxa" w:w="1600"/>
+            <w:tcW w:w="1600" w:type="dxa"/>
             <w:tcBorders>
-              <w:top w:val="single" w:color="999999" w:sz="1"/>
-              <w:left w:val="single" w:color="999999" w:sz="1"/>
-              <w:bottom w:val="single" w:color="999999" w:sz="1"/>
-              <w:right w:val="single" w:color="999999" w:sz="1"/>
+              <w:top w:val="single" w:sz="1" w:space="0" w:color="999999"/>
+              <w:left w:val="single" w:sz="1" w:space="0" w:color="999999"/>
+              <w:bottom w:val="single" w:sz="1" w:space="0" w:color="999999"/>
+              <w:right w:val="single" w:sz="1" w:space="0" w:color="999999"/>
             </w:tcBorders>
             <w:tcMar>
-              <w:top w:type="dxa" w:w="60"/>
-              <w:left w:type="dxa" w:w="110"/>
-              <w:bottom w:type="dxa" w:w="60"/>
-              <w:right w:type="dxa" w:w="110"/>
+              <w:top w:w="60" w:type="dxa"/>
+              <w:left w:w="110" w:type="dxa"/>
+              <w:bottom w:w="60" w:type="dxa"/>
+              <w:right w:w="110" w:type="dxa"/>
             </w:tcMar>
             <w:vAlign w:val="center"/>
           </w:tcPr>
@@ -1114,30 +2170,24 @@
               <w:spacing w:after="20"/>
             </w:pPr>
             <w:r>
-              <w:rPr>
-                <w:b w:val="false"/>
-                <w:bCs w:val="false"/>
-                <w:i w:val="false"/>
-                <w:iCs w:val="false"/>
-              </w:rPr>
-              <w:t xml:space="preserve">String</w:t>
+              <w:t>String</w:t>
             </w:r>
           </w:p>
         </w:tc>
         <w:tc>
           <w:tcPr>
-            <w:tcW w:type="dxa" w:w="5226"/>
+            <w:tcW w:w="5226" w:type="dxa"/>
             <w:tcBorders>
-              <w:top w:val="single" w:color="999999" w:sz="1"/>
-              <w:left w:val="single" w:color="999999" w:sz="1"/>
-              <w:bottom w:val="single" w:color="999999" w:sz="1"/>
-              <w:right w:val="single" w:color="999999" w:sz="1"/>
+              <w:top w:val="single" w:sz="1" w:space="0" w:color="999999"/>
+              <w:left w:val="single" w:sz="1" w:space="0" w:color="999999"/>
+              <w:bottom w:val="single" w:sz="1" w:space="0" w:color="999999"/>
+              <w:right w:val="single" w:sz="1" w:space="0" w:color="999999"/>
             </w:tcBorders>
             <w:tcMar>
-              <w:top w:type="dxa" w:w="60"/>
-              <w:left w:type="dxa" w:w="110"/>
-              <w:bottom w:type="dxa" w:w="60"/>
-              <w:right w:type="dxa" w:w="110"/>
+              <w:top w:w="60" w:type="dxa"/>
+              <w:left w:w="110" w:type="dxa"/>
+              <w:bottom w:w="60" w:type="dxa"/>
+              <w:right w:w="110" w:type="dxa"/>
             </w:tcMar>
             <w:vAlign w:val="center"/>
           </w:tcPr>
@@ -1146,32 +2196,32 @@
               <w:spacing w:after="20"/>
             </w:pPr>
             <w:r>
-              <w:rPr>
-                <w:b w:val="false"/>
-                <w:bCs w:val="false"/>
-                <w:i w:val="false"/>
-                <w:iCs w:val="false"/>
-              </w:rPr>
-              <w:t xml:space="preserve">Unique 10-digit account identifier (acts as the key).</w:t>
+              <w:t>Unique 10-digit account identifier (acts as the key).</w:t>
             </w:r>
           </w:p>
         </w:tc>
       </w:tr>
       <w:tr>
+        <w:tblPrEx>
+          <w:tblCellMar>
+            <w:top w:w="0" w:type="dxa"/>
+            <w:bottom w:w="0" w:type="dxa"/>
+          </w:tblCellMar>
+        </w:tblPrEx>
         <w:tc>
           <w:tcPr>
-            <w:tcW w:type="dxa" w:w="2200"/>
+            <w:tcW w:w="2200" w:type="dxa"/>
             <w:tcBorders>
-              <w:top w:val="single" w:color="999999" w:sz="1"/>
-              <w:left w:val="single" w:color="999999" w:sz="1"/>
-              <w:bottom w:val="single" w:color="999999" w:sz="1"/>
-              <w:right w:val="single" w:color="999999" w:sz="1"/>
+              <w:top w:val="single" w:sz="1" w:space="0" w:color="999999"/>
+              <w:left w:val="single" w:sz="1" w:space="0" w:color="999999"/>
+              <w:bottom w:val="single" w:sz="1" w:space="0" w:color="999999"/>
+              <w:right w:val="single" w:sz="1" w:space="0" w:color="999999"/>
             </w:tcBorders>
             <w:tcMar>
-              <w:top w:type="dxa" w:w="60"/>
-              <w:left w:type="dxa" w:w="110"/>
-              <w:bottom w:type="dxa" w:w="60"/>
-              <w:right w:type="dxa" w:w="110"/>
+              <w:top w:w="60" w:type="dxa"/>
+              <w:left w:w="110" w:type="dxa"/>
+              <w:bottom w:w="60" w:type="dxa"/>
+              <w:right w:w="110" w:type="dxa"/>
             </w:tcMar>
             <w:vAlign w:val="center"/>
           </w:tcPr>
@@ -1180,30 +2230,24 @@
               <w:spacing w:after="20"/>
             </w:pPr>
             <w:r>
-              <w:rPr>
-                <w:b w:val="false"/>
-                <w:bCs w:val="false"/>
-                <w:i w:val="false"/>
-                <w:iCs w:val="false"/>
-              </w:rPr>
-              <w:t xml:space="preserve">password</w:t>
+              <w:t>password</w:t>
             </w:r>
           </w:p>
         </w:tc>
         <w:tc>
           <w:tcPr>
-            <w:tcW w:type="dxa" w:w="1600"/>
+            <w:tcW w:w="1600" w:type="dxa"/>
             <w:tcBorders>
-              <w:top w:val="single" w:color="999999" w:sz="1"/>
-              <w:left w:val="single" w:color="999999" w:sz="1"/>
-              <w:bottom w:val="single" w:color="999999" w:sz="1"/>
-              <w:right w:val="single" w:color="999999" w:sz="1"/>
+              <w:top w:val="single" w:sz="1" w:space="0" w:color="999999"/>
+              <w:left w:val="single" w:sz="1" w:space="0" w:color="999999"/>
+              <w:bottom w:val="single" w:sz="1" w:space="0" w:color="999999"/>
+              <w:right w:val="single" w:sz="1" w:space="0" w:color="999999"/>
             </w:tcBorders>
             <w:tcMar>
-              <w:top w:type="dxa" w:w="60"/>
-              <w:left w:type="dxa" w:w="110"/>
-              <w:bottom w:type="dxa" w:w="60"/>
-              <w:right w:type="dxa" w:w="110"/>
+              <w:top w:w="60" w:type="dxa"/>
+              <w:left w:w="110" w:type="dxa"/>
+              <w:bottom w:w="60" w:type="dxa"/>
+              <w:right w:w="110" w:type="dxa"/>
             </w:tcMar>
             <w:vAlign w:val="center"/>
           </w:tcPr>
@@ -1212,30 +2256,24 @@
               <w:spacing w:after="20"/>
             </w:pPr>
             <w:r>
-              <w:rPr>
-                <w:b w:val="false"/>
-                <w:bCs w:val="false"/>
-                <w:i w:val="false"/>
-                <w:iCs w:val="false"/>
-              </w:rPr>
-              <w:t xml:space="preserve">String</w:t>
+              <w:t>String</w:t>
             </w:r>
           </w:p>
         </w:tc>
         <w:tc>
           <w:tcPr>
-            <w:tcW w:type="dxa" w:w="5226"/>
+            <w:tcW w:w="5226" w:type="dxa"/>
             <w:tcBorders>
-              <w:top w:val="single" w:color="999999" w:sz="1"/>
-              <w:left w:val="single" w:color="999999" w:sz="1"/>
-              <w:bottom w:val="single" w:color="999999" w:sz="1"/>
-              <w:right w:val="single" w:color="999999" w:sz="1"/>
+              <w:top w:val="single" w:sz="1" w:space="0" w:color="999999"/>
+              <w:left w:val="single" w:sz="1" w:space="0" w:color="999999"/>
+              <w:bottom w:val="single" w:sz="1" w:space="0" w:color="999999"/>
+              <w:right w:val="single" w:sz="1" w:space="0" w:color="999999"/>
             </w:tcBorders>
             <w:tcMar>
-              <w:top w:type="dxa" w:w="60"/>
-              <w:left w:type="dxa" w:w="110"/>
-              <w:bottom w:type="dxa" w:w="60"/>
-              <w:right w:type="dxa" w:w="110"/>
+              <w:top w:w="60" w:type="dxa"/>
+              <w:left w:w="110" w:type="dxa"/>
+              <w:bottom w:w="60" w:type="dxa"/>
+              <w:right w:w="110" w:type="dxa"/>
             </w:tcMar>
             <w:vAlign w:val="center"/>
           </w:tcPr>
@@ -1244,32 +2282,32 @@
               <w:spacing w:after="20"/>
             </w:pPr>
             <w:r>
-              <w:rPr>
-                <w:b w:val="false"/>
-                <w:bCs w:val="false"/>
-                <w:i w:val="false"/>
-                <w:iCs w:val="false"/>
-              </w:rPr>
-              <w:t xml:space="preserve">Account password (stored as plain text in the sample data set).</w:t>
+              <w:t>Account password (stored as plain text in the sample data set).</w:t>
             </w:r>
           </w:p>
         </w:tc>
       </w:tr>
       <w:tr>
+        <w:tblPrEx>
+          <w:tblCellMar>
+            <w:top w:w="0" w:type="dxa"/>
+            <w:bottom w:w="0" w:type="dxa"/>
+          </w:tblCellMar>
+        </w:tblPrEx>
         <w:tc>
           <w:tcPr>
-            <w:tcW w:type="dxa" w:w="2200"/>
+            <w:tcW w:w="2200" w:type="dxa"/>
             <w:tcBorders>
-              <w:top w:val="single" w:color="999999" w:sz="1"/>
-              <w:left w:val="single" w:color="999999" w:sz="1"/>
-              <w:bottom w:val="single" w:color="999999" w:sz="1"/>
-              <w:right w:val="single" w:color="999999" w:sz="1"/>
+              <w:top w:val="single" w:sz="1" w:space="0" w:color="999999"/>
+              <w:left w:val="single" w:sz="1" w:space="0" w:color="999999"/>
+              <w:bottom w:val="single" w:sz="1" w:space="0" w:color="999999"/>
+              <w:right w:val="single" w:sz="1" w:space="0" w:color="999999"/>
             </w:tcBorders>
             <w:tcMar>
-              <w:top w:type="dxa" w:w="60"/>
-              <w:left w:type="dxa" w:w="110"/>
-              <w:bottom w:type="dxa" w:w="60"/>
-              <w:right w:type="dxa" w:w="110"/>
+              <w:top w:w="60" w:type="dxa"/>
+              <w:left w:w="110" w:type="dxa"/>
+              <w:bottom w:w="60" w:type="dxa"/>
+              <w:right w:w="110" w:type="dxa"/>
             </w:tcMar>
             <w:vAlign w:val="center"/>
           </w:tcPr>
@@ -1278,30 +2316,24 @@
               <w:spacing w:after="20"/>
             </w:pPr>
             <w:r>
-              <w:rPr>
-                <w:b w:val="false"/>
-                <w:bCs w:val="false"/>
-                <w:i w:val="false"/>
-                <w:iCs w:val="false"/>
-              </w:rPr>
-              <w:t xml:space="preserve">status</w:t>
+              <w:t>status</w:t>
             </w:r>
           </w:p>
         </w:tc>
         <w:tc>
           <w:tcPr>
-            <w:tcW w:type="dxa" w:w="1600"/>
+            <w:tcW w:w="1600" w:type="dxa"/>
             <w:tcBorders>
-              <w:top w:val="single" w:color="999999" w:sz="1"/>
-              <w:left w:val="single" w:color="999999" w:sz="1"/>
-              <w:bottom w:val="single" w:color="999999" w:sz="1"/>
-              <w:right w:val="single" w:color="999999" w:sz="1"/>
+              <w:top w:val="single" w:sz="1" w:space="0" w:color="999999"/>
+              <w:left w:val="single" w:sz="1" w:space="0" w:color="999999"/>
+              <w:bottom w:val="single" w:sz="1" w:space="0" w:color="999999"/>
+              <w:right w:val="single" w:sz="1" w:space="0" w:color="999999"/>
             </w:tcBorders>
             <w:tcMar>
-              <w:top w:type="dxa" w:w="60"/>
-              <w:left w:type="dxa" w:w="110"/>
-              <w:bottom w:type="dxa" w:w="60"/>
-              <w:right w:type="dxa" w:w="110"/>
+              <w:top w:w="60" w:type="dxa"/>
+              <w:left w:w="110" w:type="dxa"/>
+              <w:bottom w:w="60" w:type="dxa"/>
+              <w:right w:w="110" w:type="dxa"/>
             </w:tcMar>
             <w:vAlign w:val="center"/>
           </w:tcPr>
@@ -1310,30 +2342,24 @@
               <w:spacing w:after="20"/>
             </w:pPr>
             <w:r>
-              <w:rPr>
-                <w:b w:val="false"/>
-                <w:bCs w:val="false"/>
-                <w:i w:val="false"/>
-                <w:iCs w:val="false"/>
-              </w:rPr>
-              <w:t xml:space="preserve">String</w:t>
+              <w:t>String</w:t>
             </w:r>
           </w:p>
         </w:tc>
         <w:tc>
           <w:tcPr>
-            <w:tcW w:type="dxa" w:w="5226"/>
+            <w:tcW w:w="5226" w:type="dxa"/>
             <w:tcBorders>
-              <w:top w:val="single" w:color="999999" w:sz="1"/>
-              <w:left w:val="single" w:color="999999" w:sz="1"/>
-              <w:bottom w:val="single" w:color="999999" w:sz="1"/>
-              <w:right w:val="single" w:color="999999" w:sz="1"/>
+              <w:top w:val="single" w:sz="1" w:space="0" w:color="999999"/>
+              <w:left w:val="single" w:sz="1" w:space="0" w:color="999999"/>
+              <w:bottom w:val="single" w:sz="1" w:space="0" w:color="999999"/>
+              <w:right w:val="single" w:sz="1" w:space="0" w:color="999999"/>
             </w:tcBorders>
             <w:tcMar>
-              <w:top w:type="dxa" w:w="60"/>
-              <w:left w:type="dxa" w:w="110"/>
-              <w:bottom w:type="dxa" w:w="60"/>
-              <w:right w:type="dxa" w:w="110"/>
+              <w:top w:w="60" w:type="dxa"/>
+              <w:left w:w="110" w:type="dxa"/>
+              <w:bottom w:w="60" w:type="dxa"/>
+              <w:right w:w="110" w:type="dxa"/>
             </w:tcMar>
             <w:vAlign w:val="center"/>
           </w:tcPr>
@@ -1342,13 +2368,7 @@
               <w:spacing w:after="20"/>
             </w:pPr>
             <w:r>
-              <w:rPr>
-                <w:b w:val="false"/>
-                <w:bCs w:val="false"/>
-                <w:i w:val="false"/>
-                <w:iCs w:val="false"/>
-              </w:rPr>
-              <w:t xml:space="preserve">Account state: ACTIVE or LOCKED. Only ACTIVE accounts may log in.</w:t>
+              <w:t>Account state: ACTIVE or LOCKED. Only ACTIVE accounts may log in.</w:t>
             </w:r>
           </w:p>
         </w:tc>
@@ -1357,73 +2377,70 @@
     <w:p>
       <w:pPr>
         <w:pStyle w:val="Heading1"/>
-        <w:spacing w:after="120" w:before="240"/>
-      </w:pPr>
+      </w:pPr>
+      <w:bookmarkStart w:id="4" w:name="_Toc235110946"/>
       <w:r>
         <w:rPr>
-          <w:b w:val="false"/>
-          <w:bCs w:val="false"/>
-          <w:i w:val="false"/>
-          <w:iCs w:val="false"/>
+          <w:b w:val="0"/>
+          <w:bCs w:val="0"/>
         </w:rPr>
-        <w:t xml:space="preserve">III. Object &amp; Class Structuring</w:t>
-      </w:r>
+        <w:t>III. Object &amp; Class Structuring</w:t>
+      </w:r>
+      <w:bookmarkEnd w:id="4"/>
     </w:p>
     <w:p>
       <w:pPr>
         <w:pStyle w:val="Heading2"/>
-        <w:spacing w:after="100" w:before="200"/>
-      </w:pPr>
+      </w:pPr>
+      <w:bookmarkStart w:id="5" w:name="_Toc235110947"/>
       <w:r>
         <w:rPr>
-          <w:b w:val="false"/>
-          <w:bCs w:val="false"/>
-          <w:i w:val="false"/>
-          <w:iCs w:val="false"/>
+          <w:b w:val="0"/>
+          <w:bCs w:val="0"/>
         </w:rPr>
-        <w:t xml:space="preserve">1. Login</w:t>
-      </w:r>
+        <w:t>1. Login</w:t>
+      </w:r>
+      <w:bookmarkEnd w:id="5"/>
     </w:p>
     <w:p>
       <w:pPr>
         <w:pStyle w:val="Heading3"/>
-        <w:spacing w:after="80" w:before="160"/>
-      </w:pPr>
+      </w:pPr>
+      <w:bookmarkStart w:id="6" w:name="_Toc235110948"/>
       <w:r>
         <w:rPr>
-          <w:b w:val="false"/>
-          <w:bCs w:val="false"/>
-          <w:i w:val="false"/>
-          <w:iCs w:val="false"/>
+          <w:b w:val="0"/>
+          <w:bCs w:val="0"/>
         </w:rPr>
-        <w:t xml:space="preserve">a. Class Diagram</w:t>
-      </w:r>
+        <w:t>a. Class Diagram</w:t>
+      </w:r>
+      <w:bookmarkEnd w:id="6"/>
     </w:p>
     <w:p>
       <w:pPr>
         <w:spacing w:after="120"/>
       </w:pPr>
       <w:r>
+        <w:t>The robustness (View of Participating Classes) diagr</w:t>
+      </w:r>
+      <w:r>
+        <w:t>am below shows the boundary, control and entity objects that collaborate to realize the Login use case.</w:t>
+      </w:r>
+    </w:p>
+    <w:p>
+      <w:pPr>
+        <w:spacing w:before="80" w:after="40"/>
+        <w:jc w:val="center"/>
+      </w:pPr>
+      <w:r>
         <w:rPr>
-          <w:b w:val="false"/>
-          <w:bCs w:val="false"/>
-          <w:i w:val="false"/>
-          <w:iCs w:val="false"/>
+          <w:noProof/>
         </w:rPr>
-        <w:t xml:space="preserve">The robustness (View of Participating Classes) diagram below shows the boundary, control and entity objects that collaborate to realize the Login use case.</w:t>
-      </w:r>
-    </w:p>
-    <w:p>
-      <w:pPr>
-        <w:spacing w:after="40" w:before="80"/>
-        <w:jc w:val="center"/>
-      </w:pPr>
-      <w:r>
         <w:drawing>
-          <wp:inline distT="0" distB="0" distL="0" distR="0">
+          <wp:inline distT="0" distB="0" distL="0" distR="0" wp14:anchorId="32344405" wp14:editId="1A2236BB">
             <wp:extent cx="4886325" cy="4133850"/>
-            <wp:effectExtent t="0" r="0" b="0" l="0"/>
-            <wp:docPr id="1" name="05_analysis_robustness_login.png" descr="05_analysis_robustness_login.png" title="05_analysis_robustness_login.png"/>
+            <wp:effectExtent l="0" t="0" r="0" b="0"/>
+            <wp:docPr id="3" name="05_analysis_robustness_login.png" descr="05_analysis_robustness_login.png" title="05_analysis_robustness_login.png"/>
             <wp:cNvGraphicFramePr>
               <a:graphicFrameLocks xmlns:a="http://schemas.openxmlformats.org/drawingml/2006/main" noChangeAspect="1"/>
             </wp:cNvGraphicFramePr>
@@ -1431,13 +2448,13 @@
               <a:graphicData uri="http://schemas.openxmlformats.org/drawingml/2006/picture">
                 <pic:pic xmlns:pic="http://schemas.openxmlformats.org/drawingml/2006/picture">
                   <pic:nvPicPr>
-                    <pic:cNvPr id="0" name="" descr=""/>
+                    <pic:cNvPr id="0" name=""/>
                     <pic:cNvPicPr>
                       <a:picLocks noChangeAspect="1" noChangeArrowheads="1"/>
                     </pic:cNvPicPr>
                   </pic:nvPicPr>
                   <pic:blipFill>
-                    <a:blip r:embed="rId11" cstate="none"/>
+                    <a:blip r:embed="rId9"/>
                     <a:srcRect/>
                     <a:stretch>
                       <a:fillRect/>
@@ -1471,61 +2488,71 @@
           <w:sz w:val="20"/>
           <w:szCs w:val="20"/>
         </w:rPr>
-        <w:t xml:space="preserve">Figure 3. VOPC – Login</w:t>
+        <w:t>Figure 3. VOPC – Login</w:t>
       </w:r>
     </w:p>
     <w:p>
       <w:pPr>
         <w:pStyle w:val="Heading3"/>
-        <w:spacing w:after="80" w:before="160"/>
-      </w:pPr>
+      </w:pPr>
+      <w:bookmarkStart w:id="7" w:name="_Toc235110949"/>
       <w:r>
         <w:rPr>
-          <w:b w:val="false"/>
-          <w:bCs w:val="false"/>
-          <w:i w:val="false"/>
-          <w:iCs w:val="false"/>
+          <w:b w:val="0"/>
+          <w:bCs w:val="0"/>
         </w:rPr>
-        <w:t xml:space="preserve">b. Class Description</w:t>
-      </w:r>
+        <w:t>b. Class Description</w:t>
+      </w:r>
+      <w:bookmarkEnd w:id="7"/>
     </w:p>
     <w:tbl>
       <w:tblPr>
-        <w:tblW w:type="dxa" w:w="9026"/>
+        <w:tblW w:w="9026" w:type="dxa"/>
         <w:tblBorders>
-          <w:top w:val="single" w:color="auto" w:sz="4"/>
-          <w:left w:val="single" w:color="auto" w:sz="4"/>
-          <w:bottom w:val="single" w:color="auto" w:sz="4"/>
-          <w:right w:val="single" w:color="auto" w:sz="4"/>
-          <w:insideH w:val="single" w:color="auto" w:sz="4"/>
-          <w:insideV w:val="single" w:color="auto" w:sz="4"/>
+          <w:top w:val="single" w:sz="4" w:space="0" w:color="auto"/>
+          <w:left w:val="single" w:sz="4" w:space="0" w:color="auto"/>
+          <w:bottom w:val="single" w:sz="4" w:space="0" w:color="auto"/>
+          <w:right w:val="single" w:sz="4" w:space="0" w:color="auto"/>
+          <w:insideH w:val="single" w:sz="4" w:space="0" w:color="auto"/>
+          <w:insideV w:val="single" w:sz="4" w:space="0" w:color="auto"/>
         </w:tblBorders>
+        <w:tblCellMar>
+          <w:left w:w="10" w:type="dxa"/>
+          <w:right w:w="10" w:type="dxa"/>
+        </w:tblCellMar>
+        <w:tblLook w:val="0000" w:firstRow="0" w:lastRow="0" w:firstColumn="0" w:lastColumn="0" w:noHBand="0" w:noVBand="0"/>
       </w:tblPr>
       <w:tblGrid>
-        <w:gridCol w:w="1850"/>
-        <w:gridCol w:w="1450"/>
-        <w:gridCol w:w="3926"/>
-        <w:gridCol w:w="1800"/>
+        <w:gridCol w:w="2220"/>
+        <w:gridCol w:w="1434"/>
+        <w:gridCol w:w="3486"/>
+        <w:gridCol w:w="1886"/>
       </w:tblGrid>
       <w:tr>
+        <w:tblPrEx>
+          <w:tblCellMar>
+            <w:top w:w="0" w:type="dxa"/>
+            <w:bottom w:w="0" w:type="dxa"/>
+          </w:tblCellMar>
+        </w:tblPrEx>
         <w:trPr>
           <w:tblHeader/>
         </w:trPr>
         <w:tc>
           <w:tcPr>
-            <w:tcW w:type="dxa" w:w="1850"/>
+            <w:tcW w:w="1850" w:type="dxa"/>
             <w:tcBorders>
-              <w:top w:val="single" w:color="999999" w:sz="1"/>
-              <w:left w:val="single" w:color="999999" w:sz="1"/>
-              <w:bottom w:val="single" w:color="999999" w:sz="1"/>
-              <w:right w:val="single" w:color="999999" w:sz="1"/>
+              <w:top w:val="single" w:sz="1" w:space="0" w:color="999999"/>
+              <w:left w:val="single" w:sz="1" w:space="0" w:color="999999"/>
+              <w:bottom w:val="single" w:sz="1" w:space="0" w:color="999999"/>
+              <w:right w:val="single" w:sz="1" w:space="0" w:color="999999"/>
             </w:tcBorders>
-            <w:shd w:fill="4472C4" w:val="clear"/>
+            <w:shd w:val="clear" w:color="auto" w:fill="4472C4"/>
             <w:tcMar>
-              <w:top w:type="dxa" w:w="60"/>
-              <w:left w:type="dxa" w:w="110"/>
-              <w:bottom w:type="dxa" w:w="60"/>
-              <w:right w:type="dxa" w:w="110"/>
+              <w:top w:w="60" w:type="dxa"/>
+              <w:left w:w="110" w:type="dxa"/>
+              <w:bottom w:w="60" w:type="dxa"/>
+              <w:right w:w="110" w:type="dxa"/>
             </w:tcMar>
             <w:vAlign w:val="center"/>
           </w:tcPr>
@@ -1538,29 +2565,27 @@
               <w:rPr>
                 <w:b/>
                 <w:bCs/>
-                <w:i w:val="false"/>
-                <w:iCs w:val="false"/>
                 <w:color w:val="FFFFFF"/>
               </w:rPr>
-              <w:t xml:space="preserve">Analysis Class</w:t>
+              <w:t>Analysis Class</w:t>
             </w:r>
           </w:p>
         </w:tc>
         <w:tc>
           <w:tcPr>
-            <w:tcW w:type="dxa" w:w="1450"/>
+            <w:tcW w:w="1450" w:type="dxa"/>
             <w:tcBorders>
-              <w:top w:val="single" w:color="999999" w:sz="1"/>
-              <w:left w:val="single" w:color="999999" w:sz="1"/>
-              <w:bottom w:val="single" w:color="999999" w:sz="1"/>
-              <w:right w:val="single" w:color="999999" w:sz="1"/>
+              <w:top w:val="single" w:sz="1" w:space="0" w:color="999999"/>
+              <w:left w:val="single" w:sz="1" w:space="0" w:color="999999"/>
+              <w:bottom w:val="single" w:sz="1" w:space="0" w:color="999999"/>
+              <w:right w:val="single" w:sz="1" w:space="0" w:color="999999"/>
             </w:tcBorders>
-            <w:shd w:fill="4472C4" w:val="clear"/>
+            <w:shd w:val="clear" w:color="auto" w:fill="4472C4"/>
             <w:tcMar>
-              <w:top w:type="dxa" w:w="60"/>
-              <w:left w:type="dxa" w:w="110"/>
-              <w:bottom w:type="dxa" w:w="60"/>
-              <w:right w:type="dxa" w:w="110"/>
+              <w:top w:w="60" w:type="dxa"/>
+              <w:left w:w="110" w:type="dxa"/>
+              <w:bottom w:w="60" w:type="dxa"/>
+              <w:right w:w="110" w:type="dxa"/>
             </w:tcMar>
             <w:vAlign w:val="center"/>
           </w:tcPr>
@@ -1573,29 +2598,27 @@
               <w:rPr>
                 <w:b/>
                 <w:bCs/>
-                <w:i w:val="false"/>
-                <w:iCs w:val="false"/>
                 <w:color w:val="FFFFFF"/>
               </w:rPr>
-              <w:t xml:space="preserve">Stereotype</w:t>
+              <w:t>Stereotype</w:t>
             </w:r>
           </w:p>
         </w:tc>
         <w:tc>
           <w:tcPr>
-            <w:tcW w:type="dxa" w:w="3926"/>
+            <w:tcW w:w="3926" w:type="dxa"/>
             <w:tcBorders>
-              <w:top w:val="single" w:color="999999" w:sz="1"/>
-              <w:left w:val="single" w:color="999999" w:sz="1"/>
-              <w:bottom w:val="single" w:color="999999" w:sz="1"/>
-              <w:right w:val="single" w:color="999999" w:sz="1"/>
+              <w:top w:val="single" w:sz="1" w:space="0" w:color="999999"/>
+              <w:left w:val="single" w:sz="1" w:space="0" w:color="999999"/>
+              <w:bottom w:val="single" w:sz="1" w:space="0" w:color="999999"/>
+              <w:right w:val="single" w:sz="1" w:space="0" w:color="999999"/>
             </w:tcBorders>
-            <w:shd w:fill="4472C4" w:val="clear"/>
+            <w:shd w:val="clear" w:color="auto" w:fill="4472C4"/>
             <w:tcMar>
-              <w:top w:type="dxa" w:w="60"/>
-              <w:left w:type="dxa" w:w="110"/>
-              <w:bottom w:type="dxa" w:w="60"/>
-              <w:right w:type="dxa" w:w="110"/>
+              <w:top w:w="60" w:type="dxa"/>
+              <w:left w:w="110" w:type="dxa"/>
+              <w:bottom w:w="60" w:type="dxa"/>
+              <w:right w:w="110" w:type="dxa"/>
             </w:tcMar>
             <w:vAlign w:val="center"/>
           </w:tcPr>
@@ -1608,29 +2631,27 @@
               <w:rPr>
                 <w:b/>
                 <w:bCs/>
-                <w:i w:val="false"/>
-                <w:iCs w:val="false"/>
                 <w:color w:val="FFFFFF"/>
               </w:rPr>
-              <w:t xml:space="preserve">Responsibility</w:t>
+              <w:t>Responsibility</w:t>
             </w:r>
           </w:p>
         </w:tc>
         <w:tc>
           <w:tcPr>
-            <w:tcW w:type="dxa" w:w="1800"/>
+            <w:tcW w:w="1800" w:type="dxa"/>
             <w:tcBorders>
-              <w:top w:val="single" w:color="999999" w:sz="1"/>
-              <w:left w:val="single" w:color="999999" w:sz="1"/>
-              <w:bottom w:val="single" w:color="999999" w:sz="1"/>
-              <w:right w:val="single" w:color="999999" w:sz="1"/>
+              <w:top w:val="single" w:sz="1" w:space="0" w:color="999999"/>
+              <w:left w:val="single" w:sz="1" w:space="0" w:color="999999"/>
+              <w:bottom w:val="single" w:sz="1" w:space="0" w:color="999999"/>
+              <w:right w:val="single" w:sz="1" w:space="0" w:color="999999"/>
             </w:tcBorders>
-            <w:shd w:fill="4472C4" w:val="clear"/>
+            <w:shd w:val="clear" w:color="auto" w:fill="4472C4"/>
             <w:tcMar>
-              <w:top w:type="dxa" w:w="60"/>
-              <w:left w:type="dxa" w:w="110"/>
-              <w:bottom w:type="dxa" w:w="60"/>
-              <w:right w:type="dxa" w:w="110"/>
+              <w:top w:w="60" w:type="dxa"/>
+              <w:left w:w="110" w:type="dxa"/>
+              <w:bottom w:w="60" w:type="dxa"/>
+              <w:right w:w="110" w:type="dxa"/>
             </w:tcMar>
             <w:vAlign w:val="center"/>
           </w:tcPr>
@@ -1643,30 +2664,34 @@
               <w:rPr>
                 <w:b/>
                 <w:bCs/>
-                <w:i w:val="false"/>
-                <w:iCs w:val="false"/>
                 <w:color w:val="FFFFFF"/>
               </w:rPr>
-              <w:t xml:space="preserve">Realized by</w:t>
+              <w:t>Realized by</w:t>
             </w:r>
           </w:p>
         </w:tc>
       </w:tr>
       <w:tr>
+        <w:tblPrEx>
+          <w:tblCellMar>
+            <w:top w:w="0" w:type="dxa"/>
+            <w:bottom w:w="0" w:type="dxa"/>
+          </w:tblCellMar>
+        </w:tblPrEx>
         <w:tc>
           <w:tcPr>
-            <w:tcW w:type="dxa" w:w="1850"/>
+            <w:tcW w:w="1850" w:type="dxa"/>
             <w:tcBorders>
-              <w:top w:val="single" w:color="999999" w:sz="1"/>
-              <w:left w:val="single" w:color="999999" w:sz="1"/>
-              <w:bottom w:val="single" w:color="999999" w:sz="1"/>
-              <w:right w:val="single" w:color="999999" w:sz="1"/>
+              <w:top w:val="single" w:sz="1" w:space="0" w:color="999999"/>
+              <w:left w:val="single" w:sz="1" w:space="0" w:color="999999"/>
+              <w:bottom w:val="single" w:sz="1" w:space="0" w:color="999999"/>
+              <w:right w:val="single" w:sz="1" w:space="0" w:color="999999"/>
             </w:tcBorders>
             <w:tcMar>
-              <w:top w:type="dxa" w:w="60"/>
-              <w:left w:type="dxa" w:w="110"/>
-              <w:bottom w:type="dxa" w:w="60"/>
-              <w:right w:type="dxa" w:w="110"/>
+              <w:top w:w="60" w:type="dxa"/>
+              <w:left w:w="110" w:type="dxa"/>
+              <w:bottom w:w="60" w:type="dxa"/>
+              <w:right w:w="110" w:type="dxa"/>
             </w:tcMar>
             <w:vAlign w:val="center"/>
           </w:tcPr>
@@ -1675,30 +2700,24 @@
               <w:spacing w:after="20"/>
             </w:pPr>
             <w:r>
-              <w:rPr>
-                <w:b w:val="false"/>
-                <w:bCs w:val="false"/>
-                <w:i w:val="false"/>
-                <w:iCs w:val="false"/>
-              </w:rPr>
-              <w:t xml:space="preserve">LoginScreen</w:t>
+              <w:t>LoginScreen</w:t>
             </w:r>
           </w:p>
         </w:tc>
         <w:tc>
           <w:tcPr>
-            <w:tcW w:type="dxa" w:w="1450"/>
+            <w:tcW w:w="1450" w:type="dxa"/>
             <w:tcBorders>
-              <w:top w:val="single" w:color="999999" w:sz="1"/>
-              <w:left w:val="single" w:color="999999" w:sz="1"/>
-              <w:bottom w:val="single" w:color="999999" w:sz="1"/>
-              <w:right w:val="single" w:color="999999" w:sz="1"/>
+              <w:top w:val="single" w:sz="1" w:space="0" w:color="999999"/>
+              <w:left w:val="single" w:sz="1" w:space="0" w:color="999999"/>
+              <w:bottom w:val="single" w:sz="1" w:space="0" w:color="999999"/>
+              <w:right w:val="single" w:sz="1" w:space="0" w:color="999999"/>
             </w:tcBorders>
             <w:tcMar>
-              <w:top w:type="dxa" w:w="60"/>
-              <w:left w:type="dxa" w:w="110"/>
-              <w:bottom w:type="dxa" w:w="60"/>
-              <w:right w:type="dxa" w:w="110"/>
+              <w:top w:w="60" w:type="dxa"/>
+              <w:left w:w="110" w:type="dxa"/>
+              <w:bottom w:w="60" w:type="dxa"/>
+              <w:right w:w="110" w:type="dxa"/>
             </w:tcMar>
             <w:vAlign w:val="center"/>
           </w:tcPr>
@@ -1707,30 +2726,24 @@
               <w:spacing w:after="20"/>
             </w:pPr>
             <w:r>
-              <w:rPr>
-                <w:b w:val="false"/>
-                <w:bCs w:val="false"/>
-                <w:i w:val="false"/>
-                <w:iCs w:val="false"/>
-              </w:rPr>
-              <w:t xml:space="preserve">«boundary»</w:t>
+              <w:t>«boundary»</w:t>
             </w:r>
           </w:p>
         </w:tc>
         <w:tc>
           <w:tcPr>
-            <w:tcW w:type="dxa" w:w="3926"/>
+            <w:tcW w:w="3926" w:type="dxa"/>
             <w:tcBorders>
-              <w:top w:val="single" w:color="999999" w:sz="1"/>
-              <w:left w:val="single" w:color="999999" w:sz="1"/>
-              <w:bottom w:val="single" w:color="999999" w:sz="1"/>
-              <w:right w:val="single" w:color="999999" w:sz="1"/>
+              <w:top w:val="single" w:sz="1" w:space="0" w:color="999999"/>
+              <w:left w:val="single" w:sz="1" w:space="0" w:color="999999"/>
+              <w:bottom w:val="single" w:sz="1" w:space="0" w:color="999999"/>
+              <w:right w:val="single" w:sz="1" w:space="0" w:color="999999"/>
             </w:tcBorders>
             <w:tcMar>
-              <w:top w:type="dxa" w:w="60"/>
-              <w:left w:type="dxa" w:w="110"/>
-              <w:bottom w:type="dxa" w:w="60"/>
-              <w:right w:type="dxa" w:w="110"/>
+              <w:top w:w="60" w:type="dxa"/>
+              <w:left w:w="110" w:type="dxa"/>
+              <w:bottom w:w="60" w:type="dxa"/>
+              <w:right w:w="110" w:type="dxa"/>
             </w:tcMar>
             <w:vAlign w:val="center"/>
           </w:tcPr>
@@ -1739,30 +2752,24 @@
               <w:spacing w:after="20"/>
             </w:pPr>
             <w:r>
-              <w:rPr>
-                <w:b w:val="false"/>
-                <w:bCs w:val="false"/>
-                <w:i w:val="false"/>
-                <w:iCs w:val="false"/>
-              </w:rPr>
-              <w:t xml:space="preserve">Handles all console interaction for login: shows prompts, reads account number, password and captcha, and displays results.</w:t>
+              <w:t>Handles all console interaction for login: shows prompts, reads account number, password and captcha, and displays results.</w:t>
             </w:r>
           </w:p>
         </w:tc>
         <w:tc>
           <w:tcPr>
-            <w:tcW w:type="dxa" w:w="1800"/>
+            <w:tcW w:w="1800" w:type="dxa"/>
             <w:tcBorders>
-              <w:top w:val="single" w:color="999999" w:sz="1"/>
-              <w:left w:val="single" w:color="999999" w:sz="1"/>
-              <w:bottom w:val="single" w:color="999999" w:sz="1"/>
-              <w:right w:val="single" w:color="999999" w:sz="1"/>
+              <w:top w:val="single" w:sz="1" w:space="0" w:color="999999"/>
+              <w:left w:val="single" w:sz="1" w:space="0" w:color="999999"/>
+              <w:bottom w:val="single" w:sz="1" w:space="0" w:color="999999"/>
+              <w:right w:val="single" w:sz="1" w:space="0" w:color="999999"/>
             </w:tcBorders>
             <w:tcMar>
-              <w:top w:type="dxa" w:w="60"/>
-              <w:left w:type="dxa" w:w="110"/>
-              <w:bottom w:type="dxa" w:w="60"/>
-              <w:right w:type="dxa" w:w="110"/>
+              <w:top w:w="60" w:type="dxa"/>
+              <w:left w:w="110" w:type="dxa"/>
+              <w:bottom w:w="60" w:type="dxa"/>
+              <w:right w:w="110" w:type="dxa"/>
             </w:tcMar>
             <w:vAlign w:val="center"/>
           </w:tcPr>
@@ -1771,32 +2778,32 @@
               <w:spacing w:after="20"/>
             </w:pPr>
             <w:r>
-              <w:rPr>
-                <w:b w:val="false"/>
-                <w:bCs w:val="false"/>
-                <w:i w:val="false"/>
-                <w:iCs w:val="false"/>
-              </w:rPr>
-              <w:t xml:space="preserve">Main, LoginUI</w:t>
+              <w:t>Main, LoginUI</w:t>
             </w:r>
           </w:p>
         </w:tc>
       </w:tr>
       <w:tr>
+        <w:tblPrEx>
+          <w:tblCellMar>
+            <w:top w:w="0" w:type="dxa"/>
+            <w:bottom w:w="0" w:type="dxa"/>
+          </w:tblCellMar>
+        </w:tblPrEx>
         <w:tc>
           <w:tcPr>
-            <w:tcW w:type="dxa" w:w="1850"/>
+            <w:tcW w:w="1850" w:type="dxa"/>
             <w:tcBorders>
-              <w:top w:val="single" w:color="999999" w:sz="1"/>
-              <w:left w:val="single" w:color="999999" w:sz="1"/>
-              <w:bottom w:val="single" w:color="999999" w:sz="1"/>
-              <w:right w:val="single" w:color="999999" w:sz="1"/>
+              <w:top w:val="single" w:sz="1" w:space="0" w:color="999999"/>
+              <w:left w:val="single" w:sz="1" w:space="0" w:color="999999"/>
+              <w:bottom w:val="single" w:sz="1" w:space="0" w:color="999999"/>
+              <w:right w:val="single" w:sz="1" w:space="0" w:color="999999"/>
             </w:tcBorders>
             <w:tcMar>
-              <w:top w:type="dxa" w:w="60"/>
-              <w:left w:type="dxa" w:w="110"/>
-              <w:bottom w:type="dxa" w:w="60"/>
-              <w:right w:type="dxa" w:w="110"/>
+              <w:top w:w="60" w:type="dxa"/>
+              <w:left w:w="110" w:type="dxa"/>
+              <w:bottom w:w="60" w:type="dxa"/>
+              <w:right w:w="110" w:type="dxa"/>
             </w:tcMar>
             <w:vAlign w:val="center"/>
           </w:tcPr>
@@ -1805,30 +2812,25 @@
               <w:spacing w:after="20"/>
             </w:pPr>
             <w:r>
-              <w:rPr>
-                <w:b w:val="false"/>
-                <w:bCs w:val="false"/>
-                <w:i w:val="false"/>
-                <w:iCs w:val="false"/>
-              </w:rPr>
-              <w:t xml:space="preserve">LoginController</w:t>
+              <w:lastRenderedPageBreak/>
+              <w:t>LoginController</w:t>
             </w:r>
           </w:p>
         </w:tc>
         <w:tc>
           <w:tcPr>
-            <w:tcW w:type="dxa" w:w="1450"/>
+            <w:tcW w:w="1450" w:type="dxa"/>
             <w:tcBorders>
-              <w:top w:val="single" w:color="999999" w:sz="1"/>
-              <w:left w:val="single" w:color="999999" w:sz="1"/>
-              <w:bottom w:val="single" w:color="999999" w:sz="1"/>
-              <w:right w:val="single" w:color="999999" w:sz="1"/>
+              <w:top w:val="single" w:sz="1" w:space="0" w:color="999999"/>
+              <w:left w:val="single" w:sz="1" w:space="0" w:color="999999"/>
+              <w:bottom w:val="single" w:sz="1" w:space="0" w:color="999999"/>
+              <w:right w:val="single" w:sz="1" w:space="0" w:color="999999"/>
             </w:tcBorders>
             <w:tcMar>
-              <w:top w:type="dxa" w:w="60"/>
-              <w:left w:type="dxa" w:w="110"/>
-              <w:bottom w:type="dxa" w:w="60"/>
-              <w:right w:type="dxa" w:w="110"/>
+              <w:top w:w="60" w:type="dxa"/>
+              <w:left w:w="110" w:type="dxa"/>
+              <w:bottom w:w="60" w:type="dxa"/>
+              <w:right w:w="110" w:type="dxa"/>
             </w:tcMar>
             <w:vAlign w:val="center"/>
           </w:tcPr>
@@ -1837,30 +2839,24 @@
               <w:spacing w:after="20"/>
             </w:pPr>
             <w:r>
-              <w:rPr>
-                <w:b w:val="false"/>
-                <w:bCs w:val="false"/>
-                <w:i w:val="false"/>
-                <w:iCs w:val="false"/>
-              </w:rPr>
-              <w:t xml:space="preserve">«control»</w:t>
+              <w:t>«control»</w:t>
             </w:r>
           </w:p>
         </w:tc>
         <w:tc>
           <w:tcPr>
-            <w:tcW w:type="dxa" w:w="3926"/>
+            <w:tcW w:w="3926" w:type="dxa"/>
             <w:tcBorders>
-              <w:top w:val="single" w:color="999999" w:sz="1"/>
-              <w:left w:val="single" w:color="999999" w:sz="1"/>
-              <w:bottom w:val="single" w:color="999999" w:sz="1"/>
-              <w:right w:val="single" w:color="999999" w:sz="1"/>
+              <w:top w:val="single" w:sz="1" w:space="0" w:color="999999"/>
+              <w:left w:val="single" w:sz="1" w:space="0" w:color="999999"/>
+              <w:bottom w:val="single" w:sz="1" w:space="0" w:color="999999"/>
+              <w:right w:val="single" w:sz="1" w:space="0" w:color="999999"/>
             </w:tcBorders>
             <w:tcMar>
-              <w:top w:type="dxa" w:w="60"/>
-              <w:left w:type="dxa" w:w="110"/>
-              <w:bottom w:type="dxa" w:w="60"/>
-              <w:right w:type="dxa" w:w="110"/>
+              <w:top w:w="60" w:type="dxa"/>
+              <w:left w:w="110" w:type="dxa"/>
+              <w:bottom w:w="60" w:type="dxa"/>
+              <w:right w:w="110" w:type="dxa"/>
             </w:tcMar>
             <w:vAlign w:val="center"/>
           </w:tcPr>
@@ -1869,30 +2865,24 @@
               <w:spacing w:after="20"/>
             </w:pPr>
             <w:r>
-              <w:rPr>
-                <w:b w:val="false"/>
-                <w:bCs w:val="false"/>
-                <w:i w:val="false"/>
-                <w:iCs w:val="false"/>
-              </w:rPr>
-              <w:t xml:space="preserve">Orchestrates the Login use case: coordinates validation, captcha generation, authentication and event logging.</w:t>
+              <w:t>Orchestrates the Login use case: coordinates validation, captcha generation, authentication and event logging.</w:t>
             </w:r>
           </w:p>
         </w:tc>
         <w:tc>
           <w:tcPr>
-            <w:tcW w:type="dxa" w:w="1800"/>
+            <w:tcW w:w="1800" w:type="dxa"/>
             <w:tcBorders>
-              <w:top w:val="single" w:color="999999" w:sz="1"/>
-              <w:left w:val="single" w:color="999999" w:sz="1"/>
-              <w:bottom w:val="single" w:color="999999" w:sz="1"/>
-              <w:right w:val="single" w:color="999999" w:sz="1"/>
+              <w:top w:val="single" w:sz="1" w:space="0" w:color="999999"/>
+              <w:left w:val="single" w:sz="1" w:space="0" w:color="999999"/>
+              <w:bottom w:val="single" w:sz="1" w:space="0" w:color="999999"/>
+              <w:right w:val="single" w:sz="1" w:space="0" w:color="999999"/>
             </w:tcBorders>
             <w:tcMar>
-              <w:top w:type="dxa" w:w="60"/>
-              <w:left w:type="dxa" w:w="110"/>
-              <w:bottom w:type="dxa" w:w="60"/>
-              <w:right w:type="dxa" w:w="110"/>
+              <w:top w:w="60" w:type="dxa"/>
+              <w:left w:w="110" w:type="dxa"/>
+              <w:bottom w:w="60" w:type="dxa"/>
+              <w:right w:w="110" w:type="dxa"/>
             </w:tcMar>
             <w:vAlign w:val="center"/>
           </w:tcPr>
@@ -1901,32 +2891,32 @@
               <w:spacing w:after="20"/>
             </w:pPr>
             <w:r>
-              <w:rPr>
-                <w:b w:val="false"/>
-                <w:bCs w:val="false"/>
-                <w:i w:val="false"/>
-                <w:iCs w:val="false"/>
-              </w:rPr>
-              <w:t xml:space="preserve">Ebank</w:t>
+              <w:t>Ebank</w:t>
             </w:r>
           </w:p>
         </w:tc>
       </w:tr>
       <w:tr>
+        <w:tblPrEx>
+          <w:tblCellMar>
+            <w:top w:w="0" w:type="dxa"/>
+            <w:bottom w:w="0" w:type="dxa"/>
+          </w:tblCellMar>
+        </w:tblPrEx>
         <w:tc>
           <w:tcPr>
-            <w:tcW w:type="dxa" w:w="1850"/>
+            <w:tcW w:w="1850" w:type="dxa"/>
             <w:tcBorders>
-              <w:top w:val="single" w:color="999999" w:sz="1"/>
-              <w:left w:val="single" w:color="999999" w:sz="1"/>
-              <w:bottom w:val="single" w:color="999999" w:sz="1"/>
-              <w:right w:val="single" w:color="999999" w:sz="1"/>
+              <w:top w:val="single" w:sz="1" w:space="0" w:color="999999"/>
+              <w:left w:val="single" w:sz="1" w:space="0" w:color="999999"/>
+              <w:bottom w:val="single" w:sz="1" w:space="0" w:color="999999"/>
+              <w:right w:val="single" w:sz="1" w:space="0" w:color="999999"/>
             </w:tcBorders>
             <w:tcMar>
-              <w:top w:type="dxa" w:w="60"/>
-              <w:left w:type="dxa" w:w="110"/>
-              <w:bottom w:type="dxa" w:w="60"/>
-              <w:right w:type="dxa" w:w="110"/>
+              <w:top w:w="60" w:type="dxa"/>
+              <w:left w:w="110" w:type="dxa"/>
+              <w:bottom w:w="60" w:type="dxa"/>
+              <w:right w:w="110" w:type="dxa"/>
             </w:tcMar>
             <w:vAlign w:val="center"/>
           </w:tcPr>
@@ -1935,30 +2925,24 @@
               <w:spacing w:after="20"/>
             </w:pPr>
             <w:r>
-              <w:rPr>
-                <w:b w:val="false"/>
-                <w:bCs w:val="false"/>
-                <w:i w:val="false"/>
-                <w:iCs w:val="false"/>
-              </w:rPr>
-              <w:t xml:space="preserve">ValidationController</w:t>
+              <w:t>ValidationController</w:t>
             </w:r>
           </w:p>
         </w:tc>
         <w:tc>
           <w:tcPr>
-            <w:tcW w:type="dxa" w:w="1450"/>
+            <w:tcW w:w="1450" w:type="dxa"/>
             <w:tcBorders>
-              <w:top w:val="single" w:color="999999" w:sz="1"/>
-              <w:left w:val="single" w:color="999999" w:sz="1"/>
-              <w:bottom w:val="single" w:color="999999" w:sz="1"/>
-              <w:right w:val="single" w:color="999999" w:sz="1"/>
+              <w:top w:val="single" w:sz="1" w:space="0" w:color="999999"/>
+              <w:left w:val="single" w:sz="1" w:space="0" w:color="999999"/>
+              <w:bottom w:val="single" w:sz="1" w:space="0" w:color="999999"/>
+              <w:right w:val="single" w:sz="1" w:space="0" w:color="999999"/>
             </w:tcBorders>
             <w:tcMar>
-              <w:top w:type="dxa" w:w="60"/>
-              <w:left w:type="dxa" w:w="110"/>
-              <w:bottom w:type="dxa" w:w="60"/>
-              <w:right w:type="dxa" w:w="110"/>
+              <w:top w:w="60" w:type="dxa"/>
+              <w:left w:w="110" w:type="dxa"/>
+              <w:bottom w:w="60" w:type="dxa"/>
+              <w:right w:w="110" w:type="dxa"/>
             </w:tcMar>
             <w:vAlign w:val="center"/>
           </w:tcPr>
@@ -1967,30 +2951,24 @@
               <w:spacing w:after="20"/>
             </w:pPr>
             <w:r>
-              <w:rPr>
-                <w:b w:val="false"/>
-                <w:bCs w:val="false"/>
-                <w:i w:val="false"/>
-                <w:iCs w:val="false"/>
-              </w:rPr>
-              <w:t xml:space="preserve">«control»</w:t>
+              <w:t>«control»</w:t>
             </w:r>
           </w:p>
         </w:tc>
         <w:tc>
           <w:tcPr>
-            <w:tcW w:type="dxa" w:w="3926"/>
+            <w:tcW w:w="3926" w:type="dxa"/>
             <w:tcBorders>
-              <w:top w:val="single" w:color="999999" w:sz="1"/>
-              <w:left w:val="single" w:color="999999" w:sz="1"/>
-              <w:bottom w:val="single" w:color="999999" w:sz="1"/>
-              <w:right w:val="single" w:color="999999" w:sz="1"/>
+              <w:top w:val="single" w:sz="1" w:space="0" w:color="999999"/>
+              <w:left w:val="single" w:sz="1" w:space="0" w:color="999999"/>
+              <w:bottom w:val="single" w:sz="1" w:space="0" w:color="999999"/>
+              <w:right w:val="single" w:sz="1" w:space="0" w:color="999999"/>
             </w:tcBorders>
             <w:tcMar>
-              <w:top w:type="dxa" w:w="60"/>
-              <w:left w:type="dxa" w:w="110"/>
-              <w:bottom w:type="dxa" w:w="60"/>
-              <w:right w:type="dxa" w:w="110"/>
+              <w:top w:w="60" w:type="dxa"/>
+              <w:left w:w="110" w:type="dxa"/>
+              <w:bottom w:w="60" w:type="dxa"/>
+              <w:right w:w="110" w:type="dxa"/>
             </w:tcMar>
             <w:vAlign w:val="center"/>
           </w:tcPr>
@@ -1999,30 +2977,24 @@
               <w:spacing w:after="20"/>
             </w:pPr>
             <w:r>
-              <w:rPr>
-                <w:b w:val="false"/>
-                <w:bCs w:val="false"/>
-                <w:i w:val="false"/>
-                <w:iCs w:val="false"/>
-              </w:rPr>
-              <w:t xml:space="preserve">Validates the format of account number, password and captcha; returns localized error messages.</w:t>
+              <w:t>Validates the format of account number, password and captcha; returns localized error messages.</w:t>
             </w:r>
           </w:p>
         </w:tc>
         <w:tc>
           <w:tcPr>
-            <w:tcW w:type="dxa" w:w="1800"/>
+            <w:tcW w:w="1800" w:type="dxa"/>
             <w:tcBorders>
-              <w:top w:val="single" w:color="999999" w:sz="1"/>
-              <w:left w:val="single" w:color="999999" w:sz="1"/>
-              <w:bottom w:val="single" w:color="999999" w:sz="1"/>
-              <w:right w:val="single" w:color="999999" w:sz="1"/>
+              <w:top w:val="single" w:sz="1" w:space="0" w:color="999999"/>
+              <w:left w:val="single" w:sz="1" w:space="0" w:color="999999"/>
+              <w:bottom w:val="single" w:sz="1" w:space="0" w:color="999999"/>
+              <w:right w:val="single" w:sz="1" w:space="0" w:color="999999"/>
             </w:tcBorders>
             <w:tcMar>
-              <w:top w:type="dxa" w:w="60"/>
-              <w:left w:type="dxa" w:w="110"/>
-              <w:bottom w:type="dxa" w:w="60"/>
-              <w:right w:type="dxa" w:w="110"/>
+              <w:top w:w="60" w:type="dxa"/>
+              <w:left w:w="110" w:type="dxa"/>
+              <w:bottom w:w="60" w:type="dxa"/>
+              <w:right w:w="110" w:type="dxa"/>
             </w:tcMar>
             <w:vAlign w:val="center"/>
           </w:tcPr>
@@ -2031,32 +3003,35 @@
               <w:spacing w:after="20"/>
             </w:pPr>
             <w:r>
-              <w:rPr>
-                <w:b w:val="false"/>
-                <w:bCs w:val="false"/>
-                <w:i w:val="false"/>
-                <w:iCs w:val="false"/>
-              </w:rPr>
-              <w:t xml:space="preserve">ValidatorService</w:t>
+              <w:t>ValidatorSe</w:t>
+            </w:r>
+            <w:r>
+              <w:t>rvice</w:t>
             </w:r>
           </w:p>
         </w:tc>
       </w:tr>
       <w:tr>
+        <w:tblPrEx>
+          <w:tblCellMar>
+            <w:top w:w="0" w:type="dxa"/>
+            <w:bottom w:w="0" w:type="dxa"/>
+          </w:tblCellMar>
+        </w:tblPrEx>
         <w:tc>
           <w:tcPr>
-            <w:tcW w:type="dxa" w:w="1850"/>
+            <w:tcW w:w="1850" w:type="dxa"/>
             <w:tcBorders>
-              <w:top w:val="single" w:color="999999" w:sz="1"/>
-              <w:left w:val="single" w:color="999999" w:sz="1"/>
-              <w:bottom w:val="single" w:color="999999" w:sz="1"/>
-              <w:right w:val="single" w:color="999999" w:sz="1"/>
+              <w:top w:val="single" w:sz="1" w:space="0" w:color="999999"/>
+              <w:left w:val="single" w:sz="1" w:space="0" w:color="999999"/>
+              <w:bottom w:val="single" w:sz="1" w:space="0" w:color="999999"/>
+              <w:right w:val="single" w:sz="1" w:space="0" w:color="999999"/>
             </w:tcBorders>
             <w:tcMar>
-              <w:top w:type="dxa" w:w="60"/>
-              <w:left w:type="dxa" w:w="110"/>
-              <w:bottom w:type="dxa" w:w="60"/>
-              <w:right w:type="dxa" w:w="110"/>
+              <w:top w:w="60" w:type="dxa"/>
+              <w:left w:w="110" w:type="dxa"/>
+              <w:bottom w:w="60" w:type="dxa"/>
+              <w:right w:w="110" w:type="dxa"/>
             </w:tcMar>
             <w:vAlign w:val="center"/>
           </w:tcPr>
@@ -2065,30 +3040,24 @@
               <w:spacing w:after="20"/>
             </w:pPr>
             <w:r>
-              <w:rPr>
-                <w:b w:val="false"/>
-                <w:bCs w:val="false"/>
-                <w:i w:val="false"/>
-                <w:iCs w:val="false"/>
-              </w:rPr>
-              <w:t xml:space="preserve">LanguageController</w:t>
+              <w:t>LanguageController</w:t>
             </w:r>
           </w:p>
         </w:tc>
         <w:tc>
           <w:tcPr>
-            <w:tcW w:type="dxa" w:w="1450"/>
+            <w:tcW w:w="1450" w:type="dxa"/>
             <w:tcBorders>
-              <w:top w:val="single" w:color="999999" w:sz="1"/>
-              <w:left w:val="single" w:color="999999" w:sz="1"/>
-              <w:bottom w:val="single" w:color="999999" w:sz="1"/>
-              <w:right w:val="single" w:color="999999" w:sz="1"/>
+              <w:top w:val="single" w:sz="1" w:space="0" w:color="999999"/>
+              <w:left w:val="single" w:sz="1" w:space="0" w:color="999999"/>
+              <w:bottom w:val="single" w:sz="1" w:space="0" w:color="999999"/>
+              <w:right w:val="single" w:sz="1" w:space="0" w:color="999999"/>
             </w:tcBorders>
             <w:tcMar>
-              <w:top w:type="dxa" w:w="60"/>
-              <w:left w:type="dxa" w:w="110"/>
-              <w:bottom w:type="dxa" w:w="60"/>
-              <w:right w:type="dxa" w:w="110"/>
+              <w:top w:w="60" w:type="dxa"/>
+              <w:left w:w="110" w:type="dxa"/>
+              <w:bottom w:w="60" w:type="dxa"/>
+              <w:right w:w="110" w:type="dxa"/>
             </w:tcMar>
             <w:vAlign w:val="center"/>
           </w:tcPr>
@@ -2097,30 +3066,24 @@
               <w:spacing w:after="20"/>
             </w:pPr>
             <w:r>
-              <w:rPr>
-                <w:b w:val="false"/>
-                <w:bCs w:val="false"/>
-                <w:i w:val="false"/>
-                <w:iCs w:val="false"/>
-              </w:rPr>
-              <w:t xml:space="preserve">«control»</w:t>
+              <w:t>«control»</w:t>
             </w:r>
           </w:p>
         </w:tc>
         <w:tc>
           <w:tcPr>
-            <w:tcW w:type="dxa" w:w="3926"/>
+            <w:tcW w:w="3926" w:type="dxa"/>
             <w:tcBorders>
-              <w:top w:val="single" w:color="999999" w:sz="1"/>
-              <w:left w:val="single" w:color="999999" w:sz="1"/>
-              <w:bottom w:val="single" w:color="999999" w:sz="1"/>
-              <w:right w:val="single" w:color="999999" w:sz="1"/>
+              <w:top w:val="single" w:sz="1" w:space="0" w:color="999999"/>
+              <w:left w:val="single" w:sz="1" w:space="0" w:color="999999"/>
+              <w:bottom w:val="single" w:sz="1" w:space="0" w:color="999999"/>
+              <w:right w:val="single" w:sz="1" w:space="0" w:color="999999"/>
             </w:tcBorders>
             <w:tcMar>
-              <w:top w:type="dxa" w:w="60"/>
-              <w:left w:type="dxa" w:w="110"/>
-              <w:bottom w:type="dxa" w:w="60"/>
-              <w:right w:type="dxa" w:w="110"/>
+              <w:top w:w="60" w:type="dxa"/>
+              <w:left w:w="110" w:type="dxa"/>
+              <w:bottom w:w="60" w:type="dxa"/>
+              <w:right w:w="110" w:type="dxa"/>
             </w:tcMar>
             <w:vAlign w:val="center"/>
           </w:tcPr>
@@ -2129,30 +3092,24 @@
               <w:spacing w:after="20"/>
             </w:pPr>
             <w:r>
-              <w:rPr>
-                <w:b w:val="false"/>
-                <w:bCs w:val="false"/>
-                <w:i w:val="false"/>
-                <w:iCs w:val="false"/>
-              </w:rPr>
-              <w:t xml:space="preserve">Loads the selected language bundle and supplies localized messages.</w:t>
+              <w:t>Loads the selected language bundle and supplies localized messages.</w:t>
             </w:r>
           </w:p>
         </w:tc>
         <w:tc>
           <w:tcPr>
-            <w:tcW w:type="dxa" w:w="1800"/>
+            <w:tcW w:w="1800" w:type="dxa"/>
             <w:tcBorders>
-              <w:top w:val="single" w:color="999999" w:sz="1"/>
-              <w:left w:val="single" w:color="999999" w:sz="1"/>
-              <w:bottom w:val="single" w:color="999999" w:sz="1"/>
-              <w:right w:val="single" w:color="999999" w:sz="1"/>
+              <w:top w:val="single" w:sz="1" w:space="0" w:color="999999"/>
+              <w:left w:val="single" w:sz="1" w:space="0" w:color="999999"/>
+              <w:bottom w:val="single" w:sz="1" w:space="0" w:color="999999"/>
+              <w:right w:val="single" w:sz="1" w:space="0" w:color="999999"/>
             </w:tcBorders>
             <w:tcMar>
-              <w:top w:type="dxa" w:w="60"/>
-              <w:left w:type="dxa" w:w="110"/>
-              <w:bottom w:type="dxa" w:w="60"/>
-              <w:right w:type="dxa" w:w="110"/>
+              <w:top w:w="60" w:type="dxa"/>
+              <w:left w:w="110" w:type="dxa"/>
+              <w:bottom w:w="60" w:type="dxa"/>
+              <w:right w:w="110" w:type="dxa"/>
             </w:tcMar>
             <w:vAlign w:val="center"/>
           </w:tcPr>
@@ -2161,32 +3118,32 @@
               <w:spacing w:after="20"/>
             </w:pPr>
             <w:r>
-              <w:rPr>
-                <w:b w:val="false"/>
-                <w:bCs w:val="false"/>
-                <w:i w:val="false"/>
-                <w:iCs w:val="false"/>
-              </w:rPr>
-              <w:t xml:space="preserve">LanguageService</w:t>
+              <w:t>LanguageService</w:t>
             </w:r>
           </w:p>
         </w:tc>
       </w:tr>
       <w:tr>
+        <w:tblPrEx>
+          <w:tblCellMar>
+            <w:top w:w="0" w:type="dxa"/>
+            <w:bottom w:w="0" w:type="dxa"/>
+          </w:tblCellMar>
+        </w:tblPrEx>
         <w:tc>
           <w:tcPr>
-            <w:tcW w:type="dxa" w:w="1850"/>
+            <w:tcW w:w="1850" w:type="dxa"/>
             <w:tcBorders>
-              <w:top w:val="single" w:color="999999" w:sz="1"/>
-              <w:left w:val="single" w:color="999999" w:sz="1"/>
-              <w:bottom w:val="single" w:color="999999" w:sz="1"/>
-              <w:right w:val="single" w:color="999999" w:sz="1"/>
+              <w:top w:val="single" w:sz="1" w:space="0" w:color="999999"/>
+              <w:left w:val="single" w:sz="1" w:space="0" w:color="999999"/>
+              <w:bottom w:val="single" w:sz="1" w:space="0" w:color="999999"/>
+              <w:right w:val="single" w:sz="1" w:space="0" w:color="999999"/>
             </w:tcBorders>
             <w:tcMar>
-              <w:top w:type="dxa" w:w="60"/>
-              <w:left w:type="dxa" w:w="110"/>
-              <w:bottom w:type="dxa" w:w="60"/>
-              <w:right w:type="dxa" w:w="110"/>
+              <w:top w:w="60" w:type="dxa"/>
+              <w:left w:w="110" w:type="dxa"/>
+              <w:bottom w:w="60" w:type="dxa"/>
+              <w:right w:w="110" w:type="dxa"/>
             </w:tcMar>
             <w:vAlign w:val="center"/>
           </w:tcPr>
@@ -2195,30 +3152,24 @@
               <w:spacing w:after="20"/>
             </w:pPr>
             <w:r>
-              <w:rPr>
-                <w:b w:val="false"/>
-                <w:bCs w:val="false"/>
-                <w:i w:val="false"/>
-                <w:iCs w:val="false"/>
-              </w:rPr>
-              <w:t xml:space="preserve">AccountStore</w:t>
+              <w:t>AccountStore</w:t>
             </w:r>
           </w:p>
         </w:tc>
         <w:tc>
           <w:tcPr>
-            <w:tcW w:type="dxa" w:w="1450"/>
+            <w:tcW w:w="1450" w:type="dxa"/>
             <w:tcBorders>
-              <w:top w:val="single" w:color="999999" w:sz="1"/>
-              <w:left w:val="single" w:color="999999" w:sz="1"/>
-              <w:bottom w:val="single" w:color="999999" w:sz="1"/>
-              <w:right w:val="single" w:color="999999" w:sz="1"/>
+              <w:top w:val="single" w:sz="1" w:space="0" w:color="999999"/>
+              <w:left w:val="single" w:sz="1" w:space="0" w:color="999999"/>
+              <w:bottom w:val="single" w:sz="1" w:space="0" w:color="999999"/>
+              <w:right w:val="single" w:sz="1" w:space="0" w:color="999999"/>
             </w:tcBorders>
             <w:tcMar>
-              <w:top w:type="dxa" w:w="60"/>
-              <w:left w:type="dxa" w:w="110"/>
-              <w:bottom w:type="dxa" w:w="60"/>
-              <w:right w:type="dxa" w:w="110"/>
+              <w:top w:w="60" w:type="dxa"/>
+              <w:left w:w="110" w:type="dxa"/>
+              <w:bottom w:w="60" w:type="dxa"/>
+              <w:right w:w="110" w:type="dxa"/>
             </w:tcMar>
             <w:vAlign w:val="center"/>
           </w:tcPr>
@@ -2227,30 +3178,24 @@
               <w:spacing w:after="20"/>
             </w:pPr>
             <w:r>
-              <w:rPr>
-                <w:b w:val="false"/>
-                <w:bCs w:val="false"/>
-                <w:i w:val="false"/>
-                <w:iCs w:val="false"/>
-              </w:rPr>
-              <w:t xml:space="preserve">«control» (DAO)</w:t>
+              <w:t>«control» (DAO)</w:t>
             </w:r>
           </w:p>
         </w:tc>
         <w:tc>
           <w:tcPr>
-            <w:tcW w:type="dxa" w:w="3926"/>
+            <w:tcW w:w="3926" w:type="dxa"/>
             <w:tcBorders>
-              <w:top w:val="single" w:color="999999" w:sz="1"/>
-              <w:left w:val="single" w:color="999999" w:sz="1"/>
-              <w:bottom w:val="single" w:color="999999" w:sz="1"/>
-              <w:right w:val="single" w:color="999999" w:sz="1"/>
+              <w:top w:val="single" w:sz="1" w:space="0" w:color="999999"/>
+              <w:left w:val="single" w:sz="1" w:space="0" w:color="999999"/>
+              <w:bottom w:val="single" w:sz="1" w:space="0" w:color="999999"/>
+              <w:right w:val="single" w:sz="1" w:space="0" w:color="999999"/>
             </w:tcBorders>
             <w:tcMar>
-              <w:top w:type="dxa" w:w="60"/>
-              <w:left w:type="dxa" w:w="110"/>
-              <w:bottom w:type="dxa" w:w="60"/>
-              <w:right w:type="dxa" w:w="110"/>
+              <w:top w:w="60" w:type="dxa"/>
+              <w:left w:w="110" w:type="dxa"/>
+              <w:bottom w:w="60" w:type="dxa"/>
+              <w:right w:w="110" w:type="dxa"/>
             </w:tcMar>
             <w:vAlign w:val="center"/>
           </w:tcPr>
@@ -2259,30 +3204,24 @@
               <w:spacing w:after="20"/>
             </w:pPr>
             <w:r>
-              <w:rPr>
-                <w:b w:val="false"/>
-                <w:bCs w:val="false"/>
-                <w:i w:val="false"/>
-                <w:iCs w:val="false"/>
-              </w:rPr>
-              <w:t xml:space="preserve">Retrieves accounts from the data store and appends login events to the log.</w:t>
+              <w:t>Retrieves accounts from the data store and appends login events to the log.</w:t>
             </w:r>
           </w:p>
         </w:tc>
         <w:tc>
           <w:tcPr>
-            <w:tcW w:type="dxa" w:w="1800"/>
+            <w:tcW w:w="1800" w:type="dxa"/>
             <w:tcBorders>
-              <w:top w:val="single" w:color="999999" w:sz="1"/>
-              <w:left w:val="single" w:color="999999" w:sz="1"/>
-              <w:bottom w:val="single" w:color="999999" w:sz="1"/>
-              <w:right w:val="single" w:color="999999" w:sz="1"/>
+              <w:top w:val="single" w:sz="1" w:space="0" w:color="999999"/>
+              <w:left w:val="single" w:sz="1" w:space="0" w:color="999999"/>
+              <w:bottom w:val="single" w:sz="1" w:space="0" w:color="999999"/>
+              <w:right w:val="single" w:sz="1" w:space="0" w:color="999999"/>
             </w:tcBorders>
             <w:tcMar>
-              <w:top w:type="dxa" w:w="60"/>
-              <w:left w:type="dxa" w:w="110"/>
-              <w:bottom w:type="dxa" w:w="60"/>
-              <w:right w:type="dxa" w:w="110"/>
+              <w:top w:w="60" w:type="dxa"/>
+              <w:left w:w="110" w:type="dxa"/>
+              <w:bottom w:w="60" w:type="dxa"/>
+              <w:right w:w="110" w:type="dxa"/>
             </w:tcMar>
             <w:vAlign w:val="center"/>
           </w:tcPr>
@@ -2291,32 +3230,32 @@
               <w:spacing w:after="20"/>
             </w:pPr>
             <w:r>
-              <w:rPr>
-                <w:b w:val="false"/>
-                <w:bCs w:val="false"/>
-                <w:i w:val="false"/>
-                <w:iCs w:val="false"/>
-              </w:rPr>
-              <w:t xml:space="preserve">AccountDAO, FileHelper</w:t>
+              <w:t>AccountDAO, FileHelper</w:t>
             </w:r>
           </w:p>
         </w:tc>
       </w:tr>
       <w:tr>
+        <w:tblPrEx>
+          <w:tblCellMar>
+            <w:top w:w="0" w:type="dxa"/>
+            <w:bottom w:w="0" w:type="dxa"/>
+          </w:tblCellMar>
+        </w:tblPrEx>
         <w:tc>
           <w:tcPr>
-            <w:tcW w:type="dxa" w:w="1850"/>
+            <w:tcW w:w="1850" w:type="dxa"/>
             <w:tcBorders>
-              <w:top w:val="single" w:color="999999" w:sz="1"/>
-              <w:left w:val="single" w:color="999999" w:sz="1"/>
-              <w:bottom w:val="single" w:color="999999" w:sz="1"/>
-              <w:right w:val="single" w:color="999999" w:sz="1"/>
+              <w:top w:val="single" w:sz="1" w:space="0" w:color="999999"/>
+              <w:left w:val="single" w:sz="1" w:space="0" w:color="999999"/>
+              <w:bottom w:val="single" w:sz="1" w:space="0" w:color="999999"/>
+              <w:right w:val="single" w:sz="1" w:space="0" w:color="999999"/>
             </w:tcBorders>
             <w:tcMar>
-              <w:top w:type="dxa" w:w="60"/>
-              <w:left w:type="dxa" w:w="110"/>
-              <w:bottom w:type="dxa" w:w="60"/>
-              <w:right w:type="dxa" w:w="110"/>
+              <w:top w:w="60" w:type="dxa"/>
+              <w:left w:w="110" w:type="dxa"/>
+              <w:bottom w:w="60" w:type="dxa"/>
+              <w:right w:w="110" w:type="dxa"/>
             </w:tcMar>
             <w:vAlign w:val="center"/>
           </w:tcPr>
@@ -2325,30 +3264,24 @@
               <w:spacing w:after="20"/>
             </w:pPr>
             <w:r>
-              <w:rPr>
-                <w:b w:val="false"/>
-                <w:bCs w:val="false"/>
-                <w:i w:val="false"/>
-                <w:iCs w:val="false"/>
-              </w:rPr>
-              <w:t xml:space="preserve">Account</w:t>
+              <w:t>Account</w:t>
             </w:r>
           </w:p>
         </w:tc>
         <w:tc>
           <w:tcPr>
-            <w:tcW w:type="dxa" w:w="1450"/>
+            <w:tcW w:w="1450" w:type="dxa"/>
             <w:tcBorders>
-              <w:top w:val="single" w:color="999999" w:sz="1"/>
-              <w:left w:val="single" w:color="999999" w:sz="1"/>
-              <w:bottom w:val="single" w:color="999999" w:sz="1"/>
-              <w:right w:val="single" w:color="999999" w:sz="1"/>
+              <w:top w:val="single" w:sz="1" w:space="0" w:color="999999"/>
+              <w:left w:val="single" w:sz="1" w:space="0" w:color="999999"/>
+              <w:bottom w:val="single" w:sz="1" w:space="0" w:color="999999"/>
+              <w:right w:val="single" w:sz="1" w:space="0" w:color="999999"/>
             </w:tcBorders>
             <w:tcMar>
-              <w:top w:type="dxa" w:w="60"/>
-              <w:left w:type="dxa" w:w="110"/>
-              <w:bottom w:type="dxa" w:w="60"/>
-              <w:right w:type="dxa" w:w="110"/>
+              <w:top w:w="60" w:type="dxa"/>
+              <w:left w:w="110" w:type="dxa"/>
+              <w:bottom w:w="60" w:type="dxa"/>
+              <w:right w:w="110" w:type="dxa"/>
             </w:tcMar>
             <w:vAlign w:val="center"/>
           </w:tcPr>
@@ -2357,30 +3290,24 @@
               <w:spacing w:after="20"/>
             </w:pPr>
             <w:r>
-              <w:rPr>
-                <w:b w:val="false"/>
-                <w:bCs w:val="false"/>
-                <w:i w:val="false"/>
-                <w:iCs w:val="false"/>
-              </w:rPr>
-              <w:t xml:space="preserve">«entity»</w:t>
+              <w:t>«entity»</w:t>
             </w:r>
           </w:p>
         </w:tc>
         <w:tc>
           <w:tcPr>
-            <w:tcW w:type="dxa" w:w="3926"/>
+            <w:tcW w:w="3926" w:type="dxa"/>
             <w:tcBorders>
-              <w:top w:val="single" w:color="999999" w:sz="1"/>
-              <w:left w:val="single" w:color="999999" w:sz="1"/>
-              <w:bottom w:val="single" w:color="999999" w:sz="1"/>
-              <w:right w:val="single" w:color="999999" w:sz="1"/>
+              <w:top w:val="single" w:sz="1" w:space="0" w:color="999999"/>
+              <w:left w:val="single" w:sz="1" w:space="0" w:color="999999"/>
+              <w:bottom w:val="single" w:sz="1" w:space="0" w:color="999999"/>
+              <w:right w:val="single" w:sz="1" w:space="0" w:color="999999"/>
             </w:tcBorders>
             <w:tcMar>
-              <w:top w:type="dxa" w:w="60"/>
-              <w:left w:type="dxa" w:w="110"/>
-              <w:bottom w:type="dxa" w:w="60"/>
-              <w:right w:type="dxa" w:w="110"/>
+              <w:top w:w="60" w:type="dxa"/>
+              <w:left w:w="110" w:type="dxa"/>
+              <w:bottom w:w="60" w:type="dxa"/>
+              <w:right w:w="110" w:type="dxa"/>
             </w:tcMar>
             <w:vAlign w:val="center"/>
           </w:tcPr>
@@ -2389,30 +3316,24 @@
               <w:spacing w:after="20"/>
             </w:pPr>
             <w:r>
-              <w:rPr>
-                <w:b w:val="false"/>
-                <w:bCs w:val="false"/>
-                <w:i w:val="false"/>
-                <w:iCs w:val="false"/>
-              </w:rPr>
-              <w:t xml:space="preserve">Represents a bank account (account number, password, status).</w:t>
+              <w:t>Represents a bank account (account number, password, status).</w:t>
             </w:r>
           </w:p>
         </w:tc>
         <w:tc>
           <w:tcPr>
-            <w:tcW w:type="dxa" w:w="1800"/>
+            <w:tcW w:w="1800" w:type="dxa"/>
             <w:tcBorders>
-              <w:top w:val="single" w:color="999999" w:sz="1"/>
-              <w:left w:val="single" w:color="999999" w:sz="1"/>
-              <w:bottom w:val="single" w:color="999999" w:sz="1"/>
-              <w:right w:val="single" w:color="999999" w:sz="1"/>
+              <w:top w:val="single" w:sz="1" w:space="0" w:color="999999"/>
+              <w:left w:val="single" w:sz="1" w:space="0" w:color="999999"/>
+              <w:bottom w:val="single" w:sz="1" w:space="0" w:color="999999"/>
+              <w:right w:val="single" w:sz="1" w:space="0" w:color="999999"/>
             </w:tcBorders>
             <w:tcMar>
-              <w:top w:type="dxa" w:w="60"/>
-              <w:left w:type="dxa" w:w="110"/>
-              <w:bottom w:type="dxa" w:w="60"/>
-              <w:right w:type="dxa" w:w="110"/>
+              <w:top w:w="60" w:type="dxa"/>
+              <w:left w:w="110" w:type="dxa"/>
+              <w:bottom w:w="60" w:type="dxa"/>
+              <w:right w:w="110" w:type="dxa"/>
             </w:tcMar>
             <w:vAlign w:val="center"/>
           </w:tcPr>
@@ -2421,13 +3342,7 @@
               <w:spacing w:after="20"/>
             </w:pPr>
             <w:r>
-              <w:rPr>
-                <w:b w:val="false"/>
-                <w:bCs w:val="false"/>
-                <w:i w:val="false"/>
-                <w:iCs w:val="false"/>
-              </w:rPr>
-              <w:t xml:space="preserve">Account</w:t>
+              <w:t>Account</w:t>
             </w:r>
           </w:p>
         </w:tc>
@@ -2436,58 +3351,53 @@
     <w:p>
       <w:pPr>
         <w:pStyle w:val="Heading2"/>
-        <w:spacing w:after="100" w:before="200"/>
-      </w:pPr>
+      </w:pPr>
+      <w:bookmarkStart w:id="8" w:name="_Toc235110950"/>
       <w:r>
         <w:rPr>
-          <w:b w:val="false"/>
-          <w:bCs w:val="false"/>
-          <w:i w:val="false"/>
-          <w:iCs w:val="false"/>
+          <w:b w:val="0"/>
+          <w:bCs w:val="0"/>
         </w:rPr>
-        <w:t xml:space="preserve">2. Select Language</w:t>
-      </w:r>
+        <w:t>2. Select Language</w:t>
+      </w:r>
+      <w:bookmarkEnd w:id="8"/>
     </w:p>
     <w:p>
       <w:pPr>
         <w:pStyle w:val="Heading3"/>
-        <w:spacing w:after="80" w:before="160"/>
-      </w:pPr>
+      </w:pPr>
+      <w:bookmarkStart w:id="9" w:name="_Toc235110951"/>
       <w:r>
         <w:rPr>
-          <w:b w:val="false"/>
-          <w:bCs w:val="false"/>
-          <w:i w:val="false"/>
-          <w:iCs w:val="false"/>
+          <w:b w:val="0"/>
+          <w:bCs w:val="0"/>
         </w:rPr>
-        <w:t xml:space="preserve">a. Class Diagram</w:t>
-      </w:r>
+        <w:t>a. Class Diagram</w:t>
+      </w:r>
+      <w:bookmarkEnd w:id="9"/>
     </w:p>
     <w:p>
       <w:pPr>
         <w:spacing w:after="120"/>
       </w:pPr>
       <w:r>
+        <w:t>Selecting a language involves a boundary object (the menu screen), a control object that switches the locale, and the language resource that it loads.</w:t>
+      </w:r>
+    </w:p>
+    <w:p>
+      <w:pPr>
+        <w:spacing w:before="80" w:after="40"/>
+        <w:jc w:val="center"/>
+      </w:pPr>
+      <w:r>
         <w:rPr>
-          <w:b w:val="false"/>
-          <w:bCs w:val="false"/>
-          <w:i w:val="false"/>
-          <w:iCs w:val="false"/>
+          <w:noProof/>
         </w:rPr>
-        <w:t xml:space="preserve">Selecting a language involves a boundary object (the menu screen), a control object that switches the locale, and the language resource that it loads.</w:t>
-      </w:r>
-    </w:p>
-    <w:p>
-      <w:pPr>
-        <w:spacing w:after="40" w:before="80"/>
-        <w:jc w:val="center"/>
-      </w:pPr>
-      <w:r>
         <w:drawing>
-          <wp:inline distT="0" distB="0" distL="0" distR="0">
+          <wp:inline distT="0" distB="0" distL="0" distR="0" wp14:anchorId="2D9A5F47" wp14:editId="1645FB3D">
             <wp:extent cx="4267200" cy="3048000"/>
-            <wp:effectExtent t="0" r="0" b="0" l="0"/>
-            <wp:docPr id="1" name="17_analysis_language.png" descr="17_analysis_language.png" title="17_analysis_language.png"/>
+            <wp:effectExtent l="0" t="0" r="0" b="0"/>
+            <wp:docPr id="4" name="17_analysis_language.png" descr="17_analysis_language.png" title="17_analysis_language.png"/>
             <wp:cNvGraphicFramePr>
               <a:graphicFrameLocks xmlns:a="http://schemas.openxmlformats.org/drawingml/2006/main" noChangeAspect="1"/>
             </wp:cNvGraphicFramePr>
@@ -2495,13 +3405,13 @@
               <a:graphicData uri="http://schemas.openxmlformats.org/drawingml/2006/picture">
                 <pic:pic xmlns:pic="http://schemas.openxmlformats.org/drawingml/2006/picture">
                   <pic:nvPicPr>
-                    <pic:cNvPr id="0" name="" descr=""/>
+                    <pic:cNvPr id="0" name=""/>
                     <pic:cNvPicPr>
                       <a:picLocks noChangeAspect="1" noChangeArrowheads="1"/>
                     </pic:cNvPicPr>
                   </pic:nvPicPr>
                   <pic:blipFill>
-                    <a:blip r:embed="rId12" cstate="none"/>
+                    <a:blip r:embed="rId10"/>
                     <a:srcRect/>
                     <a:stretch>
                       <a:fillRect/>
@@ -2535,7 +3445,7 @@
           <w:sz w:val="20"/>
           <w:szCs w:val="20"/>
         </w:rPr>
-        <w:t xml:space="preserve">Figure 4. VOPC – Select Language</w:t>
+        <w:t>Figure 4. VOPC – Select Language</w:t>
       </w:r>
     </w:p>
     <w:p>
@@ -2543,85 +3453,80 @@
         <w:spacing w:after="120"/>
       </w:pPr>
       <w:r>
+        <w:t>MenuScreen (boundary) is realized by Main; LanguageController (control</w:t>
+      </w:r>
+      <w:r>
+        <w:t>) by LanguageService; LanguageBundle (entity) by the loaded En/Vi.properties resource bundle.</w:t>
+      </w:r>
+    </w:p>
+    <w:p>
+      <w:pPr>
+        <w:pStyle w:val="Heading1"/>
+      </w:pPr>
+      <w:bookmarkStart w:id="10" w:name="_Toc235110952"/>
+      <w:r>
         <w:rPr>
-          <w:b w:val="false"/>
-          <w:bCs w:val="false"/>
-          <w:i w:val="false"/>
-          <w:iCs w:val="false"/>
+          <w:b w:val="0"/>
+          <w:bCs w:val="0"/>
         </w:rPr>
-        <w:t xml:space="preserve">MenuScreen (boundary) is realized by Main; LanguageController (control) by LanguageService; LanguageBundle (entity) by the loaded En/Vi.properties resource bundle.</w:t>
-      </w:r>
-    </w:p>
-    <w:p>
-      <w:pPr>
-        <w:pStyle w:val="Heading1"/>
-        <w:spacing w:after="120" w:before="240"/>
-      </w:pPr>
+        <w:t>IV. Dynamic Interaction Modeling</w:t>
+      </w:r>
+      <w:bookmarkEnd w:id="10"/>
+    </w:p>
+    <w:p>
+      <w:pPr>
+        <w:pStyle w:val="Heading2"/>
+      </w:pPr>
+      <w:bookmarkStart w:id="11" w:name="_Toc235110953"/>
       <w:r>
         <w:rPr>
-          <w:b w:val="false"/>
-          <w:bCs w:val="false"/>
-          <w:i w:val="false"/>
-          <w:iCs w:val="false"/>
+          <w:b w:val="0"/>
+          <w:bCs w:val="0"/>
         </w:rPr>
-        <w:t xml:space="preserve">IV. Dynamic Interaction Modeling</w:t>
-      </w:r>
-    </w:p>
-    <w:p>
-      <w:pPr>
-        <w:pStyle w:val="Heading2"/>
-        <w:spacing w:after="100" w:before="200"/>
-      </w:pPr>
+        <w:lastRenderedPageBreak/>
+        <w:t>1. Login</w:t>
+      </w:r>
+      <w:bookmarkEnd w:id="11"/>
+    </w:p>
+    <w:p>
+      <w:pPr>
+        <w:pStyle w:val="Heading3"/>
+      </w:pPr>
+      <w:bookmarkStart w:id="12" w:name="_Toc235110954"/>
       <w:r>
         <w:rPr>
-          <w:b w:val="false"/>
-          <w:bCs w:val="false"/>
-          <w:i w:val="false"/>
-          <w:iCs w:val="false"/>
+          <w:b w:val="0"/>
+          <w:bCs w:val="0"/>
         </w:rPr>
-        <w:t xml:space="preserve">1. Login</w:t>
-      </w:r>
-    </w:p>
-    <w:p>
-      <w:pPr>
-        <w:pStyle w:val="Heading3"/>
-        <w:spacing w:after="80" w:before="160"/>
+        <w:t>a. Communication Diagram</w:t>
+      </w:r>
+      <w:bookmarkEnd w:id="12"/>
+    </w:p>
+    <w:p>
+      <w:pPr>
+        <w:spacing w:after="120"/>
+      </w:pPr>
+      <w:r>
+        <w:t>The communication diagram below shows the numbered message exchange between the participating o</w:t>
+      </w:r>
+      <w:r>
+        <w:t>bjects during a login attempt.</w:t>
+      </w:r>
+    </w:p>
+    <w:p>
+      <w:pPr>
+        <w:spacing w:before="80" w:after="40"/>
+        <w:jc w:val="center"/>
       </w:pPr>
       <w:r>
         <w:rPr>
-          <w:b w:val="false"/>
-          <w:bCs w:val="false"/>
-          <w:i w:val="false"/>
-          <w:iCs w:val="false"/>
+          <w:noProof/>
         </w:rPr>
-        <w:t xml:space="preserve">a. Communication Diagram</w:t>
-      </w:r>
-    </w:p>
-    <w:p>
-      <w:pPr>
-        <w:spacing w:after="120"/>
-      </w:pPr>
-      <w:r>
-        <w:rPr>
-          <w:b w:val="false"/>
-          <w:bCs w:val="false"/>
-          <w:i w:val="false"/>
-          <w:iCs w:val="false"/>
-        </w:rPr>
-        <w:t xml:space="preserve">The communication diagram below shows the numbered message exchange between the participating objects during a login attempt.</w:t>
-      </w:r>
-    </w:p>
-    <w:p>
-      <w:pPr>
-        <w:spacing w:after="40" w:before="80"/>
-        <w:jc w:val="center"/>
-      </w:pPr>
-      <w:r>
         <w:drawing>
-          <wp:inline distT="0" distB="0" distL="0" distR="0">
+          <wp:inline distT="0" distB="0" distL="0" distR="0" wp14:anchorId="15C421D6" wp14:editId="2052DDF2">
             <wp:extent cx="5715000" cy="2124075"/>
-            <wp:effectExtent t="0" r="0" b="0" l="0"/>
-            <wp:docPr id="1" name="07_communication_login.png" descr="07_communication_login.png" title="07_communication_login.png"/>
+            <wp:effectExtent l="0" t="0" r="0" b="0"/>
+            <wp:docPr id="5" name="07_communication_login.png" descr="07_communication_login.png" title="07_communication_login.png"/>
             <wp:cNvGraphicFramePr>
               <a:graphicFrameLocks xmlns:a="http://schemas.openxmlformats.org/drawingml/2006/main" noChangeAspect="1"/>
             </wp:cNvGraphicFramePr>
@@ -2629,13 +3534,13 @@
               <a:graphicData uri="http://schemas.openxmlformats.org/drawingml/2006/picture">
                 <pic:pic xmlns:pic="http://schemas.openxmlformats.org/drawingml/2006/picture">
                   <pic:nvPicPr>
-                    <pic:cNvPr id="0" name="" descr=""/>
+                    <pic:cNvPr id="0" name=""/>
                     <pic:cNvPicPr>
                       <a:picLocks noChangeAspect="1" noChangeArrowheads="1"/>
                     </pic:cNvPicPr>
                   </pic:nvPicPr>
                   <pic:blipFill>
-                    <a:blip r:embed="rId13" cstate="none"/>
+                    <a:blip r:embed="rId11"/>
                     <a:srcRect/>
                     <a:stretch>
                       <a:fillRect/>
@@ -2669,49 +3574,45 @@
           <w:sz w:val="20"/>
           <w:szCs w:val="20"/>
         </w:rPr>
-        <w:t xml:space="preserve">Figure 5. Communication Diagram – Login</w:t>
+        <w:t>Figure 5. Communication Diagram – Login</w:t>
       </w:r>
     </w:p>
     <w:p>
       <w:pPr>
         <w:pStyle w:val="Heading3"/>
-        <w:spacing w:after="80" w:before="160"/>
-      </w:pPr>
+      </w:pPr>
+      <w:bookmarkStart w:id="13" w:name="_Toc235110955"/>
       <w:r>
         <w:rPr>
-          <w:b w:val="false"/>
-          <w:bCs w:val="false"/>
-          <w:i w:val="false"/>
-          <w:iCs w:val="false"/>
+          <w:b w:val="0"/>
+          <w:bCs w:val="0"/>
         </w:rPr>
-        <w:t xml:space="preserve">b. Sequence Diagram</w:t>
-      </w:r>
+        <w:t>b. Sequence Diagram</w:t>
+      </w:r>
+      <w:bookmarkEnd w:id="13"/>
     </w:p>
     <w:p>
       <w:pPr>
         <w:spacing w:after="120"/>
       </w:pPr>
       <w:r>
+        <w:t>The analysis-level sequence diagram shows the same collaboration ordered over time.</w:t>
+      </w:r>
+    </w:p>
+    <w:p>
+      <w:pPr>
+        <w:spacing w:before="80" w:after="40"/>
+        <w:jc w:val="center"/>
+      </w:pPr>
+      <w:r>
         <w:rPr>
-          <w:b w:val="false"/>
-          <w:bCs w:val="false"/>
-          <w:i w:val="false"/>
-          <w:iCs w:val="false"/>
+          <w:noProof/>
         </w:rPr>
-        <w:t xml:space="preserve">The analysis-level sequence diagram shows the same collaboration ordered over time.</w:t>
-      </w:r>
-    </w:p>
-    <w:p>
-      <w:pPr>
-        <w:spacing w:after="40" w:before="80"/>
-        <w:jc w:val="center"/>
-      </w:pPr>
-      <w:r>
         <w:drawing>
-          <wp:inline distT="0" distB="0" distL="0" distR="0">
+          <wp:inline distT="0" distB="0" distL="0" distR="0" wp14:anchorId="2619402B" wp14:editId="31BF6E64">
             <wp:extent cx="5715000" cy="3038475"/>
-            <wp:effectExtent t="0" r="0" b="0" l="0"/>
-            <wp:docPr id="1" name="08_sequence_login_analysis.png" descr="08_sequence_login_analysis.png" title="08_sequence_login_analysis.png"/>
+            <wp:effectExtent l="0" t="0" r="0" b="0"/>
+            <wp:docPr id="6" name="08_sequence_login_analysis.png" descr="08_sequence_login_analysis.png" title="08_sequence_login_analysis.png"/>
             <wp:cNvGraphicFramePr>
               <a:graphicFrameLocks xmlns:a="http://schemas.openxmlformats.org/drawingml/2006/main" noChangeAspect="1"/>
             </wp:cNvGraphicFramePr>
@@ -2719,13 +3620,13 @@
               <a:graphicData uri="http://schemas.openxmlformats.org/drawingml/2006/picture">
                 <pic:pic xmlns:pic="http://schemas.openxmlformats.org/drawingml/2006/picture">
                   <pic:nvPicPr>
-                    <pic:cNvPr id="0" name="" descr=""/>
+                    <pic:cNvPr id="0" name=""/>
                     <pic:cNvPicPr>
                       <a:picLocks noChangeAspect="1" noChangeArrowheads="1"/>
                     </pic:cNvPicPr>
                   </pic:nvPicPr>
                   <pic:blipFill>
-                    <a:blip r:embed="rId14" cstate="none"/>
+                    <a:blip r:embed="rId12"/>
                     <a:srcRect/>
                     <a:stretch>
                       <a:fillRect/>
@@ -2759,64 +3660,67 @@
           <w:sz w:val="20"/>
           <w:szCs w:val="20"/>
         </w:rPr>
-        <w:t xml:space="preserve">Figure 6. Sequence Diagram (Analysis) – Login</w:t>
+        <w:t>Figure 6. Sequence Diagram (Analysis) – Login</w:t>
       </w:r>
     </w:p>
     <w:p>
       <w:pPr>
         <w:pStyle w:val="Heading2"/>
-        <w:spacing w:after="100" w:before="200"/>
-      </w:pPr>
+      </w:pPr>
+      <w:bookmarkStart w:id="14" w:name="_Toc235110956"/>
       <w:r>
         <w:rPr>
-          <w:b w:val="false"/>
-          <w:bCs w:val="false"/>
-          <w:i w:val="false"/>
-          <w:iCs w:val="false"/>
+          <w:b w:val="0"/>
+          <w:bCs w:val="0"/>
         </w:rPr>
-        <w:t xml:space="preserve">2. Select Language</w:t>
-      </w:r>
+        <w:t>2. Select Language</w:t>
+      </w:r>
+      <w:bookmarkEnd w:id="14"/>
     </w:p>
     <w:p>
       <w:pPr>
         <w:pStyle w:val="Heading3"/>
-        <w:spacing w:after="80" w:before="160"/>
-      </w:pPr>
+      </w:pPr>
+      <w:bookmarkStart w:id="15" w:name="_Toc235110957"/>
       <w:r>
         <w:rPr>
-          <w:b w:val="false"/>
-          <w:bCs w:val="false"/>
-          <w:i w:val="false"/>
-          <w:iCs w:val="false"/>
+          <w:b w:val="0"/>
+          <w:bCs w:val="0"/>
         </w:rPr>
-        <w:t xml:space="preserve">a. Communication Diagram</w:t>
-      </w:r>
+        <w:t>a. Communica</w:t>
+      </w:r>
+      <w:r>
+        <w:rPr>
+          <w:b w:val="0"/>
+          <w:bCs w:val="0"/>
+        </w:rPr>
+        <w:t>tion Diagram</w:t>
+      </w:r>
+      <w:bookmarkEnd w:id="15"/>
     </w:p>
     <w:p>
       <w:pPr>
         <w:spacing w:after="120"/>
       </w:pPr>
       <w:r>
+        <w:t>Switching language is a short interaction: the menu screen asks the controller to set the locale, which loads the corresponding resource bundle.</w:t>
+      </w:r>
+    </w:p>
+    <w:p>
+      <w:pPr>
+        <w:spacing w:before="80" w:after="40"/>
+        <w:jc w:val="center"/>
+      </w:pPr>
+      <w:r>
         <w:rPr>
-          <w:b w:val="false"/>
-          <w:bCs w:val="false"/>
-          <w:i w:val="false"/>
-          <w:iCs w:val="false"/>
+          <w:noProof/>
         </w:rPr>
-        <w:t xml:space="preserve">Switching language is a short interaction: the menu screen asks the controller to set the locale, which loads the corresponding resource bundle.</w:t>
-      </w:r>
-    </w:p>
-    <w:p>
-      <w:pPr>
-        <w:spacing w:after="40" w:before="80"/>
-        <w:jc w:val="center"/>
-      </w:pPr>
-      <w:r>
+        <w:lastRenderedPageBreak/>
         <w:drawing>
-          <wp:inline distT="0" distB="0" distL="0" distR="0">
+          <wp:inline distT="0" distB="0" distL="0" distR="0" wp14:anchorId="17FAB1B8" wp14:editId="0780ACF3">
             <wp:extent cx="3771900" cy="2800350"/>
-            <wp:effectExtent t="0" r="0" b="0" l="0"/>
-            <wp:docPr id="1" name="18_communication_language.png" descr="18_communication_language.png" title="18_communication_language.png"/>
+            <wp:effectExtent l="0" t="0" r="0" b="0"/>
+            <wp:docPr id="7" name="18_communication_language.png" descr="18_communication_language.png" title="18_communication_language.png"/>
             <wp:cNvGraphicFramePr>
               <a:graphicFrameLocks xmlns:a="http://schemas.openxmlformats.org/drawingml/2006/main" noChangeAspect="1"/>
             </wp:cNvGraphicFramePr>
@@ -2824,13 +3728,13 @@
               <a:graphicData uri="http://schemas.openxmlformats.org/drawingml/2006/picture">
                 <pic:pic xmlns:pic="http://schemas.openxmlformats.org/drawingml/2006/picture">
                   <pic:nvPicPr>
-                    <pic:cNvPr id="0" name="" descr=""/>
+                    <pic:cNvPr id="0" name=""/>
                     <pic:cNvPicPr>
                       <a:picLocks noChangeAspect="1" noChangeArrowheads="1"/>
                     </pic:cNvPicPr>
                   </pic:nvPicPr>
                   <pic:blipFill>
-                    <a:blip r:embed="rId15" cstate="none"/>
+                    <a:blip r:embed="rId13"/>
                     <a:srcRect/>
                     <a:stretch>
                       <a:fillRect/>
@@ -2864,64 +3768,63 @@
           <w:sz w:val="20"/>
           <w:szCs w:val="20"/>
         </w:rPr>
-        <w:t xml:space="preserve">Figure 7. Communication Diagram – Select Language</w:t>
+        <w:t>Figure 7. Communication Diagram – Select Language</w:t>
       </w:r>
     </w:p>
     <w:p>
       <w:pPr>
         <w:pStyle w:val="Heading1"/>
-        <w:spacing w:after="120" w:before="240"/>
-      </w:pPr>
+      </w:pPr>
+      <w:bookmarkStart w:id="16" w:name="_Toc235110958"/>
       <w:r>
         <w:rPr>
-          <w:b w:val="false"/>
-          <w:bCs w:val="false"/>
-          <w:i w:val="false"/>
-          <w:iCs w:val="false"/>
+          <w:b w:val="0"/>
+          <w:bCs w:val="0"/>
         </w:rPr>
-        <w:t xml:space="preserve">V. Finite State Machine</w:t>
-      </w:r>
+        <w:t>V. Finite State Machine</w:t>
+      </w:r>
+      <w:bookmarkEnd w:id="16"/>
     </w:p>
     <w:p>
       <w:pPr>
         <w:pStyle w:val="Heading2"/>
-        <w:spacing w:after="100" w:before="200"/>
-      </w:pPr>
+      </w:pPr>
+      <w:bookmarkStart w:id="17" w:name="_Toc235110959"/>
       <w:r>
         <w:rPr>
-          <w:b w:val="false"/>
-          <w:bCs w:val="false"/>
-          <w:i w:val="false"/>
-          <w:iCs w:val="false"/>
+          <w:b w:val="0"/>
+          <w:bCs w:val="0"/>
         </w:rPr>
-        <w:t xml:space="preserve">1. Login Session</w:t>
-      </w:r>
+        <w:t>1. Login Session</w:t>
+      </w:r>
+      <w:bookmarkEnd w:id="17"/>
     </w:p>
     <w:p>
       <w:pPr>
         <w:spacing w:after="120"/>
       </w:pPr>
       <w:r>
+        <w:t>A log</w:t>
+      </w:r>
+      <w:r>
+        <w:t>in session progresses through entering the account number, entering the password, verifying the captcha and authenticating, and ends in either LoggedIn or Failed. Invalid format keeps the session in the same input state (the user is re-prompted).</w:t>
+      </w:r>
+    </w:p>
+    <w:p>
+      <w:pPr>
+        <w:spacing w:before="80" w:after="40"/>
+        <w:jc w:val="center"/>
+      </w:pPr>
+      <w:r>
         <w:rPr>
-          <w:b w:val="false"/>
-          <w:bCs w:val="false"/>
-          <w:i w:val="false"/>
-          <w:iCs w:val="false"/>
+          <w:noProof/>
         </w:rPr>
-        <w:t xml:space="preserve">A login session progresses through entering the account number, entering the password, verifying the captcha and authenticating, and ends in either LoggedIn or Failed. Invalid format keeps the session in the same input state (the user is re-prompted).</w:t>
-      </w:r>
-    </w:p>
-    <w:p>
-      <w:pPr>
-        <w:spacing w:after="40" w:before="80"/>
-        <w:jc w:val="center"/>
-      </w:pPr>
-      <w:r>
+        <w:lastRenderedPageBreak/>
         <w:drawing>
-          <wp:inline distT="0" distB="0" distL="0" distR="0">
+          <wp:inline distT="0" distB="0" distL="0" distR="0" wp14:anchorId="6E77963B" wp14:editId="7CCB38DC">
             <wp:extent cx="3971925" cy="7429500"/>
-            <wp:effectExtent t="0" r="0" b="0" l="0"/>
-            <wp:docPr id="1" name="09_statemachine_login.png" descr="09_statemachine_login.png" title="09_statemachine_login.png"/>
+            <wp:effectExtent l="0" t="0" r="0" b="0"/>
+            <wp:docPr id="8" name="09_statemachine_login.png" descr="09_statemachine_login.png" title="09_statemachine_login.png"/>
             <wp:cNvGraphicFramePr>
               <a:graphicFrameLocks xmlns:a="http://schemas.openxmlformats.org/drawingml/2006/main" noChangeAspect="1"/>
             </wp:cNvGraphicFramePr>
@@ -2929,13 +3832,13 @@
               <a:graphicData uri="http://schemas.openxmlformats.org/drawingml/2006/picture">
                 <pic:pic xmlns:pic="http://schemas.openxmlformats.org/drawingml/2006/picture">
                   <pic:nvPicPr>
-                    <pic:cNvPr id="0" name="" descr=""/>
+                    <pic:cNvPr id="0" name=""/>
                     <pic:cNvPicPr>
                       <a:picLocks noChangeAspect="1" noChangeArrowheads="1"/>
                     </pic:cNvPicPr>
                   </pic:nvPicPr>
                   <pic:blipFill>
-                    <a:blip r:embed="rId16" cstate="none"/>
+                    <a:blip r:embed="rId14"/>
                     <a:srcRect/>
                     <a:stretch>
                       <a:fillRect/>
@@ -2969,49 +3872,46 @@
           <w:sz w:val="20"/>
           <w:szCs w:val="20"/>
         </w:rPr>
-        <w:t xml:space="preserve">Figure 8. State Machine – Login Session</w:t>
+        <w:t>Figure 8. State Machine – Login Session</w:t>
       </w:r>
     </w:p>
     <w:p>
       <w:pPr>
         <w:pStyle w:val="Heading2"/>
-        <w:spacing w:after="100" w:before="200"/>
-      </w:pPr>
+      </w:pPr>
+      <w:bookmarkStart w:id="18" w:name="_Toc235110960"/>
       <w:r>
         <w:rPr>
-          <w:b w:val="false"/>
-          <w:bCs w:val="false"/>
-          <w:i w:val="false"/>
-          <w:iCs w:val="false"/>
+          <w:b w:val="0"/>
+          <w:bCs w:val="0"/>
         </w:rPr>
-        <w:t xml:space="preserve">2. Account Status</w:t>
-      </w:r>
+        <w:t>2. Account Status</w:t>
+      </w:r>
+      <w:bookmarkEnd w:id="18"/>
     </w:p>
     <w:p>
       <w:pPr>
         <w:spacing w:after="120"/>
       </w:pPr>
       <w:r>
+        <w:t>Each account is in one of two states. Only an ACTIVE account can be authenticated; a LOCKED account is rejected even when the credentials are correct.</w:t>
+      </w:r>
+    </w:p>
+    <w:p>
+      <w:pPr>
+        <w:spacing w:before="80" w:after="40"/>
+        <w:jc w:val="center"/>
+      </w:pPr>
+      <w:r>
         <w:rPr>
-          <w:b w:val="false"/>
-          <w:bCs w:val="false"/>
-          <w:i w:val="false"/>
-          <w:iCs w:val="false"/>
+          <w:noProof/>
         </w:rPr>
-        <w:t xml:space="preserve">Each account is in one of two states. Only an ACTIVE account can be authenticated; a LOCKED account is rejected even when the credentials are correct.</w:t>
-      </w:r>
-    </w:p>
-    <w:p>
-      <w:pPr>
-        <w:spacing w:after="40" w:before="80"/>
-        <w:jc w:val="center"/>
-      </w:pPr>
-      <w:r>
+        <w:lastRenderedPageBreak/>
         <w:drawing>
-          <wp:inline distT="0" distB="0" distL="0" distR="0">
+          <wp:inline distT="0" distB="0" distL="0" distR="0" wp14:anchorId="1B5151A0" wp14:editId="19B52ACA">
             <wp:extent cx="4276725" cy="3743325"/>
-            <wp:effectExtent t="0" r="0" b="0" l="0"/>
-            <wp:docPr id="1" name="16_statemachine_account.png" descr="16_statemachine_account.png" title="16_statemachine_account.png"/>
+            <wp:effectExtent l="0" t="0" r="0" b="0"/>
+            <wp:docPr id="9" name="16_statemachine_account.png" descr="16_statemachine_account.png" title="16_statemachine_account.png"/>
             <wp:cNvGraphicFramePr>
               <a:graphicFrameLocks xmlns:a="http://schemas.openxmlformats.org/drawingml/2006/main" noChangeAspect="1"/>
             </wp:cNvGraphicFramePr>
@@ -3019,13 +3919,13 @@
               <a:graphicData uri="http://schemas.openxmlformats.org/drawingml/2006/picture">
                 <pic:pic xmlns:pic="http://schemas.openxmlformats.org/drawingml/2006/picture">
                   <pic:nvPicPr>
-                    <pic:cNvPr id="0" name="" descr=""/>
+                    <pic:cNvPr id="0" name=""/>
                     <pic:cNvPicPr>
                       <a:picLocks noChangeAspect="1" noChangeArrowheads="1"/>
                     </pic:cNvPicPr>
                   </pic:nvPicPr>
                   <pic:blipFill>
-                    <a:blip r:embed="rId17" cstate="none"/>
+                    <a:blip r:embed="rId15"/>
                     <a:srcRect/>
                     <a:stretch>
                       <a:fillRect/>
@@ -3059,38 +3959,25 @@
           <w:sz w:val="20"/>
           <w:szCs w:val="20"/>
         </w:rPr>
-        <w:t xml:space="preserve">Figure 9. State Machine – Account Status</w:t>
+        <w:t>Figure 9. State Machine – Account Status</w:t>
       </w:r>
     </w:p>
     <w:sectPr>
-      <w:headerReference w:type="default" r:id="rId7"/>
-      <w:footerReference w:type="default" r:id="rId8"/>
-      <w:pgSz w:w="11906" w:h="16838" w:orient="portrait"/>
+      <w:headerReference w:type="default" r:id="rId16"/>
+      <w:footerReference w:type="default" r:id="rId17"/>
+      <w:pgSz w:w="11906" w:h="16838"/>
       <w:pgMar w:top="1440" w:right="1440" w:bottom="1440" w:left="1440" w:header="708" w:footer="708" w:gutter="0"/>
-      <w:pgNumType/>
+      <w:cols w:space="720"/>
       <w:docGrid w:linePitch="360"/>
     </w:sectPr>
   </w:body>
 </w:document>
 </file>
 
-<file path=word/comments.xml><?xml version="1.0" encoding="utf-8"?>
-<w:comments xmlns:cx="http://schemas.microsoft.com/office/drawing/2014/chartex" xmlns:cx1="http://schemas.microsoft.com/office/drawing/2015/9/8/chartex" xmlns:cx2="http://schemas.microsoft.com/office/drawing/2015/10/21/chartex" xmlns:cx3="http://schemas.microsoft.com/office/drawing/2016/5/9/chartex" xmlns:cx4="http://schemas.microsoft.com/office/drawing/2016/5/10/chartex" xmlns:cx5="http://schemas.microsoft.com/office/drawing/2016/5/11/chartex" xmlns:cx6="http://schemas.microsoft.com/office/drawing/2016/5/12/chartex" xmlns:cx7="http://schemas.microsoft.com/office/drawing/2016/5/13/chartex" xmlns:cx8="http://schemas.microsoft.com/office/drawing/2016/5/14/chartex" xmlns:mc="http://schemas.openxmlformats.org/markup-compatibility/2006" xmlns:aink="http://schemas.microsoft.com/office/drawing/2016/ink" xmlns:am3d="http://schemas.microsoft.com/office/drawing/2017/model3d" xmlns:o="urn:schemas-microsoft-com:office:office" xmlns:r="http://schemas.openxmlformats.org/officeDocument/2006/relationships" xmlns:m="http://schemas.openxmlformats.org/officeDocument/2006/math" xmlns:v="urn:schemas-microsoft-com:vml" xmlns:wp14="http://schemas.microsoft.com/office/word/2010/wordprocessingDrawing" xmlns:wp="http://schemas.openxmlformats.org/drawingml/2006/wordprocessingDrawing" xmlns:w10="urn:schemas-microsoft-com:office:word" xmlns:w="http://schemas.openxmlformats.org/wordprocessingml/2006/main" xmlns:w14="http://schemas.microsoft.com/office/word/2010/wordml" xmlns:w15="http://schemas.microsoft.com/office/word/2012/wordml" xmlns:w16cex="http://schemas.microsoft.com/office/word/2018/wordml/cex" xmlns:w16cid="http://schemas.microsoft.com/office/word/2016/wordml/cid" xmlns:w16="http://schemas.microsoft.com/office/word/2018/wordml" xmlns:w16sdtdh="http://schemas.microsoft.com/office/word/2020/wordml/sdtdatahash" xmlns:w16se="http://schemas.microsoft.com/office/word/2015/wordml/symex" xmlns:wpg="http://schemas.microsoft.com/office/word/2010/wordprocessingGroup" xmlns:wpi="http://schemas.microsoft.com/office/word/2010/wordprocessingInk" xmlns:wne="http://schemas.microsoft.com/office/word/2006/wordml" xmlns:wps="http://schemas.microsoft.com/office/word/2010/wordprocessingShape"/>
-</file>
-
 <file path=word/endnotes.xml><?xml version="1.0" encoding="utf-8"?>
-<w:endnotes xmlns:wpc="http://schemas.microsoft.com/office/word/2010/wordprocessingCanvas" xmlns:mc="http://schemas.openxmlformats.org/markup-compatibility/2006" xmlns:o="urn:schemas-microsoft-com:office:office" xmlns:r="http://schemas.openxmlformats.org/officeDocument/2006/relationships" xmlns:m="http://schemas.openxmlformats.org/officeDocument/2006/math" xmlns:v="urn:schemas-microsoft-com:vml" xmlns:wp14="http://schemas.microsoft.com/office/word/2010/wordprocessingDrawing" xmlns:wp="http://schemas.openxmlformats.org/drawingml/2006/wordprocessingDrawing" xmlns:w10="urn:schemas-microsoft-com:office:word" xmlns:w="http://schemas.openxmlformats.org/wordprocessingml/2006/main" xmlns:w14="http://schemas.microsoft.com/office/word/2010/wordml" xmlns:w15="http://schemas.microsoft.com/office/word/2012/wordml" xmlns:wpg="http://schemas.microsoft.com/office/word/2010/wordprocessingGroup" xmlns:wpi="http://schemas.microsoft.com/office/word/2010/wordprocessingInk" xmlns:wne="http://schemas.microsoft.com/office/word/2006/wordml" xmlns:wps="http://schemas.microsoft.com/office/word/2010/wordprocessingShape" mc:Ignorable="w14 w15 wp14">
+<w:endnotes xmlns:wpc="http://schemas.microsoft.com/office/word/2010/wordprocessingCanvas" xmlns:cx="http://schemas.microsoft.com/office/drawing/2014/chartex" xmlns:cx1="http://schemas.microsoft.com/office/drawing/2015/9/8/chartex" xmlns:cx2="http://schemas.microsoft.com/office/drawing/2015/10/21/chartex" xmlns:cx3="http://schemas.microsoft.com/office/drawing/2016/5/9/chartex" xmlns:cx4="http://schemas.microsoft.com/office/drawing/2016/5/10/chartex" xmlns:cx5="http://schemas.microsoft.com/office/drawing/2016/5/11/chartex" xmlns:cx6="http://schemas.microsoft.com/office/drawing/2016/5/12/chartex" xmlns:cx7="http://schemas.microsoft.com/office/drawing/2016/5/13/chartex" xmlns:cx8="http://schemas.microsoft.com/office/drawing/2016/5/14/chartex" xmlns:mc="http://schemas.openxmlformats.org/markup-compatibility/2006" xmlns:aink="http://schemas.microsoft.com/office/drawing/2016/ink" xmlns:am3d="http://schemas.microsoft.com/office/drawing/2017/model3d" xmlns:o="urn:schemas-microsoft-com:office:office" xmlns:r="http://schemas.openxmlformats.org/officeDocument/2006/relationships" xmlns:m="http://schemas.openxmlformats.org/officeDocument/2006/math" xmlns:v="urn:schemas-microsoft-com:vml" xmlns:wp14="http://schemas.microsoft.com/office/word/2010/wordprocessingDrawing" xmlns:wp="http://schemas.openxmlformats.org/drawingml/2006/wordprocessingDrawing" xmlns:w10="urn:schemas-microsoft-com:office:word" xmlns:w="http://schemas.openxmlformats.org/wordprocessingml/2006/main" xmlns:w14="http://schemas.microsoft.com/office/word/2010/wordml" xmlns:w15="http://schemas.microsoft.com/office/word/2012/wordml" xmlns:w16cex="http://schemas.microsoft.com/office/word/2018/wordml/cex" xmlns:w16cid="http://schemas.microsoft.com/office/word/2016/wordml/cid" xmlns:w16="http://schemas.microsoft.com/office/word/2018/wordml" xmlns:w16sdtdh="http://schemas.microsoft.com/office/word/2020/wordml/sdtdatahash" xmlns:w16se="http://schemas.microsoft.com/office/word/2015/wordml/symex" xmlns:wpg="http://schemas.microsoft.com/office/word/2010/wordprocessingGroup" xmlns:wpi="http://schemas.microsoft.com/office/word/2010/wordprocessingInk" xmlns:wne="http://schemas.microsoft.com/office/word/2006/wordml" xmlns:wps="http://schemas.microsoft.com/office/word/2010/wordprocessingShape" mc:Ignorable="w14 w15 w16se w16cid w16 w16cex w16sdtdh wp14">
   <w:endnote w:type="separator" w:id="-1">
     <w:p>
-      <w:pPr>
-        <w:spacing w:after="0" w:line="240" w:lineRule="auto"/>
-      </w:pPr>
-      <w:r>
-        <w:rPr>
-          <w:rStyle w:val="EndnoteReference"/>
-        </w:rPr>
-        <w:endnoteRef/>
-      </w:r>
       <w:r>
         <w:separator/>
       </w:r>
@@ -3098,15 +3985,6 @@
   </w:endnote>
   <w:endnote w:type="continuationSeparator" w:id="0">
     <w:p>
-      <w:pPr>
-        <w:spacing w:after="0" w:line="240" w:lineRule="auto"/>
-      </w:pPr>
-      <w:r>
-        <w:rPr>
-          <w:rStyle w:val="EndnoteReference"/>
-        </w:rPr>
-        <w:endnoteRef/>
-      </w:r>
       <w:r>
         <w:continuationSeparator/>
       </w:r>
@@ -3116,17 +3994,13 @@
 </file>
 
 <file path=word/footer1.xml><?xml version="1.0" encoding="utf-8"?>
-<w:ftr xmlns:wpc="http://schemas.microsoft.com/office/word/2010/wordprocessingCanvas" xmlns:mc="http://schemas.openxmlformats.org/markup-compatibility/2006" xmlns:o="urn:schemas-microsoft-com:office:office" xmlns:r="http://schemas.openxmlformats.org/officeDocument/2006/relationships" xmlns:m="http://schemas.openxmlformats.org/officeDocument/2006/math" xmlns:v="urn:schemas-microsoft-com:vml" xmlns:wp14="http://schemas.microsoft.com/office/word/2010/wordprocessingDrawing" xmlns:wp="http://schemas.openxmlformats.org/drawingml/2006/wordprocessingDrawing" xmlns:w10="urn:schemas-microsoft-com:office:word" xmlns:w="http://schemas.openxmlformats.org/wordprocessingml/2006/main" xmlns:w14="http://schemas.microsoft.com/office/word/2010/wordml" xmlns:w15="http://schemas.microsoft.com/office/word/2012/wordml" xmlns:wpg="http://schemas.microsoft.com/office/word/2010/wordprocessingGroup" xmlns:wpi="http://schemas.microsoft.com/office/word/2010/wordprocessingInk" xmlns:wne="http://schemas.microsoft.com/office/word/2006/wordml" xmlns:wps="http://schemas.microsoft.com/office/word/2010/wordprocessingShape">
+<w:ftr xmlns:wpc="http://schemas.microsoft.com/office/word/2010/wordprocessingCanvas" xmlns:cx="http://schemas.microsoft.com/office/drawing/2014/chartex" xmlns:cx1="http://schemas.microsoft.com/office/drawing/2015/9/8/chartex" xmlns:cx2="http://schemas.microsoft.com/office/drawing/2015/10/21/chartex" xmlns:cx3="http://schemas.microsoft.com/office/drawing/2016/5/9/chartex" xmlns:cx4="http://schemas.microsoft.com/office/drawing/2016/5/10/chartex" xmlns:cx5="http://schemas.microsoft.com/office/drawing/2016/5/11/chartex" xmlns:cx6="http://schemas.microsoft.com/office/drawing/2016/5/12/chartex" xmlns:cx7="http://schemas.microsoft.com/office/drawing/2016/5/13/chartex" xmlns:cx8="http://schemas.microsoft.com/office/drawing/2016/5/14/chartex" xmlns:mc="http://schemas.openxmlformats.org/markup-compatibility/2006" xmlns:aink="http://schemas.microsoft.com/office/drawing/2016/ink" xmlns:am3d="http://schemas.microsoft.com/office/drawing/2017/model3d" xmlns:o="urn:schemas-microsoft-com:office:office" xmlns:r="http://schemas.openxmlformats.org/officeDocument/2006/relationships" xmlns:m="http://schemas.openxmlformats.org/officeDocument/2006/math" xmlns:v="urn:schemas-microsoft-com:vml" xmlns:wp14="http://schemas.microsoft.com/office/word/2010/wordprocessingDrawing" xmlns:wp="http://schemas.openxmlformats.org/drawingml/2006/wordprocessingDrawing" xmlns:w10="urn:schemas-microsoft-com:office:word" xmlns:w="http://schemas.openxmlformats.org/wordprocessingml/2006/main" xmlns:w14="http://schemas.microsoft.com/office/word/2010/wordml" xmlns:w15="http://schemas.microsoft.com/office/word/2012/wordml" xmlns:w16cex="http://schemas.microsoft.com/office/word/2018/wordml/cex" xmlns:w16cid="http://schemas.microsoft.com/office/word/2016/wordml/cid" xmlns:w16="http://schemas.microsoft.com/office/word/2018/wordml" xmlns:w16sdtdh="http://schemas.microsoft.com/office/word/2020/wordml/sdtdatahash" xmlns:w16se="http://schemas.microsoft.com/office/word/2015/wordml/symex" xmlns:wpg="http://schemas.microsoft.com/office/word/2010/wordprocessingGroup" xmlns:wpi="http://schemas.microsoft.com/office/word/2010/wordprocessingInk" xmlns:wne="http://schemas.microsoft.com/office/word/2006/wordml" xmlns:wps="http://schemas.microsoft.com/office/word/2010/wordprocessingShape" mc:Ignorable="w14 w15 w16se w16cid w16 w16cex w16sdtdh wp14">
   <w:p>
     <w:pPr>
       <w:jc w:val="center"/>
     </w:pPr>
     <w:r>
       <w:rPr>
-        <w:b w:val="false"/>
-        <w:bCs w:val="false"/>
-        <w:i w:val="false"/>
-        <w:iCs w:val="false"/>
         <w:color w:val="888888"/>
         <w:sz w:val="18"/>
         <w:szCs w:val="18"/>
@@ -3140,8 +4014,38 @@
         <w:szCs w:val="18"/>
       </w:rPr>
       <w:fldChar w:fldCharType="begin"/>
-      <w:instrText xml:space="preserve">PAGE</w:instrText>
+    </w:r>
+    <w:r>
+      <w:rPr>
+        <w:color w:val="888888"/>
+        <w:sz w:val="18"/>
+        <w:szCs w:val="18"/>
+      </w:rPr>
+      <w:instrText>PAGE</w:instrText>
+    </w:r>
+    <w:r>
+      <w:rPr>
+        <w:color w:val="888888"/>
+        <w:sz w:val="18"/>
+        <w:szCs w:val="18"/>
+      </w:rPr>
       <w:fldChar w:fldCharType="separate"/>
+    </w:r>
+    <w:r>
+      <w:rPr>
+        <w:noProof/>
+        <w:color w:val="888888"/>
+        <w:sz w:val="18"/>
+        <w:szCs w:val="18"/>
+      </w:rPr>
+      <w:t>1</w:t>
+    </w:r>
+    <w:r>
+      <w:rPr>
+        <w:color w:val="888888"/>
+        <w:sz w:val="18"/>
+        <w:szCs w:val="18"/>
+      </w:rPr>
       <w:fldChar w:fldCharType="end"/>
     </w:r>
   </w:p>
@@ -3149,18 +4053,9 @@
 </file>
 
 <file path=word/footnotes.xml><?xml version="1.0" encoding="utf-8"?>
-<w:footnotes xmlns:wpc="http://schemas.microsoft.com/office/word/2010/wordprocessingCanvas" xmlns:mc="http://schemas.openxmlformats.org/markup-compatibility/2006" xmlns:o="urn:schemas-microsoft-com:office:office" xmlns:r="http://schemas.openxmlformats.org/officeDocument/2006/relationships" xmlns:m="http://schemas.openxmlformats.org/officeDocument/2006/math" xmlns:v="urn:schemas-microsoft-com:vml" xmlns:wp14="http://schemas.microsoft.com/office/word/2010/wordprocessingDrawing" xmlns:wp="http://schemas.openxmlformats.org/drawingml/2006/wordprocessingDrawing" xmlns:w10="urn:schemas-microsoft-com:office:word" xmlns:w="http://schemas.openxmlformats.org/wordprocessingml/2006/main" xmlns:w14="http://schemas.microsoft.com/office/word/2010/wordml" xmlns:w15="http://schemas.microsoft.com/office/word/2012/wordml" xmlns:wpg="http://schemas.microsoft.com/office/word/2010/wordprocessingGroup" xmlns:wpi="http://schemas.microsoft.com/office/word/2010/wordprocessingInk" xmlns:wne="http://schemas.microsoft.com/office/word/2006/wordml" xmlns:wps="http://schemas.microsoft.com/office/word/2010/wordprocessingShape" mc:Ignorable="w14 w15 wp14">
+<w:footnotes xmlns:wpc="http://schemas.microsoft.com/office/word/2010/wordprocessingCanvas" xmlns:cx="http://schemas.microsoft.com/office/drawing/2014/chartex" xmlns:cx1="http://schemas.microsoft.com/office/drawing/2015/9/8/chartex" xmlns:cx2="http://schemas.microsoft.com/office/drawing/2015/10/21/chartex" xmlns:cx3="http://schemas.microsoft.com/office/drawing/2016/5/9/chartex" xmlns:cx4="http://schemas.microsoft.com/office/drawing/2016/5/10/chartex" xmlns:cx5="http://schemas.microsoft.com/office/drawing/2016/5/11/chartex" xmlns:cx6="http://schemas.microsoft.com/office/drawing/2016/5/12/chartex" xmlns:cx7="http://schemas.microsoft.com/office/drawing/2016/5/13/chartex" xmlns:cx8="http://schemas.microsoft.com/office/drawing/2016/5/14/chartex" xmlns:mc="http://schemas.openxmlformats.org/markup-compatibility/2006" xmlns:aink="http://schemas.microsoft.com/office/drawing/2016/ink" xmlns:am3d="http://schemas.microsoft.com/office/drawing/2017/model3d" xmlns:o="urn:schemas-microsoft-com:office:office" xmlns:r="http://schemas.openxmlformats.org/officeDocument/2006/relationships" xmlns:m="http://schemas.openxmlformats.org/officeDocument/2006/math" xmlns:v="urn:schemas-microsoft-com:vml" xmlns:wp14="http://schemas.microsoft.com/office/word/2010/wordprocessingDrawing" xmlns:wp="http://schemas.openxmlformats.org/drawingml/2006/wordprocessingDrawing" xmlns:w10="urn:schemas-microsoft-com:office:word" xmlns:w="http://schemas.openxmlformats.org/wordprocessingml/2006/main" xmlns:w14="http://schemas.microsoft.com/office/word/2010/wordml" xmlns:w15="http://schemas.microsoft.com/office/word/2012/wordml" xmlns:w16cex="http://schemas.microsoft.com/office/word/2018/wordml/cex" xmlns:w16cid="http://schemas.microsoft.com/office/word/2016/wordml/cid" xmlns:w16="http://schemas.microsoft.com/office/word/2018/wordml" xmlns:w16sdtdh="http://schemas.microsoft.com/office/word/2020/wordml/sdtdatahash" xmlns:w16se="http://schemas.microsoft.com/office/word/2015/wordml/symex" xmlns:wpg="http://schemas.microsoft.com/office/word/2010/wordprocessingGroup" xmlns:wpi="http://schemas.microsoft.com/office/word/2010/wordprocessingInk" xmlns:wne="http://schemas.microsoft.com/office/word/2006/wordml" xmlns:wps="http://schemas.microsoft.com/office/word/2010/wordprocessingShape" mc:Ignorable="w14 w15 w16se w16cid w16 w16cex w16sdtdh wp14">
   <w:footnote w:type="separator" w:id="-1">
     <w:p>
-      <w:pPr>
-        <w:spacing w:after="0" w:line="240" w:lineRule="auto"/>
-      </w:pPr>
-      <w:r>
-        <w:rPr>
-          <w:rStyle w:val="FootnoteReference"/>
-        </w:rPr>
-        <w:footnoteRef/>
-      </w:r>
       <w:r>
         <w:separator/>
       </w:r>
@@ -3168,15 +4063,6 @@
   </w:footnote>
   <w:footnote w:type="continuationSeparator" w:id="0">
     <w:p>
-      <w:pPr>
-        <w:spacing w:after="0" w:line="240" w:lineRule="auto"/>
-      </w:pPr>
-      <w:r>
-        <w:rPr>
-          <w:rStyle w:val="FootnoteReference"/>
-        </w:rPr>
-        <w:footnoteRef/>
-      </w:r>
       <w:r>
         <w:continuationSeparator/>
       </w:r>
@@ -3186,35 +4072,87 @@
 </file>
 
 <file path=word/header1.xml><?xml version="1.0" encoding="utf-8"?>
-<w:hdr xmlns:wpc="http://schemas.microsoft.com/office/word/2010/wordprocessingCanvas" xmlns:mc="http://schemas.openxmlformats.org/markup-compatibility/2006" xmlns:o="urn:schemas-microsoft-com:office:office" xmlns:r="http://schemas.openxmlformats.org/officeDocument/2006/relationships" xmlns:m="http://schemas.openxmlformats.org/officeDocument/2006/math" xmlns:v="urn:schemas-microsoft-com:vml" xmlns:wp14="http://schemas.microsoft.com/office/word/2010/wordprocessingDrawing" xmlns:wp="http://schemas.openxmlformats.org/drawingml/2006/wordprocessingDrawing" xmlns:w10="urn:schemas-microsoft-com:office:word" xmlns:w="http://schemas.openxmlformats.org/wordprocessingml/2006/main" xmlns:w14="http://schemas.microsoft.com/office/word/2010/wordml" xmlns:w15="http://schemas.microsoft.com/office/word/2012/wordml" xmlns:wpg="http://schemas.microsoft.com/office/word/2010/wordprocessingGroup" xmlns:wpi="http://schemas.microsoft.com/office/word/2010/wordprocessingInk" xmlns:wne="http://schemas.microsoft.com/office/word/2006/wordml" xmlns:wps="http://schemas.microsoft.com/office/word/2010/wordprocessingShape" xmlns:cx="http://schemas.microsoft.com/office/drawing/2014/chartex" xmlns:cx1="http://schemas.microsoft.com/office/drawing/2015/9/8/chartex" xmlns:cx2="http://schemas.microsoft.com/office/drawing/2015/10/21/chartex" xmlns:cx3="http://schemas.microsoft.com/office/drawing/2016/5/9/chartex" xmlns:cx4="http://schemas.microsoft.com/office/drawing/2016/5/10/chartex" xmlns:cx5="http://schemas.microsoft.com/office/drawing/2016/5/11/chartex" xmlns:cx6="http://schemas.microsoft.com/office/drawing/2016/5/12/chartex" xmlns:cx7="http://schemas.microsoft.com/office/drawing/2016/5/13/chartex" xmlns:cx8="http://schemas.microsoft.com/office/drawing/2016/5/14/chartex" xmlns:w16cid="http://schemas.microsoft.com/office/word/2016/wordml/cid" xmlns:w16se="http://schemas.microsoft.com/office/word/2015/wordml/symex">
+<w:hdr xmlns:wpc="http://schemas.microsoft.com/office/word/2010/wordprocessingCanvas" xmlns:cx="http://schemas.microsoft.com/office/drawing/2014/chartex" xmlns:cx1="http://schemas.microsoft.com/office/drawing/2015/9/8/chartex" xmlns:cx2="http://schemas.microsoft.com/office/drawing/2015/10/21/chartex" xmlns:cx3="http://schemas.microsoft.com/office/drawing/2016/5/9/chartex" xmlns:cx4="http://schemas.microsoft.com/office/drawing/2016/5/10/chartex" xmlns:cx5="http://schemas.microsoft.com/office/drawing/2016/5/11/chartex" xmlns:cx6="http://schemas.microsoft.com/office/drawing/2016/5/12/chartex" xmlns:cx7="http://schemas.microsoft.com/office/drawing/2016/5/13/chartex" xmlns:cx8="http://schemas.microsoft.com/office/drawing/2016/5/14/chartex" xmlns:mc="http://schemas.openxmlformats.org/markup-compatibility/2006" xmlns:aink="http://schemas.microsoft.com/office/drawing/2016/ink" xmlns:am3d="http://schemas.microsoft.com/office/drawing/2017/model3d" xmlns:o="urn:schemas-microsoft-com:office:office" xmlns:r="http://schemas.openxmlformats.org/officeDocument/2006/relationships" xmlns:m="http://schemas.openxmlformats.org/officeDocument/2006/math" xmlns:v="urn:schemas-microsoft-com:vml" xmlns:wp14="http://schemas.microsoft.com/office/word/2010/wordprocessingDrawing" xmlns:wp="http://schemas.openxmlformats.org/drawingml/2006/wordprocessingDrawing" xmlns:w10="urn:schemas-microsoft-com:office:word" xmlns:w="http://schemas.openxmlformats.org/wordprocessingml/2006/main" xmlns:w14="http://schemas.microsoft.com/office/word/2010/wordml" xmlns:w15="http://schemas.microsoft.com/office/word/2012/wordml" xmlns:w16cex="http://schemas.microsoft.com/office/word/2018/wordml/cex" xmlns:w16cid="http://schemas.microsoft.com/office/word/2016/wordml/cid" xmlns:w16="http://schemas.microsoft.com/office/word/2018/wordml" xmlns:w16sdtdh="http://schemas.microsoft.com/office/word/2020/wordml/sdtdatahash" xmlns:w16se="http://schemas.microsoft.com/office/word/2015/wordml/symex" xmlns:wpg="http://schemas.microsoft.com/office/word/2010/wordprocessingGroup" xmlns:wpi="http://schemas.microsoft.com/office/word/2010/wordprocessingInk" xmlns:wne="http://schemas.microsoft.com/office/word/2006/wordml" xmlns:wps="http://schemas.microsoft.com/office/word/2010/wordprocessingShape" mc:Ignorable="w14 w15 w16se w16cid w16 w16cex w16sdtdh wp14">
   <w:p>
     <w:pPr>
       <w:pBdr>
-        <w:bottom w:val="single" w:color="BBBBBB" w:sz="4" w:space="2"/>
+        <w:bottom w:val="single" w:sz="4" w:space="2" w:color="BBBBBB"/>
       </w:pBdr>
       <w:jc w:val="right"/>
     </w:pPr>
     <w:r>
       <w:rPr>
-        <w:b w:val="false"/>
-        <w:bCs w:val="false"/>
-        <w:i w:val="false"/>
-        <w:iCs w:val="false"/>
         <w:color w:val="888888"/>
         <w:sz w:val="16"/>
         <w:szCs w:val="16"/>
       </w:rPr>
-      <w:t xml:space="preserve">Assignment 02 – Ebank Login System</w:t>
+      <w:t>Assignment 02 – Ebank Login System</w:t>
     </w:r>
   </w:p>
 </w:hdr>
 </file>
 
 <file path=word/numbering.xml><?xml version="1.0" encoding="utf-8"?>
-<w:numbering xmlns:wpc="http://schemas.microsoft.com/office/word/2010/wordprocessingCanvas" xmlns:mc="http://schemas.openxmlformats.org/markup-compatibility/2006" xmlns:o="urn:schemas-microsoft-com:office:office" xmlns:r="http://schemas.openxmlformats.org/officeDocument/2006/relationships" xmlns:m="http://schemas.openxmlformats.org/officeDocument/2006/math" xmlns:v="urn:schemas-microsoft-com:vml" xmlns:wp14="http://schemas.microsoft.com/office/word/2010/wordprocessingDrawing" xmlns:wp="http://schemas.openxmlformats.org/drawingml/2006/wordprocessingDrawing" xmlns:w10="urn:schemas-microsoft-com:office:word" xmlns:w="http://schemas.openxmlformats.org/wordprocessingml/2006/main" xmlns:w14="http://schemas.microsoft.com/office/word/2010/wordml" xmlns:w15="http://schemas.microsoft.com/office/word/2012/wordml" xmlns:wpg="http://schemas.microsoft.com/office/word/2010/wordprocessingGroup" xmlns:wpi="http://schemas.microsoft.com/office/word/2010/wordprocessingInk" xmlns:wne="http://schemas.microsoft.com/office/word/2006/wordml" xmlns:wps="http://schemas.microsoft.com/office/word/2010/wordprocessingShape" mc:Ignorable="w14 w15 wp14">
+<w:numbering xmlns:wpc="http://schemas.microsoft.com/office/word/2010/wordprocessingCanvas" xmlns:cx="http://schemas.microsoft.com/office/drawing/2014/chartex" xmlns:cx1="http://schemas.microsoft.com/office/drawing/2015/9/8/chartex" xmlns:cx2="http://schemas.microsoft.com/office/drawing/2015/10/21/chartex" xmlns:cx3="http://schemas.microsoft.com/office/drawing/2016/5/9/chartex" xmlns:cx4="http://schemas.microsoft.com/office/drawing/2016/5/10/chartex" xmlns:cx5="http://schemas.microsoft.com/office/drawing/2016/5/11/chartex" xmlns:cx6="http://schemas.microsoft.com/office/drawing/2016/5/12/chartex" xmlns:cx7="http://schemas.microsoft.com/office/drawing/2016/5/13/chartex" xmlns:cx8="http://schemas.microsoft.com/office/drawing/2016/5/14/chartex" xmlns:mc="http://schemas.openxmlformats.org/markup-compatibility/2006" xmlns:aink="http://schemas.microsoft.com/office/drawing/2016/ink" xmlns:am3d="http://schemas.microsoft.com/office/drawing/2017/model3d" xmlns:o="urn:schemas-microsoft-com:office:office" xmlns:r="http://schemas.openxmlformats.org/officeDocument/2006/relationships" xmlns:m="http://schemas.openxmlformats.org/officeDocument/2006/math" xmlns:v="urn:schemas-microsoft-com:vml" xmlns:wp14="http://schemas.microsoft.com/office/word/2010/wordprocessingDrawing" xmlns:wp="http://schemas.openxmlformats.org/drawingml/2006/wordprocessingDrawing" xmlns:w10="urn:schemas-microsoft-com:office:word" xmlns:w="http://schemas.openxmlformats.org/wordprocessingml/2006/main" xmlns:w14="http://schemas.microsoft.com/office/word/2010/wordml" xmlns:w15="http://schemas.microsoft.com/office/word/2012/wordml" xmlns:w16cex="http://schemas.microsoft.com/office/word/2018/wordml/cex" xmlns:w16cid="http://schemas.microsoft.com/office/word/2016/wordml/cid" xmlns:w16="http://schemas.microsoft.com/office/word/2018/wordml" xmlns:w16sdtdh="http://schemas.microsoft.com/office/word/2020/wordml/sdtdatahash" xmlns:w16se="http://schemas.microsoft.com/office/word/2015/wordml/symex" xmlns:wpg="http://schemas.microsoft.com/office/word/2010/wordprocessingGroup" xmlns:wpi="http://schemas.microsoft.com/office/word/2010/wordprocessingInk" xmlns:wne="http://schemas.microsoft.com/office/word/2006/wordml" xmlns:wps="http://schemas.microsoft.com/office/word/2010/wordprocessingShape" mc:Ignorable="w14 w15 w16se w16cid w16 w16cex w16sdtdh wp14">
+  <w:abstractNum w:abstractNumId="0" w15:restartNumberingAfterBreak="0">
+    <w:nsid w:val="1746188E"/>
+    <w:multiLevelType w:val="hybridMultilevel"/>
+    <w:tmpl w:val="5B7C105C"/>
+    <w:lvl w:ilvl="0" w:tplc="20188186">
+      <w:start w:val="1"/>
+      <w:numFmt w:val="bullet"/>
+      <w:lvlText w:val="•"/>
+      <w:lvlJc w:val="left"/>
+      <w:pPr>
+        <w:ind w:left="560" w:hanging="280"/>
+      </w:pPr>
+    </w:lvl>
+    <w:lvl w:ilvl="1" w:tplc="87DA4F8E">
+      <w:numFmt w:val="decimal"/>
+      <w:lvlText w:val=""/>
+      <w:lvlJc w:val="left"/>
+    </w:lvl>
+    <w:lvl w:ilvl="2" w:tplc="6F4071AA">
+      <w:numFmt w:val="decimal"/>
+      <w:lvlText w:val=""/>
+      <w:lvlJc w:val="left"/>
+    </w:lvl>
+    <w:lvl w:ilvl="3" w:tplc="F766AE1E">
+      <w:numFmt w:val="decimal"/>
+      <w:lvlText w:val=""/>
+      <w:lvlJc w:val="left"/>
+    </w:lvl>
+    <w:lvl w:ilvl="4" w:tplc="67605014">
+      <w:numFmt w:val="decimal"/>
+      <w:lvlText w:val=""/>
+      <w:lvlJc w:val="left"/>
+    </w:lvl>
+    <w:lvl w:ilvl="5" w:tplc="9654BD64">
+      <w:numFmt w:val="decimal"/>
+      <w:lvlText w:val=""/>
+      <w:lvlJc w:val="left"/>
+    </w:lvl>
+    <w:lvl w:ilvl="6" w:tplc="3E8043BE">
+      <w:numFmt w:val="decimal"/>
+      <w:lvlText w:val=""/>
+      <w:lvlJc w:val="left"/>
+    </w:lvl>
+    <w:lvl w:ilvl="7" w:tplc="4080E35A">
+      <w:numFmt w:val="decimal"/>
+      <w:lvlText w:val=""/>
+      <w:lvlJc w:val="left"/>
+    </w:lvl>
+    <w:lvl w:ilvl="8" w:tplc="B4F81D64">
+      <w:numFmt w:val="decimal"/>
+      <w:lvlText w:val=""/>
+      <w:lvlJc w:val="left"/>
+    </w:lvl>
+  </w:abstractNum>
   <w:abstractNum w:abstractNumId="1" w15:restartNumberingAfterBreak="0">
+    <w:nsid w:val="36495F27"/>
     <w:multiLevelType w:val="hybridMultilevel"/>
-    <w:lvl w:ilvl="0" w15:tentative="1">
+    <w:tmpl w:val="2696D136"/>
+    <w:lvl w:ilvl="0" w:tplc="8AF8EE22">
       <w:start w:val="1"/>
       <w:numFmt w:val="bullet"/>
       <w:lvlText w:val="●"/>
@@ -3223,7 +4161,7 @@
         <w:ind w:left="720" w:hanging="360"/>
       </w:pPr>
     </w:lvl>
-    <w:lvl w:ilvl="1" w15:tentative="1">
+    <w:lvl w:ilvl="1" w:tplc="2EC47ADE">
       <w:start w:val="1"/>
       <w:numFmt w:val="bullet"/>
       <w:lvlText w:val="○"/>
@@ -3232,7 +4170,7 @@
         <w:ind w:left="1440" w:hanging="360"/>
       </w:pPr>
     </w:lvl>
-    <w:lvl w:ilvl="2" w15:tentative="1">
+    <w:lvl w:ilvl="2" w:tplc="F8C074C8">
       <w:start w:val="1"/>
       <w:numFmt w:val="bullet"/>
       <w:lvlText w:val="■"/>
@@ -3241,7 +4179,7 @@
         <w:ind w:left="2160" w:hanging="360"/>
       </w:pPr>
     </w:lvl>
-    <w:lvl w:ilvl="3" w15:tentative="1">
+    <w:lvl w:ilvl="3" w:tplc="8C6C98F2">
       <w:start w:val="1"/>
       <w:numFmt w:val="bullet"/>
       <w:lvlText w:val="●"/>
@@ -3250,7 +4188,7 @@
         <w:ind w:left="2880" w:hanging="360"/>
       </w:pPr>
     </w:lvl>
-    <w:lvl w:ilvl="4" w15:tentative="1">
+    <w:lvl w:ilvl="4" w:tplc="F0F6A426">
       <w:start w:val="1"/>
       <w:numFmt w:val="bullet"/>
       <w:lvlText w:val="○"/>
@@ -3259,7 +4197,7 @@
         <w:ind w:left="3600" w:hanging="360"/>
       </w:pPr>
     </w:lvl>
-    <w:lvl w:ilvl="5" w15:tentative="1">
+    <w:lvl w:ilvl="5" w:tplc="F6281C70">
       <w:start w:val="1"/>
       <w:numFmt w:val="bullet"/>
       <w:lvlText w:val="■"/>
@@ -3268,7 +4206,7 @@
         <w:ind w:left="4320" w:hanging="360"/>
       </w:pPr>
     </w:lvl>
-    <w:lvl w:ilvl="6" w15:tentative="1">
+    <w:lvl w:ilvl="6" w:tplc="3562805C">
       <w:start w:val="1"/>
       <w:numFmt w:val="bullet"/>
       <w:lvlText w:val="●"/>
@@ -3277,7 +4215,7 @@
         <w:ind w:left="5040" w:hanging="360"/>
       </w:pPr>
     </w:lvl>
-    <w:lvl w:ilvl="7" w15:tentative="1">
+    <w:lvl w:ilvl="7" w:tplc="B11ABCF4">
       <w:start w:val="1"/>
       <w:numFmt w:val="bullet"/>
       <w:lvlText w:val="●"/>
@@ -3286,25 +4224,13 @@
         <w:ind w:left="5760" w:hanging="360"/>
       </w:pPr>
     </w:lvl>
-    <w:lvl w:ilvl="8" w15:tentative="1">
+    <w:lvl w:ilvl="8" w:tplc="4FF25020">
       <w:start w:val="1"/>
       <w:numFmt w:val="bullet"/>
       <w:lvlText w:val="●"/>
       <w:lvlJc w:val="left"/>
       <w:pPr>
         <w:ind w:left="6480" w:hanging="360"/>
-      </w:pPr>
-    </w:lvl>
-  </w:abstractNum>
-  <w:abstractNum w:abstractNumId="2" w15:restartNumberingAfterBreak="0">
-    <w:multiLevelType w:val="hybridMultilevel"/>
-    <w:lvl w:ilvl="0" w15:tentative="1">
-      <w:start w:val="1"/>
-      <w:numFmt w:val="bullet"/>
-      <w:lvlText w:val="•"/>
-      <w:lvlJc w:val="left"/>
-      <w:pPr>
-        <w:ind w:left="560" w:hanging="280"/>
       </w:pPr>
     </w:lvl>
   </w:abstractNum>
@@ -3318,93 +4244,532 @@
 </file>
 
 <file path=word/styles.xml><?xml version="1.0" encoding="utf-8"?>
-<w:styles xmlns:mc="http://schemas.openxmlformats.org/markup-compatibility/2006" xmlns:r="http://schemas.openxmlformats.org/officeDocument/2006/relationships" xmlns:w="http://schemas.openxmlformats.org/wordprocessingml/2006/main" xmlns:w14="http://schemas.microsoft.com/office/word/2010/wordml" xmlns:w15="http://schemas.microsoft.com/office/word/2012/wordml" mc:Ignorable="w14 w15">
+<w:styles xmlns:mc="http://schemas.openxmlformats.org/markup-compatibility/2006" xmlns:r="http://schemas.openxmlformats.org/officeDocument/2006/relationships" xmlns:w="http://schemas.openxmlformats.org/wordprocessingml/2006/main" xmlns:w14="http://schemas.microsoft.com/office/word/2010/wordml" xmlns:w15="http://schemas.microsoft.com/office/word/2012/wordml" xmlns:w16cex="http://schemas.microsoft.com/office/word/2018/wordml/cex" xmlns:w16cid="http://schemas.microsoft.com/office/word/2016/wordml/cid" xmlns:w16="http://schemas.microsoft.com/office/word/2018/wordml" xmlns:w16sdtdh="http://schemas.microsoft.com/office/word/2020/wordml/sdtdatahash" xmlns:w16se="http://schemas.microsoft.com/office/word/2015/wordml/symex" mc:Ignorable="w14 w15 w16se w16cid w16 w16cex w16sdtdh">
   <w:docDefaults>
     <w:rPrDefault>
       <w:rPr>
-        <w:rFonts w:ascii="Times New Roman" w:cs="Times New Roman" w:eastAsia="Times New Roman" w:hAnsi="Times New Roman"/>
+        <w:rFonts w:ascii="Times New Roman" w:eastAsia="Times New Roman" w:hAnsi="Times New Roman" w:cs="Times New Roman"/>
         <w:sz w:val="24"/>
         <w:szCs w:val="24"/>
+        <w:lang w:val="en-US" w:eastAsia="en-US" w:bidi="ar-SA"/>
       </w:rPr>
     </w:rPrDefault>
     <w:pPrDefault/>
   </w:docDefaults>
+  <w:latentStyles w:defLockedState="0" w:defUIPriority="99" w:defSemiHidden="0" w:defUnhideWhenUsed="0" w:defQFormat="0" w:count="376">
+    <w:lsdException w:name="Normal" w:uiPriority="0" w:qFormat="1"/>
+    <w:lsdException w:name="heading 1" w:uiPriority="9" w:qFormat="1"/>
+    <w:lsdException w:name="heading 2" w:semiHidden="1" w:uiPriority="9" w:unhideWhenUsed="1" w:qFormat="1"/>
+    <w:lsdException w:name="heading 3" w:semiHidden="1" w:uiPriority="9" w:unhideWhenUsed="1" w:qFormat="1"/>
+    <w:lsdException w:name="heading 4" w:semiHidden="1" w:uiPriority="9" w:unhideWhenUsed="1" w:qFormat="1"/>
+    <w:lsdException w:name="heading 5" w:semiHidden="1" w:uiPriority="9" w:unhideWhenUsed="1" w:qFormat="1"/>
+    <w:lsdException w:name="heading 6" w:semiHidden="1" w:uiPriority="9" w:unhideWhenUsed="1" w:qFormat="1"/>
+    <w:lsdException w:name="heading 7" w:semiHidden="1" w:uiPriority="9" w:unhideWhenUsed="1" w:qFormat="1"/>
+    <w:lsdException w:name="heading 8" w:semiHidden="1" w:uiPriority="9" w:unhideWhenUsed="1" w:qFormat="1"/>
+    <w:lsdException w:name="heading 9" w:semiHidden="1" w:uiPriority="9" w:unhideWhenUsed="1" w:qFormat="1"/>
+    <w:lsdException w:name="index 1" w:semiHidden="1" w:unhideWhenUsed="1"/>
+    <w:lsdException w:name="index 2" w:semiHidden="1" w:unhideWhenUsed="1"/>
+    <w:lsdException w:name="index 3" w:semiHidden="1" w:unhideWhenUsed="1"/>
+    <w:lsdException w:name="index 4" w:semiHidden="1" w:unhideWhenUsed="1"/>
+    <w:lsdException w:name="index 5" w:semiHidden="1" w:unhideWhenUsed="1"/>
+    <w:lsdException w:name="index 6" w:semiHidden="1" w:unhideWhenUsed="1"/>
+    <w:lsdException w:name="index 7" w:semiHidden="1" w:unhideWhenUsed="1"/>
+    <w:lsdException w:name="index 8" w:semiHidden="1" w:unhideWhenUsed="1"/>
+    <w:lsdException w:name="index 9" w:semiHidden="1" w:unhideWhenUsed="1"/>
+    <w:lsdException w:name="toc 1" w:semiHidden="1" w:uiPriority="39" w:unhideWhenUsed="1"/>
+    <w:lsdException w:name="toc 2" w:semiHidden="1" w:uiPriority="39" w:unhideWhenUsed="1"/>
+    <w:lsdException w:name="toc 3" w:semiHidden="1" w:uiPriority="39" w:unhideWhenUsed="1"/>
+    <w:lsdException w:name="toc 4" w:semiHidden="1" w:uiPriority="39" w:unhideWhenUsed="1"/>
+    <w:lsdException w:name="toc 5" w:semiHidden="1" w:uiPriority="39" w:unhideWhenUsed="1"/>
+    <w:lsdException w:name="toc 6" w:semiHidden="1" w:uiPriority="39" w:unhideWhenUsed="1"/>
+    <w:lsdException w:name="toc 7" w:semiHidden="1" w:uiPriority="39" w:unhideWhenUsed="1"/>
+    <w:lsdException w:name="toc 8" w:semiHidden="1" w:uiPriority="39" w:unhideWhenUsed="1"/>
+    <w:lsdException w:name="toc 9" w:semiHidden="1" w:uiPriority="39" w:unhideWhenUsed="1"/>
+    <w:lsdException w:name="Normal Indent" w:semiHidden="1" w:unhideWhenUsed="1"/>
+    <w:lsdException w:name="footnote text" w:semiHidden="1" w:unhideWhenUsed="1"/>
+    <w:lsdException w:name="annotation text" w:semiHidden="1" w:unhideWhenUsed="1"/>
+    <w:lsdException w:name="header" w:semiHidden="1" w:unhideWhenUsed="1"/>
+    <w:lsdException w:name="footer" w:semiHidden="1" w:unhideWhenUsed="1"/>
+    <w:lsdException w:name="index heading" w:semiHidden="1" w:unhideWhenUsed="1"/>
+    <w:lsdException w:name="caption" w:semiHidden="1" w:uiPriority="35" w:unhideWhenUsed="1" w:qFormat="1"/>
+    <w:lsdException w:name="table of figures" w:semiHidden="1" w:unhideWhenUsed="1"/>
+    <w:lsdException w:name="envelope address" w:semiHidden="1" w:unhideWhenUsed="1"/>
+    <w:lsdException w:name="envelope return" w:semiHidden="1" w:unhideWhenUsed="1"/>
+    <w:lsdException w:name="footnote reference" w:semiHidden="1" w:unhideWhenUsed="1"/>
+    <w:lsdException w:name="annotation reference" w:semiHidden="1" w:unhideWhenUsed="1"/>
+    <w:lsdException w:name="line number" w:semiHidden="1" w:unhideWhenUsed="1"/>
+    <w:lsdException w:name="page number" w:semiHidden="1" w:unhideWhenUsed="1"/>
+    <w:lsdException w:name="endnote reference" w:semiHidden="1" w:unhideWhenUsed="1"/>
+    <w:lsdException w:name="endnote text" w:semiHidden="1" w:unhideWhenUsed="1"/>
+    <w:lsdException w:name="table of authorities" w:semiHidden="1" w:unhideWhenUsed="1"/>
+    <w:lsdException w:name="macro" w:semiHidden="1" w:unhideWhenUsed="1"/>
+    <w:lsdException w:name="toa heading" w:semiHidden="1" w:unhideWhenUsed="1"/>
+    <w:lsdException w:name="List" w:semiHidden="1" w:unhideWhenUsed="1"/>
+    <w:lsdException w:name="List Bullet" w:semiHidden="1" w:unhideWhenUsed="1"/>
+    <w:lsdException w:name="List Number" w:semiHidden="1" w:unhideWhenUsed="1"/>
+    <w:lsdException w:name="List 2" w:semiHidden="1" w:unhideWhenUsed="1"/>
+    <w:lsdException w:name="List 3" w:semiHidden="1" w:unhideWhenUsed="1"/>
+    <w:lsdException w:name="List 4" w:semiHidden="1" w:unhideWhenUsed="1"/>
+    <w:lsdException w:name="List 5" w:semiHidden="1" w:unhideWhenUsed="1"/>
+    <w:lsdException w:name="List Bullet 2" w:semiHidden="1" w:unhideWhenUsed="1"/>
+    <w:lsdException w:name="List Bullet 3" w:semiHidden="1" w:unhideWhenUsed="1"/>
+    <w:lsdException w:name="List Bullet 4" w:semiHidden="1" w:unhideWhenUsed="1"/>
+    <w:lsdException w:name="List Bullet 5" w:semiHidden="1" w:unhideWhenUsed="1"/>
+    <w:lsdException w:name="List Number 2" w:semiHidden="1" w:unhideWhenUsed="1"/>
+    <w:lsdException w:name="List Number 3" w:semiHidden="1" w:unhideWhenUsed="1"/>
+    <w:lsdException w:name="List Number 4" w:semiHidden="1" w:unhideWhenUsed="1"/>
+    <w:lsdException w:name="List Number 5" w:semiHidden="1" w:unhideWhenUsed="1"/>
+    <w:lsdException w:name="Title" w:uiPriority="10" w:qFormat="1"/>
+    <w:lsdException w:name="Closing" w:semiHidden="1" w:unhideWhenUsed="1"/>
+    <w:lsdException w:name="Signature" w:semiHidden="1" w:unhideWhenUsed="1"/>
+    <w:lsdException w:name="Default Paragraph Font" w:semiHidden="1" w:uiPriority="1" w:unhideWhenUsed="1"/>
+    <w:lsdException w:name="Body Text" w:semiHidden="1" w:unhideWhenUsed="1"/>
+    <w:lsdException w:name="Body Text Indent" w:semiHidden="1" w:unhideWhenUsed="1"/>
+    <w:lsdException w:name="List Continue" w:semiHidden="1" w:unhideWhenUsed="1"/>
+    <w:lsdException w:name="List Continue 2" w:semiHidden="1" w:unhideWhenUsed="1"/>
+    <w:lsdException w:name="List Continue 3" w:semiHidden="1" w:unhideWhenUsed="1"/>
+    <w:lsdException w:name="List Continue 4" w:semiHidden="1" w:unhideWhenUsed="1"/>
+    <w:lsdException w:name="List Continue 5" w:semiHidden="1" w:unhideWhenUsed="1"/>
+    <w:lsdException w:name="Message Header" w:semiHidden="1" w:unhideWhenUsed="1"/>
+    <w:lsdException w:name="Subtitle" w:uiPriority="11" w:qFormat="1"/>
+    <w:lsdException w:name="Salutation" w:semiHidden="1" w:unhideWhenUsed="1"/>
+    <w:lsdException w:name="Date" w:semiHidden="1" w:unhideWhenUsed="1"/>
+    <w:lsdException w:name="Body Text First Indent" w:semiHidden="1" w:unhideWhenUsed="1"/>
+    <w:lsdException w:name="Body Text First Indent 2" w:semiHidden="1" w:unhideWhenUsed="1"/>
+    <w:lsdException w:name="Note Heading" w:semiHidden="1" w:unhideWhenUsed="1"/>
+    <w:lsdException w:name="Body Text 2" w:semiHidden="1" w:unhideWhenUsed="1"/>
+    <w:lsdException w:name="Body Text 3" w:semiHidden="1" w:unhideWhenUsed="1"/>
+    <w:lsdException w:name="Body Text Indent 2" w:semiHidden="1" w:unhideWhenUsed="1"/>
+    <w:lsdException w:name="Body Text Indent 3" w:semiHidden="1" w:unhideWhenUsed="1"/>
+    <w:lsdException w:name="Block Text" w:semiHidden="1" w:unhideWhenUsed="1"/>
+    <w:lsdException w:name="Hyperlink" w:semiHidden="1" w:unhideWhenUsed="1"/>
+    <w:lsdException w:name="FollowedHyperlink" w:semiHidden="1" w:unhideWhenUsed="1"/>
+    <w:lsdException w:name="Strong" w:uiPriority="22" w:qFormat="1"/>
+    <w:lsdException w:name="Emphasis" w:uiPriority="20" w:qFormat="1"/>
+    <w:lsdException w:name="Document Map" w:semiHidden="1" w:unhideWhenUsed="1"/>
+    <w:lsdException w:name="Plain Text" w:semiHidden="1" w:unhideWhenUsed="1"/>
+    <w:lsdException w:name="E-mail Signature" w:semiHidden="1" w:unhideWhenUsed="1"/>
+    <w:lsdException w:name="HTML Top of Form" w:semiHidden="1" w:unhideWhenUsed="1"/>
+    <w:lsdException w:name="HTML Bottom of Form" w:semiHidden="1" w:unhideWhenUsed="1"/>
+    <w:lsdException w:name="Normal (Web)" w:semiHidden="1" w:unhideWhenUsed="1"/>
+    <w:lsdException w:name="HTML Acronym" w:semiHidden="1" w:unhideWhenUsed="1"/>
+    <w:lsdException w:name="HTML Address" w:semiHidden="1" w:unhideWhenUsed="1"/>
+    <w:lsdException w:name="HTML Cite" w:semiHidden="1" w:unhideWhenUsed="1"/>
+    <w:lsdException w:name="HTML Code" w:semiHidden="1" w:unhideWhenUsed="1"/>
+    <w:lsdException w:name="HTML Definition" w:semiHidden="1" w:unhideWhenUsed="1"/>
+    <w:lsdException w:name="HTML Keyboard" w:semiHidden="1" w:unhideWhenUsed="1"/>
+    <w:lsdException w:name="HTML Preformatted" w:semiHidden="1" w:unhideWhenUsed="1"/>
+    <w:lsdException w:name="HTML Sample" w:semiHidden="1" w:unhideWhenUsed="1"/>
+    <w:lsdException w:name="HTML Typewriter" w:semiHidden="1" w:unhideWhenUsed="1"/>
+    <w:lsdException w:name="HTML Variable" w:semiHidden="1" w:unhideWhenUsed="1"/>
+    <w:lsdException w:name="Normal Table" w:semiHidden="1" w:unhideWhenUsed="1"/>
+    <w:lsdException w:name="annotation subject" w:semiHidden="1" w:unhideWhenUsed="1"/>
+    <w:lsdException w:name="No List" w:semiHidden="1" w:unhideWhenUsed="1"/>
+    <w:lsdException w:name="Outline List 1" w:semiHidden="1" w:unhideWhenUsed="1"/>
+    <w:lsdException w:name="Outline List 2" w:semiHidden="1" w:unhideWhenUsed="1"/>
+    <w:lsdException w:name="Outline List 3" w:semiHidden="1" w:unhideWhenUsed="1"/>
+    <w:lsdException w:name="Table Simple 1" w:semiHidden="1" w:unhideWhenUsed="1"/>
+    <w:lsdException w:name="Table Simple 2" w:semiHidden="1" w:unhideWhenUsed="1"/>
+    <w:lsdException w:name="Table Simple 3" w:semiHidden="1" w:unhideWhenUsed="1"/>
+    <w:lsdException w:name="Table Classic 1" w:semiHidden="1" w:unhideWhenUsed="1"/>
+    <w:lsdException w:name="Table Classic 2" w:semiHidden="1" w:unhideWhenUsed="1"/>
+    <w:lsdException w:name="Table Classic 3" w:semiHidden="1" w:unhideWhenUsed="1"/>
+    <w:lsdException w:name="Table Classic 4" w:semiHidden="1" w:unhideWhenUsed="1"/>
+    <w:lsdException w:name="Table Colorful 1" w:semiHidden="1" w:unhideWhenUsed="1"/>
+    <w:lsdException w:name="Table Colorful 2" w:semiHidden="1" w:unhideWhenUsed="1"/>
+    <w:lsdException w:name="Table Colorful 3" w:semiHidden="1" w:unhideWhenUsed="1"/>
+    <w:lsdException w:name="Table Columns 1" w:semiHidden="1" w:unhideWhenUsed="1"/>
+    <w:lsdException w:name="Table Columns 2" w:semiHidden="1" w:unhideWhenUsed="1"/>
+    <w:lsdException w:name="Table Columns 3" w:semiHidden="1" w:unhideWhenUsed="1"/>
+    <w:lsdException w:name="Table Columns 4" w:semiHidden="1" w:unhideWhenUsed="1"/>
+    <w:lsdException w:name="Table Columns 5" w:semiHidden="1" w:unhideWhenUsed="1"/>
+    <w:lsdException w:name="Table Grid 1" w:semiHidden="1" w:unhideWhenUsed="1"/>
+    <w:lsdException w:name="Table Grid 2" w:semiHidden="1" w:unhideWhenUsed="1"/>
+    <w:lsdException w:name="Table Grid 3" w:semiHidden="1" w:unhideWhenUsed="1"/>
+    <w:lsdException w:name="Table Grid 4" w:semiHidden="1" w:unhideWhenUsed="1"/>
+    <w:lsdException w:name="Table Grid 5" w:semiHidden="1" w:unhideWhenUsed="1"/>
+    <w:lsdException w:name="Table Grid 6" w:semiHidden="1" w:unhideWhenUsed="1"/>
+    <w:lsdException w:name="Table Grid 7" w:semiHidden="1" w:unhideWhenUsed="1"/>
+    <w:lsdException w:name="Table Grid 8" w:semiHidden="1" w:unhideWhenUsed="1"/>
+    <w:lsdException w:name="Table List 1" w:semiHidden="1" w:unhideWhenUsed="1"/>
+    <w:lsdException w:name="Table List 2" w:semiHidden="1" w:unhideWhenUsed="1"/>
+    <w:lsdException w:name="Table List 3" w:semiHidden="1" w:unhideWhenUsed="1"/>
+    <w:lsdException w:name="Table List 4" w:semiHidden="1" w:unhideWhenUsed="1"/>
+    <w:lsdException w:name="Table List 5" w:semiHidden="1" w:unhideWhenUsed="1"/>
+    <w:lsdException w:name="Table List 6" w:semiHidden="1" w:unhideWhenUsed="1"/>
+    <w:lsdException w:name="Table List 7" w:semiHidden="1" w:unhideWhenUsed="1"/>
+    <w:lsdException w:name="Table List 8" w:semiHidden="1" w:unhideWhenUsed="1"/>
+    <w:lsdException w:name="Table 3D effects 1" w:semiHidden="1" w:unhideWhenUsed="1"/>
+    <w:lsdException w:name="Table 3D effects 2" w:semiHidden="1" w:unhideWhenUsed="1"/>
+    <w:lsdException w:name="Table 3D effects 3" w:semiHidden="1" w:unhideWhenUsed="1"/>
+    <w:lsdException w:name="Table Contemporary" w:semiHidden="1" w:unhideWhenUsed="1"/>
+    <w:lsdException w:name="Table Elegant" w:semiHidden="1" w:unhideWhenUsed="1"/>
+    <w:lsdException w:name="Table Professional" w:semiHidden="1" w:unhideWhenUsed="1"/>
+    <w:lsdException w:name="Table Subtle 1" w:semiHidden="1" w:unhideWhenUsed="1"/>
+    <w:lsdException w:name="Table Subtle 2" w:semiHidden="1" w:unhideWhenUsed="1"/>
+    <w:lsdException w:name="Table Web 1" w:semiHidden="1" w:unhideWhenUsed="1"/>
+    <w:lsdException w:name="Table Web 2" w:semiHidden="1" w:unhideWhenUsed="1"/>
+    <w:lsdException w:name="Table Web 3" w:semiHidden="1" w:unhideWhenUsed="1"/>
+    <w:lsdException w:name="Balloon Text" w:semiHidden="1" w:unhideWhenUsed="1"/>
+    <w:lsdException w:name="Table Grid" w:uiPriority="39"/>
+    <w:lsdException w:name="Table Theme" w:semiHidden="1" w:unhideWhenUsed="1"/>
+    <w:lsdException w:name="Placeholder Text" w:semiHidden="1"/>
+    <w:lsdException w:name="No Spacing" w:uiPriority="1" w:qFormat="1"/>
+    <w:lsdException w:name="Light Shading" w:uiPriority="60"/>
+    <w:lsdException w:name="Light List" w:uiPriority="61"/>
+    <w:lsdException w:name="Light Grid" w:uiPriority="62"/>
+    <w:lsdException w:name="Medium Shading 1" w:uiPriority="63"/>
+    <w:lsdException w:name="Medium Shading 2" w:uiPriority="64"/>
+    <w:lsdException w:name="Medium List 1" w:uiPriority="65"/>
+    <w:lsdException w:name="Medium List 2" w:uiPriority="66"/>
+    <w:lsdException w:name="Medium Grid 1" w:uiPriority="67"/>
+    <w:lsdException w:name="Medium Grid 2" w:uiPriority="68"/>
+    <w:lsdException w:name="Medium Grid 3" w:uiPriority="69"/>
+    <w:lsdException w:name="Dark List" w:uiPriority="70"/>
+    <w:lsdException w:name="Colorful Shading" w:uiPriority="71"/>
+    <w:lsdException w:name="Colorful List" w:uiPriority="72"/>
+    <w:lsdException w:name="Colorful Grid" w:uiPriority="73"/>
+    <w:lsdException w:name="Light Shading Accent 1" w:uiPriority="60"/>
+    <w:lsdException w:name="Light List Accent 1" w:uiPriority="61"/>
+    <w:lsdException w:name="Light Grid Accent 1" w:uiPriority="62"/>
+    <w:lsdException w:name="Medium Shading 1 Accent 1" w:uiPriority="63"/>
+    <w:lsdException w:name="Medium Shading 2 Accent 1" w:uiPriority="64"/>
+    <w:lsdException w:name="Medium List 1 Accent 1" w:uiPriority="65"/>
+    <w:lsdException w:name="Revision" w:semiHidden="1"/>
+    <w:lsdException w:name="List Paragraph" w:uiPriority="34" w:qFormat="1"/>
+    <w:lsdException w:name="Quote" w:uiPriority="29" w:qFormat="1"/>
+    <w:lsdException w:name="Intense Quote" w:uiPriority="30" w:qFormat="1"/>
+    <w:lsdException w:name="Medium List 2 Accent 1" w:uiPriority="66"/>
+    <w:lsdException w:name="Medium Grid 1 Accent 1" w:uiPriority="67"/>
+    <w:lsdException w:name="Medium Grid 2 Accent 1" w:uiPriority="68"/>
+    <w:lsdException w:name="Medium Grid 3 Accent 1" w:uiPriority="69"/>
+    <w:lsdException w:name="Dark List Accent 1" w:uiPriority="70"/>
+    <w:lsdException w:name="Colorful Shading Accent 1" w:uiPriority="71"/>
+    <w:lsdException w:name="Colorful List Accent 1" w:uiPriority="72"/>
+    <w:lsdException w:name="Colorful Grid Accent 1" w:uiPriority="73"/>
+    <w:lsdException w:name="Light Shading Accent 2" w:uiPriority="60"/>
+    <w:lsdException w:name="Light List Accent 2" w:uiPriority="61"/>
+    <w:lsdException w:name="Light Grid Accent 2" w:uiPriority="62"/>
+    <w:lsdException w:name="Medium Shading 1 Accent 2" w:uiPriority="63"/>
+    <w:lsdException w:name="Medium Shading 2 Accent 2" w:uiPriority="64"/>
+    <w:lsdException w:name="Medium List 1 Accent 2" w:uiPriority="65"/>
+    <w:lsdException w:name="Medium List 2 Accent 2" w:uiPriority="66"/>
+    <w:lsdException w:name="Medium Grid 1 Accent 2" w:uiPriority="67"/>
+    <w:lsdException w:name="Medium Grid 2 Accent 2" w:uiPriority="68"/>
+    <w:lsdException w:name="Medium Grid 3 Accent 2" w:uiPriority="69"/>
+    <w:lsdException w:name="Dark List Accent 2" w:uiPriority="70"/>
+    <w:lsdException w:name="Colorful Shading Accent 2" w:uiPriority="71"/>
+    <w:lsdException w:name="Colorful List Accent 2" w:uiPriority="72"/>
+    <w:lsdException w:name="Colorful Grid Accent 2" w:uiPriority="73"/>
+    <w:lsdException w:name="Light Shading Accent 3" w:uiPriority="60"/>
+    <w:lsdException w:name="Light List Accent 3" w:uiPriority="61"/>
+    <w:lsdException w:name="Light Grid Accent 3" w:uiPriority="62"/>
+    <w:lsdException w:name="Medium Shading 1 Accent 3" w:uiPriority="63"/>
+    <w:lsdException w:name="Medium Shading 2 Accent 3" w:uiPriority="64"/>
+    <w:lsdException w:name="Medium List 1 Accent 3" w:uiPriority="65"/>
+    <w:lsdException w:name="Medium List 2 Accent 3" w:uiPriority="66"/>
+    <w:lsdException w:name="Medium Grid 1 Accent 3" w:uiPriority="67"/>
+    <w:lsdException w:name="Medium Grid 2 Accent 3" w:uiPriority="68"/>
+    <w:lsdException w:name="Medium Grid 3 Accent 3" w:uiPriority="69"/>
+    <w:lsdException w:name="Dark List Accent 3" w:uiPriority="70"/>
+    <w:lsdException w:name="Colorful Shading Accent 3" w:uiPriority="71"/>
+    <w:lsdException w:name="Colorful List Accent 3" w:uiPriority="72"/>
+    <w:lsdException w:name="Colorful Grid Accent 3" w:uiPriority="73"/>
+    <w:lsdException w:name="Light Shading Accent 4" w:uiPriority="60"/>
+    <w:lsdException w:name="Light List Accent 4" w:uiPriority="61"/>
+    <w:lsdException w:name="Light Grid Accent 4" w:uiPriority="62"/>
+    <w:lsdException w:name="Medium Shading 1 Accent 4" w:uiPriority="63"/>
+    <w:lsdException w:name="Medium Shading 2 Accent 4" w:uiPriority="64"/>
+    <w:lsdException w:name="Medium List 1 Accent 4" w:uiPriority="65"/>
+    <w:lsdException w:name="Medium List 2 Accent 4" w:uiPriority="66"/>
+    <w:lsdException w:name="Medium Grid 1 Accent 4" w:uiPriority="67"/>
+    <w:lsdException w:name="Medium Grid 2 Accent 4" w:uiPriority="68"/>
+    <w:lsdException w:name="Medium Grid 3 Accent 4" w:uiPriority="69"/>
+    <w:lsdException w:name="Dark List Accent 4" w:uiPriority="70"/>
+    <w:lsdException w:name="Colorful Shading Accent 4" w:uiPriority="71"/>
+    <w:lsdException w:name="Colorful List Accent 4" w:uiPriority="72"/>
+    <w:lsdException w:name="Colorful Grid Accent 4" w:uiPriority="73"/>
+    <w:lsdException w:name="Light Shading Accent 5" w:uiPriority="60"/>
+    <w:lsdException w:name="Light List Accent 5" w:uiPriority="61"/>
+    <w:lsdException w:name="Light Grid Accent 5" w:uiPriority="62"/>
+    <w:lsdException w:name="Medium Shading 1 Accent 5" w:uiPriority="63"/>
+    <w:lsdException w:name="Medium Shading 2 Accent 5" w:uiPriority="64"/>
+    <w:lsdException w:name="Medium List 1 Accent 5" w:uiPriority="65"/>
+    <w:lsdException w:name="Medium List 2 Accent 5" w:uiPriority="66"/>
+    <w:lsdException w:name="Medium Grid 1 Accent 5" w:uiPriority="67"/>
+    <w:lsdException w:name="Medium Grid 2 Accent 5" w:uiPriority="68"/>
+    <w:lsdException w:name="Medium Grid 3 Accent 5" w:uiPriority="69"/>
+    <w:lsdException w:name="Dark List Accent 5" w:uiPriority="70"/>
+    <w:lsdException w:name="Colorful Shading Accent 5" w:uiPriority="71"/>
+    <w:lsdException w:name="Colorful List Accent 5" w:uiPriority="72"/>
+    <w:lsdException w:name="Colorful Grid Accent 5" w:uiPriority="73"/>
+    <w:lsdException w:name="Light Shading Accent 6" w:uiPriority="60"/>
+    <w:lsdException w:name="Light List Accent 6" w:uiPriority="61"/>
+    <w:lsdException w:name="Light Grid Accent 6" w:uiPriority="62"/>
+    <w:lsdException w:name="Medium Shading 1 Accent 6" w:uiPriority="63"/>
+    <w:lsdException w:name="Medium Shading 2 Accent 6" w:uiPriority="64"/>
+    <w:lsdException w:name="Medium List 1 Accent 6" w:uiPriority="65"/>
+    <w:lsdException w:name="Medium List 2 Accent 6" w:uiPriority="66"/>
+    <w:lsdException w:name="Medium Grid 1 Accent 6" w:uiPriority="67"/>
+    <w:lsdException w:name="Medium Grid 2 Accent 6" w:uiPriority="68"/>
+    <w:lsdException w:name="Medium Grid 3 Accent 6" w:uiPriority="69"/>
+    <w:lsdException w:name="Dark List Accent 6" w:uiPriority="70"/>
+    <w:lsdException w:name="Colorful Shading Accent 6" w:uiPriority="71"/>
+    <w:lsdException w:name="Colorful List Accent 6" w:uiPriority="72"/>
+    <w:lsdException w:name="Colorful Grid Accent 6" w:uiPriority="73"/>
+    <w:lsdException w:name="Subtle Emphasis" w:uiPriority="19" w:qFormat="1"/>
+    <w:lsdException w:name="Intense Emphasis" w:uiPriority="21" w:qFormat="1"/>
+    <w:lsdException w:name="Subtle Reference" w:uiPriority="31" w:qFormat="1"/>
+    <w:lsdException w:name="Intense Reference" w:uiPriority="32" w:qFormat="1"/>
+    <w:lsdException w:name="Book Title" w:uiPriority="33" w:qFormat="1"/>
+    <w:lsdException w:name="Bibliography" w:semiHidden="1" w:uiPriority="37" w:unhideWhenUsed="1"/>
+    <w:lsdException w:name="TOC Heading" w:semiHidden="1" w:uiPriority="39" w:unhideWhenUsed="1" w:qFormat="1"/>
+    <w:lsdException w:name="Plain Table 1" w:uiPriority="41"/>
+    <w:lsdException w:name="Plain Table 2" w:uiPriority="42"/>
+    <w:lsdException w:name="Plain Table 3" w:uiPriority="43"/>
+    <w:lsdException w:name="Plain Table 4" w:uiPriority="44"/>
+    <w:lsdException w:name="Plain Table 5" w:uiPriority="45"/>
+    <w:lsdException w:name="Grid Table Light" w:uiPriority="40"/>
+    <w:lsdException w:name="Grid Table 1 Light" w:uiPriority="46"/>
+    <w:lsdException w:name="Grid Table 2" w:uiPriority="47"/>
+    <w:lsdException w:name="Grid Table 3" w:uiPriority="48"/>
+    <w:lsdException w:name="Grid Table 4" w:uiPriority="49"/>
+    <w:lsdException w:name="Grid Table 5 Dark" w:uiPriority="50"/>
+    <w:lsdException w:name="Grid Table 6 Colorful" w:uiPriority="51"/>
+    <w:lsdException w:name="Grid Table 7 Colorful" w:uiPriority="52"/>
+    <w:lsdException w:name="Grid Table 1 Light Accent 1" w:uiPriority="46"/>
+    <w:lsdException w:name="Grid Table 2 Accent 1" w:uiPriority="47"/>
+    <w:lsdException w:name="Grid Table 3 Accent 1" w:uiPriority="48"/>
+    <w:lsdException w:name="Grid Table 4 Accent 1" w:uiPriority="49"/>
+    <w:lsdException w:name="Grid Table 5 Dark Accent 1" w:uiPriority="50"/>
+    <w:lsdException w:name="Grid Table 6 Colorful Accent 1" w:uiPriority="51"/>
+    <w:lsdException w:name="Grid Table 7 Colorful Accent 1" w:uiPriority="52"/>
+    <w:lsdException w:name="Grid Table 1 Light Accent 2" w:uiPriority="46"/>
+    <w:lsdException w:name="Grid Table 2 Accent 2" w:uiPriority="47"/>
+    <w:lsdException w:name="Grid Table 3 Accent 2" w:uiPriority="48"/>
+    <w:lsdException w:name="Grid Table 4 Accent 2" w:uiPriority="49"/>
+    <w:lsdException w:name="Grid Table 5 Dark Accent 2" w:uiPriority="50"/>
+    <w:lsdException w:name="Grid Table 6 Colorful Accent 2" w:uiPriority="51"/>
+    <w:lsdException w:name="Grid Table 7 Colorful Accent 2" w:uiPriority="52"/>
+    <w:lsdException w:name="Grid Table 1 Light Accent 3" w:uiPriority="46"/>
+    <w:lsdException w:name="Grid Table 2 Accent 3" w:uiPriority="47"/>
+    <w:lsdException w:name="Grid Table 3 Accent 3" w:uiPriority="48"/>
+    <w:lsdException w:name="Grid Table 4 Accent 3" w:uiPriority="49"/>
+    <w:lsdException w:name="Grid Table 5 Dark Accent 3" w:uiPriority="50"/>
+    <w:lsdException w:name="Grid Table 6 Colorful Accent 3" w:uiPriority="51"/>
+    <w:lsdException w:name="Grid Table 7 Colorful Accent 3" w:uiPriority="52"/>
+    <w:lsdException w:name="Grid Table 1 Light Accent 4" w:uiPriority="46"/>
+    <w:lsdException w:name="Grid Table 2 Accent 4" w:uiPriority="47"/>
+    <w:lsdException w:name="Grid Table 3 Accent 4" w:uiPriority="48"/>
+    <w:lsdException w:name="Grid Table 4 Accent 4" w:uiPriority="49"/>
+    <w:lsdException w:name="Grid Table 5 Dark Accent 4" w:uiPriority="50"/>
+    <w:lsdException w:name="Grid Table 6 Colorful Accent 4" w:uiPriority="51"/>
+    <w:lsdException w:name="Grid Table 7 Colorful Accent 4" w:uiPriority="52"/>
+    <w:lsdException w:name="Grid Table 1 Light Accent 5" w:uiPriority="46"/>
+    <w:lsdException w:name="Grid Table 2 Accent 5" w:uiPriority="47"/>
+    <w:lsdException w:name="Grid Table 3 Accent 5" w:uiPriority="48"/>
+    <w:lsdException w:name="Grid Table 4 Accent 5" w:uiPriority="49"/>
+    <w:lsdException w:name="Grid Table 5 Dark Accent 5" w:uiPriority="50"/>
+    <w:lsdException w:name="Grid Table 6 Colorful Accent 5" w:uiPriority="51"/>
+    <w:lsdException w:name="Grid Table 7 Colorful Accent 5" w:uiPriority="52"/>
+    <w:lsdException w:name="Grid Table 1 Light Accent 6" w:uiPriority="46"/>
+    <w:lsdException w:name="Grid Table 2 Accent 6" w:uiPriority="47"/>
+    <w:lsdException w:name="Grid Table 3 Accent 6" w:uiPriority="48"/>
+    <w:lsdException w:name="Grid Table 4 Accent 6" w:uiPriority="49"/>
+    <w:lsdException w:name="Grid Table 5 Dark Accent 6" w:uiPriority="50"/>
+    <w:lsdException w:name="Grid Table 6 Colorful Accent 6" w:uiPriority="51"/>
+    <w:lsdException w:name="Grid Table 7 Colorful Accent 6" w:uiPriority="52"/>
+    <w:lsdException w:name="List Table 1 Light" w:uiPriority="46"/>
+    <w:lsdException w:name="List Table 2" w:uiPriority="47"/>
+    <w:lsdException w:name="List Table 3" w:uiPriority="48"/>
+    <w:lsdException w:name="List Table 4" w:uiPriority="49"/>
+    <w:lsdException w:name="List Table 5 Dark" w:uiPriority="50"/>
+    <w:lsdException w:name="List Table 6 Colorful" w:uiPriority="51"/>
+    <w:lsdException w:name="List Table 7 Colorful" w:uiPriority="52"/>
+    <w:lsdException w:name="List Table 1 Light Accent 1" w:uiPriority="46"/>
+    <w:lsdException w:name="List Table 2 Accent 1" w:uiPriority="47"/>
+    <w:lsdException w:name="List Table 3 Accent 1" w:uiPriority="48"/>
+    <w:lsdException w:name="List Table 4 Accent 1" w:uiPriority="49"/>
+    <w:lsdException w:name="List Table 5 Dark Accent 1" w:uiPriority="50"/>
+    <w:lsdException w:name="List Table 6 Colorful Accent 1" w:uiPriority="51"/>
+    <w:lsdException w:name="List Table 7 Colorful Accent 1" w:uiPriority="52"/>
+    <w:lsdException w:name="List Table 1 Light Accent 2" w:uiPriority="46"/>
+    <w:lsdException w:name="List Table 2 Accent 2" w:uiPriority="47"/>
+    <w:lsdException w:name="List Table 3 Accent 2" w:uiPriority="48"/>
+    <w:lsdException w:name="List Table 4 Accent 2" w:uiPriority="49"/>
+    <w:lsdException w:name="List Table 5 Dark Accent 2" w:uiPriority="50"/>
+    <w:lsdException w:name="List Table 6 Colorful Accent 2" w:uiPriority="51"/>
+    <w:lsdException w:name="List Table 7 Colorful Accent 2" w:uiPriority="52"/>
+    <w:lsdException w:name="List Table 1 Light Accent 3" w:uiPriority="46"/>
+    <w:lsdException w:name="List Table 2 Accent 3" w:uiPriority="47"/>
+    <w:lsdException w:name="List Table 3 Accent 3" w:uiPriority="48"/>
+    <w:lsdException w:name="List Table 4 Accent 3" w:uiPriority="49"/>
+    <w:lsdException w:name="List Table 5 Dark Accent 3" w:uiPriority="50"/>
+    <w:lsdException w:name="List Table 6 Colorful Accent 3" w:uiPriority="51"/>
+    <w:lsdException w:name="List Table 7 Colorful Accent 3" w:uiPriority="52"/>
+    <w:lsdException w:name="List Table 1 Light Accent 4" w:uiPriority="46"/>
+    <w:lsdException w:name="List Table 2 Accent 4" w:uiPriority="47"/>
+    <w:lsdException w:name="List Table 3 Accent 4" w:uiPriority="48"/>
+    <w:lsdException w:name="List Table 4 Accent 4" w:uiPriority="49"/>
+    <w:lsdException w:name="List Table 5 Dark Accent 4" w:uiPriority="50"/>
+    <w:lsdException w:name="List Table 6 Colorful Accent 4" w:uiPriority="51"/>
+    <w:lsdException w:name="List Table 7 Colorful Accent 4" w:uiPriority="52"/>
+    <w:lsdException w:name="List Table 1 Light Accent 5" w:uiPriority="46"/>
+    <w:lsdException w:name="List Table 2 Accent 5" w:uiPriority="47"/>
+    <w:lsdException w:name="List Table 3 Accent 5" w:uiPriority="48"/>
+    <w:lsdException w:name="List Table 4 Accent 5" w:uiPriority="49"/>
+    <w:lsdException w:name="List Table 5 Dark Accent 5" w:uiPriority="50"/>
+    <w:lsdException w:name="List Table 6 Colorful Accent 5" w:uiPriority="51"/>
+    <w:lsdException w:name="List Table 7 Colorful Accent 5" w:uiPriority="52"/>
+    <w:lsdException w:name="List Table 1 Light Accent 6" w:uiPriority="46"/>
+    <w:lsdException w:name="List Table 2 Accent 6" w:uiPriority="47"/>
+    <w:lsdException w:name="List Table 3 Accent 6" w:uiPriority="48"/>
+    <w:lsdException w:name="List Table 4 Accent 6" w:uiPriority="49"/>
+    <w:lsdException w:name="List Table 5 Dark Accent 6" w:uiPriority="50"/>
+    <w:lsdException w:name="List Table 6 Colorful Accent 6" w:uiPriority="51"/>
+    <w:lsdException w:name="List Table 7 Colorful Accent 6" w:uiPriority="52"/>
+    <w:lsdException w:name="Mention" w:semiHidden="1" w:unhideWhenUsed="1"/>
+    <w:lsdException w:name="Smart Hyperlink" w:semiHidden="1" w:unhideWhenUsed="1"/>
+    <w:lsdException w:name="Hashtag" w:semiHidden="1" w:unhideWhenUsed="1"/>
+    <w:lsdException w:name="Unresolved Mention" w:semiHidden="1" w:unhideWhenUsed="1"/>
+    <w:lsdException w:name="Smart Link" w:semiHidden="1" w:unhideWhenUsed="1"/>
+  </w:latentStyles>
+  <w:style w:type="paragraph" w:default="1" w:styleId="Normal">
+    <w:name w:val="Normal"/>
+    <w:qFormat/>
+  </w:style>
+  <w:style w:type="paragraph" w:styleId="Heading1">
+    <w:name w:val="heading 1"/>
+    <w:uiPriority w:val="9"/>
+    <w:qFormat/>
+    <w:pPr>
+      <w:spacing w:before="240" w:after="120"/>
+      <w:outlineLvl w:val="0"/>
+    </w:pPr>
+    <w:rPr>
+      <w:b/>
+      <w:bCs/>
+      <w:color w:val="1F3864"/>
+      <w:sz w:val="32"/>
+      <w:szCs w:val="32"/>
+    </w:rPr>
+  </w:style>
+  <w:style w:type="paragraph" w:styleId="Heading2">
+    <w:name w:val="heading 2"/>
+    <w:uiPriority w:val="9"/>
+    <w:unhideWhenUsed/>
+    <w:qFormat/>
+    <w:pPr>
+      <w:spacing w:before="200" w:after="100"/>
+      <w:outlineLvl w:val="1"/>
+    </w:pPr>
+    <w:rPr>
+      <w:b/>
+      <w:bCs/>
+      <w:color w:val="2E4D8E"/>
+      <w:sz w:val="28"/>
+      <w:szCs w:val="28"/>
+    </w:rPr>
+  </w:style>
+  <w:style w:type="paragraph" w:styleId="Heading3">
+    <w:name w:val="heading 3"/>
+    <w:uiPriority w:val="9"/>
+    <w:unhideWhenUsed/>
+    <w:qFormat/>
+    <w:pPr>
+      <w:spacing w:before="160" w:after="80"/>
+      <w:outlineLvl w:val="2"/>
+    </w:pPr>
+    <w:rPr>
+      <w:b/>
+      <w:bCs/>
+      <w:color w:val="2E4D8E"/>
+      <w:sz w:val="26"/>
+      <w:szCs w:val="26"/>
+    </w:rPr>
+  </w:style>
+  <w:style w:type="paragraph" w:styleId="Heading4">
+    <w:name w:val="heading 4"/>
+    <w:uiPriority w:val="9"/>
+    <w:semiHidden/>
+    <w:unhideWhenUsed/>
+    <w:qFormat/>
+    <w:pPr>
+      <w:spacing w:before="140" w:after="80"/>
+      <w:outlineLvl w:val="3"/>
+    </w:pPr>
+    <w:rPr>
+      <w:b/>
+      <w:bCs/>
+      <w:i/>
+      <w:iCs/>
+      <w:color w:val="333333"/>
+    </w:rPr>
+  </w:style>
+  <w:style w:type="paragraph" w:styleId="Heading5">
+    <w:name w:val="heading 5"/>
+    <w:uiPriority w:val="9"/>
+    <w:semiHidden/>
+    <w:unhideWhenUsed/>
+    <w:qFormat/>
+    <w:pPr>
+      <w:outlineLvl w:val="4"/>
+    </w:pPr>
+    <w:rPr>
+      <w:color w:val="2E74B5"/>
+    </w:rPr>
+  </w:style>
+  <w:style w:type="paragraph" w:styleId="Heading6">
+    <w:name w:val="heading 6"/>
+    <w:uiPriority w:val="9"/>
+    <w:semiHidden/>
+    <w:unhideWhenUsed/>
+    <w:qFormat/>
+    <w:pPr>
+      <w:outlineLvl w:val="5"/>
+    </w:pPr>
+    <w:rPr>
+      <w:color w:val="1F4D78"/>
+    </w:rPr>
+  </w:style>
+  <w:style w:type="character" w:default="1" w:styleId="DefaultParagraphFont">
+    <w:name w:val="Default Paragraph Font"/>
+    <w:uiPriority w:val="1"/>
+    <w:semiHidden/>
+    <w:unhideWhenUsed/>
+  </w:style>
+  <w:style w:type="table" w:default="1" w:styleId="TableNormal">
+    <w:name w:val="Normal Table"/>
+    <w:uiPriority w:val="99"/>
+    <w:semiHidden/>
+    <w:unhideWhenUsed/>
+    <w:tblPr>
+      <w:tblInd w:w="0" w:type="dxa"/>
+      <w:tblCellMar>
+        <w:top w:w="0" w:type="dxa"/>
+        <w:left w:w="108" w:type="dxa"/>
+        <w:bottom w:w="0" w:type="dxa"/>
+        <w:right w:w="108" w:type="dxa"/>
+      </w:tblCellMar>
+    </w:tblPr>
+  </w:style>
+  <w:style w:type="numbering" w:default="1" w:styleId="NoList">
+    <w:name w:val="No List"/>
+    <w:uiPriority w:val="99"/>
+    <w:semiHidden/>
+    <w:unhideWhenUsed/>
+  </w:style>
   <w:style w:type="paragraph" w:styleId="Title">
     <w:name w:val="Title"/>
-    <w:basedOn w:val="Normal"/>
-    <w:next w:val="Normal"/>
+    <w:uiPriority w:val="10"/>
     <w:qFormat/>
     <w:rPr>
       <w:sz w:val="56"/>
       <w:szCs w:val="56"/>
     </w:rPr>
   </w:style>
-  <w:style w:type="paragraph" w:styleId="Heading1">
-    <w:name w:val="Heading 1"/>
-    <w:basedOn w:val="Normal"/>
-    <w:next w:val="Normal"/>
-    <w:qFormat/>
-    <w:rPr>
-      <w:color w:val="2E74B5"/>
-      <w:sz w:val="32"/>
-      <w:szCs w:val="32"/>
-    </w:rPr>
-  </w:style>
-  <w:style w:type="paragraph" w:styleId="Heading2">
-    <w:name w:val="Heading 2"/>
-    <w:basedOn w:val="Normal"/>
-    <w:next w:val="Normal"/>
-    <w:qFormat/>
-    <w:rPr>
-      <w:color w:val="2E74B5"/>
-      <w:sz w:val="26"/>
-      <w:szCs w:val="26"/>
-    </w:rPr>
-  </w:style>
-  <w:style w:type="paragraph" w:styleId="Heading3">
-    <w:name w:val="Heading 3"/>
-    <w:basedOn w:val="Normal"/>
-    <w:next w:val="Normal"/>
-    <w:qFormat/>
-    <w:rPr>
-      <w:color w:val="1F4D78"/>
-      <w:sz w:val="24"/>
-      <w:szCs w:val="24"/>
-    </w:rPr>
-  </w:style>
-  <w:style w:type="paragraph" w:styleId="Heading4">
-    <w:name w:val="Heading 4"/>
-    <w:basedOn w:val="Normal"/>
-    <w:next w:val="Normal"/>
-    <w:qFormat/>
-    <w:rPr>
-      <w:i/>
-      <w:iCs/>
-      <w:color w:val="2E74B5"/>
-    </w:rPr>
-  </w:style>
-  <w:style w:type="paragraph" w:styleId="Heading5">
-    <w:name w:val="Heading 5"/>
-    <w:basedOn w:val="Normal"/>
-    <w:next w:val="Normal"/>
-    <w:qFormat/>
-    <w:rPr>
-      <w:color w:val="2E74B5"/>
-    </w:rPr>
-  </w:style>
-  <w:style w:type="paragraph" w:styleId="Heading6">
-    <w:name w:val="Heading 6"/>
-    <w:basedOn w:val="Normal"/>
-    <w:next w:val="Normal"/>
-    <w:qFormat/>
-    <w:rPr>
-      <w:color w:val="1F4D78"/>
-    </w:rPr>
-  </w:style>
-  <w:style w:type="paragraph" w:styleId="Strong">
-    <w:name w:val="Strong"/>
-    <w:basedOn w:val="Normal"/>
-    <w:next w:val="Normal"/>
+  <w:style w:type="paragraph" w:customStyle="1" w:styleId="Strong1">
+    <w:name w:val="Strong1"/>
     <w:qFormat/>
     <w:rPr>
       <w:b/>
@@ -3413,12 +4778,10 @@
   </w:style>
   <w:style w:type="paragraph" w:styleId="ListParagraph">
     <w:name w:val="List Paragraph"/>
-    <w:basedOn w:val="Normal"/>
     <w:qFormat/>
   </w:style>
   <w:style w:type="character" w:styleId="Hyperlink">
     <w:name w:val="Hyperlink"/>
-    <w:basedOn w:val="DefaultParagraphFont"/>
     <w:uiPriority w:val="99"/>
     <w:unhideWhenUsed/>
     <w:rPr>
@@ -3428,7 +4791,6 @@
   </w:style>
   <w:style w:type="character" w:styleId="FootnoteReference">
     <w:name w:val="footnote reference"/>
-    <w:basedOn w:val="DefaultParagraphFont"/>
     <w:uiPriority w:val="99"/>
     <w:semiHidden/>
     <w:unhideWhenUsed/>
@@ -3438,22 +4800,17 @@
   </w:style>
   <w:style w:type="paragraph" w:styleId="FootnoteText">
     <w:name w:val="footnote text"/>
-    <w:basedOn w:val="Normal"/>
     <w:link w:val="FootnoteTextChar"/>
     <w:uiPriority w:val="99"/>
     <w:semiHidden/>
     <w:unhideWhenUsed/>
-    <w:pPr>
-      <w:spacing w:after="0" w:line="240" w:lineRule="auto"/>
-    </w:pPr>
     <w:rPr>
       <w:sz w:val="20"/>
       <w:szCs w:val="20"/>
     </w:rPr>
   </w:style>
-  <w:style w:type="character" w:styleId="FootnoteTextChar">
+  <w:style w:type="character" w:customStyle="1" w:styleId="FootnoteTextChar">
     <w:name w:val="Footnote Text Char"/>
-    <w:basedOn w:val="DefaultParagraphFont"/>
     <w:link w:val="FootnoteText"/>
     <w:uiPriority w:val="99"/>
     <w:semiHidden/>
@@ -3465,7 +4822,6 @@
   </w:style>
   <w:style w:type="character" w:styleId="EndnoteReference">
     <w:name w:val="endnote reference"/>
-    <w:basedOn w:val="DefaultParagraphFont"/>
     <w:uiPriority w:val="99"/>
     <w:semiHidden/>
     <w:unhideWhenUsed/>
@@ -3475,22 +4831,17 @@
   </w:style>
   <w:style w:type="paragraph" w:styleId="EndnoteText">
     <w:name w:val="endnote text"/>
-    <w:basedOn w:val="Normal"/>
     <w:link w:val="EndnoteTextChar"/>
     <w:uiPriority w:val="99"/>
     <w:semiHidden/>
     <w:unhideWhenUsed/>
-    <w:pPr>
-      <w:spacing w:after="0" w:line="240" w:lineRule="auto"/>
-    </w:pPr>
     <w:rPr>
       <w:sz w:val="20"/>
       <w:szCs w:val="20"/>
     </w:rPr>
   </w:style>
-  <w:style w:type="character" w:styleId="EndnoteTextChar">
+  <w:style w:type="character" w:customStyle="1" w:styleId="EndnoteTextChar">
     <w:name w:val="Endnote Text Char"/>
-    <w:basedOn w:val="DefaultParagraphFont"/>
     <w:link w:val="EndnoteText"/>
     <w:uiPriority w:val="99"/>
     <w:semiHidden/>
@@ -3500,79 +4851,338 @@
       <w:szCs w:val="20"/>
     </w:rPr>
   </w:style>
-  <w:style w:type="paragraph" w:styleId="Heading1">
-    <w:name w:val="Heading 1"/>
+  <w:style w:type="paragraph" w:styleId="TOC1">
+    <w:name w:val="toc 1"/>
     <w:basedOn w:val="Normal"/>
     <w:next w:val="Normal"/>
-    <w:qFormat/>
+    <w:autoRedefine/>
+    <w:uiPriority w:val="39"/>
+    <w:unhideWhenUsed/>
+    <w:rsid w:val="006A1481"/>
     <w:pPr>
-      <w:spacing w:after="120" w:before="240"/>
-      <w:outlineLvl w:val="0"/>
+      <w:spacing w:after="100"/>
     </w:pPr>
-    <w:rPr>
-      <w:rFonts w:ascii="Times New Roman" w:cs="Times New Roman" w:eastAsia="Times New Roman" w:hAnsi="Times New Roman"/>
-      <w:b/>
-      <w:bCs/>
-      <w:color w:val="1F3864"/>
-      <w:sz w:val="32"/>
-      <w:szCs w:val="32"/>
-    </w:rPr>
   </w:style>
-  <w:style w:type="paragraph" w:styleId="Heading2">
-    <w:name w:val="Heading 2"/>
+  <w:style w:type="paragraph" w:styleId="TOC2">
+    <w:name w:val="toc 2"/>
     <w:basedOn w:val="Normal"/>
     <w:next w:val="Normal"/>
-    <w:qFormat/>
+    <w:autoRedefine/>
+    <w:uiPriority w:val="39"/>
+    <w:unhideWhenUsed/>
+    <w:rsid w:val="006A1481"/>
     <w:pPr>
-      <w:spacing w:after="100" w:before="200"/>
-      <w:outlineLvl w:val="1"/>
+      <w:spacing w:after="100"/>
+      <w:ind w:left="240"/>
     </w:pPr>
-    <w:rPr>
-      <w:rFonts w:ascii="Times New Roman" w:cs="Times New Roman" w:eastAsia="Times New Roman" w:hAnsi="Times New Roman"/>
-      <w:b/>
-      <w:bCs/>
-      <w:color w:val="2E4D8E"/>
-      <w:sz w:val="28"/>
-      <w:szCs w:val="28"/>
-    </w:rPr>
   </w:style>
-  <w:style w:type="paragraph" w:styleId="Heading3">
-    <w:name w:val="Heading 3"/>
+  <w:style w:type="paragraph" w:styleId="TOC3">
+    <w:name w:val="toc 3"/>
     <w:basedOn w:val="Normal"/>
     <w:next w:val="Normal"/>
-    <w:qFormat/>
+    <w:autoRedefine/>
+    <w:uiPriority w:val="39"/>
+    <w:unhideWhenUsed/>
+    <w:rsid w:val="006A1481"/>
     <w:pPr>
-      <w:spacing w:after="80" w:before="160"/>
-      <w:outlineLvl w:val="2"/>
+      <w:spacing w:after="100"/>
+      <w:ind w:left="480"/>
     </w:pPr>
-    <w:rPr>
-      <w:rFonts w:ascii="Times New Roman" w:cs="Times New Roman" w:eastAsia="Times New Roman" w:hAnsi="Times New Roman"/>
-      <w:b/>
-      <w:bCs/>
-      <w:color w:val="2E4D8E"/>
-      <w:sz w:val="26"/>
-      <w:szCs w:val="26"/>
-    </w:rPr>
-  </w:style>
-  <w:style w:type="paragraph" w:styleId="Heading4">
-    <w:name w:val="Heading 4"/>
-    <w:basedOn w:val="Normal"/>
-    <w:next w:val="Normal"/>
-    <w:qFormat/>
-    <w:pPr>
-      <w:spacing w:after="80" w:before="140"/>
-      <w:outlineLvl w:val="3"/>
-    </w:pPr>
-    <w:rPr>
-      <w:rFonts w:ascii="Times New Roman" w:cs="Times New Roman" w:eastAsia="Times New Roman" w:hAnsi="Times New Roman"/>
-      <w:b/>
-      <w:bCs/>
-      <w:i/>
-      <w:iCs/>
-      <w:color w:val="333333"/>
-      <w:sz w:val="24"/>
-      <w:szCs w:val="24"/>
-    </w:rPr>
   </w:style>
 </w:styles>
+</file>
+
+<file path=word/theme/theme1.xml><?xml version="1.0" encoding="utf-8"?>
+<a:theme xmlns:a="http://schemas.openxmlformats.org/drawingml/2006/main" name="Office Theme">
+  <a:themeElements>
+    <a:clrScheme name="Office">
+      <a:dk1>
+        <a:sysClr val="windowText" lastClr="000000"/>
+      </a:dk1>
+      <a:lt1>
+        <a:sysClr val="window" lastClr="FFFFFF"/>
+      </a:lt1>
+      <a:dk2>
+        <a:srgbClr val="44546A"/>
+      </a:dk2>
+      <a:lt2>
+        <a:srgbClr val="E7E6E6"/>
+      </a:lt2>
+      <a:accent1>
+        <a:srgbClr val="4472C4"/>
+      </a:accent1>
+      <a:accent2>
+        <a:srgbClr val="ED7D31"/>
+      </a:accent2>
+      <a:accent3>
+        <a:srgbClr val="A5A5A5"/>
+      </a:accent3>
+      <a:accent4>
+        <a:srgbClr val="FFC000"/>
+      </a:accent4>
+      <a:accent5>
+        <a:srgbClr val="5B9BD5"/>
+      </a:accent5>
+      <a:accent6>
+        <a:srgbClr val="70AD47"/>
+      </a:accent6>
+      <a:hlink>
+        <a:srgbClr val="0563C1"/>
+      </a:hlink>
+      <a:folHlink>
+        <a:srgbClr val="954F72"/>
+      </a:folHlink>
+    </a:clrScheme>
+    <a:fontScheme name="Office">
+      <a:majorFont>
+        <a:latin typeface="Calibri Light" panose="020F0302020204030204"/>
+        <a:ea typeface=""/>
+        <a:cs typeface=""/>
+        <a:font script="Jpan" typeface="游ゴシック Light"/>
+        <a:font script="Hang" typeface="맑은 고딕"/>
+        <a:font script="Hans" typeface="等线 Light"/>
+        <a:font script="Hant" typeface="新細明體"/>
+        <a:font script="Arab" typeface="Times New Roman"/>
+        <a:font script="Hebr" typeface="Times New Roman"/>
+        <a:font script="Thai" typeface="Angsana New"/>
+        <a:font script="Ethi" typeface="Nyala"/>
+        <a:font script="Beng" typeface="Vrinda"/>
+        <a:font script="Gujr" typeface="Shruti"/>
+        <a:font script="Khmr" typeface="MoolBoran"/>
+        <a:font script="Knda" typeface="Tunga"/>
+        <a:font script="Guru" typeface="Raavi"/>
+        <a:font script="Cans" typeface="Euphemia"/>
+        <a:font script="Cher" typeface="Plantagenet Cherokee"/>
+        <a:font script="Yiii" typeface="Microsoft Yi Baiti"/>
+        <a:font script="Tibt" typeface="Microsoft Himalaya"/>
+        <a:font script="Thaa" typeface="MV Boli"/>
+        <a:font script="Deva" typeface="Mangal"/>
+        <a:font script="Telu" typeface="Gautami"/>
+        <a:font script="Taml" typeface="Latha"/>
+        <a:font script="Syrc" typeface="Estrangelo Edessa"/>
+        <a:font script="Orya" typeface="Kalinga"/>
+        <a:font script="Mlym" typeface="Kartika"/>
+        <a:font script="Laoo" typeface="DokChampa"/>
+        <a:font script="Sinh" typeface="Iskoola Pota"/>
+        <a:font script="Mong" typeface="Mongolian Baiti"/>
+        <a:font script="Viet" typeface="Times New Roman"/>
+        <a:font script="Uigh" typeface="Microsoft Uighur"/>
+        <a:font script="Geor" typeface="Sylfaen"/>
+        <a:font script="Armn" typeface="Arial"/>
+        <a:font script="Bugi" typeface="Leelawadee UI"/>
+        <a:font script="Bopo" typeface="Microsoft JhengHei"/>
+        <a:font script="Java" typeface="Javanese Text"/>
+        <a:font script="Lisu" typeface="Segoe UI"/>
+        <a:font script="Mymr" typeface="Myanmar Text"/>
+        <a:font script="Nkoo" typeface="Ebrima"/>
+        <a:font script="Olck" typeface="Nirmala UI"/>
+        <a:font script="Osma" typeface="Ebrima"/>
+        <a:font script="Phag" typeface="Phagspa"/>
+        <a:font script="Syrn" typeface="Estrangelo Edessa"/>
+        <a:font script="Syrj" typeface="Estrangelo Edessa"/>
+        <a:font script="Syre" typeface="Estrangelo Edessa"/>
+        <a:font script="Sora" typeface="Nirmala UI"/>
+        <a:font script="Tale" typeface="Microsoft Tai Le"/>
+        <a:font script="Talu" typeface="Microsoft New Tai Lue"/>
+        <a:font script="Tfng" typeface="Ebrima"/>
+      </a:majorFont>
+      <a:minorFont>
+        <a:latin typeface="Calibri" panose="020F0502020204030204"/>
+        <a:ea typeface=""/>
+        <a:cs typeface=""/>
+        <a:font script="Jpan" typeface="游明朝"/>
+        <a:font script="Hang" typeface="맑은 고딕"/>
+        <a:font script="Hans" typeface="等线"/>
+        <a:font script="Hant" typeface="新細明體"/>
+        <a:font script="Arab" typeface="Arial"/>
+        <a:font script="Hebr" typeface="Arial"/>
+        <a:font script="Thai" typeface="Cordia New"/>
+        <a:font script="Ethi" typeface="Nyala"/>
+        <a:font script="Beng" typeface="Vrinda"/>
+        <a:font script="Gujr" typeface="Shruti"/>
+        <a:font script="Khmr" typeface="DaunPenh"/>
+        <a:font script="Knda" typeface="Tunga"/>
+        <a:font script="Guru" typeface="Raavi"/>
+        <a:font script="Cans" typeface="Euphemia"/>
+        <a:font script="Cher" typeface="Plantagenet Cherokee"/>
+        <a:font script="Yiii" typeface="Microsoft Yi Baiti"/>
+        <a:font script="Tibt" typeface="Microsoft Himalaya"/>
+        <a:font script="Thaa" typeface="MV Boli"/>
+        <a:font script="Deva" typeface="Mangal"/>
+        <a:font script="Telu" typeface="Gautami"/>
+        <a:font script="Taml" typeface="Latha"/>
+        <a:font script="Syrc" typeface="Estrangelo Edessa"/>
+        <a:font script="Orya" typeface="Kalinga"/>
+        <a:font script="Mlym" typeface="Kartika"/>
+        <a:font script="Laoo" typeface="DokChampa"/>
+        <a:font script="Sinh" typeface="Iskoola Pota"/>
+        <a:font script="Mong" typeface="Mongolian Baiti"/>
+        <a:font script="Viet" typeface="Arial"/>
+        <a:font script="Uigh" typeface="Microsoft Uighur"/>
+        <a:font script="Geor" typeface="Sylfaen"/>
+        <a:font script="Armn" typeface="Arial"/>
+        <a:font script="Bugi" typeface="Leelawadee UI"/>
+        <a:font script="Bopo" typeface="Microsoft JhengHei"/>
+        <a:font script="Java" typeface="Javanese Text"/>
+        <a:font script="Lisu" typeface="Segoe UI"/>
+        <a:font script="Mymr" typeface="Myanmar Text"/>
+        <a:font script="Nkoo" typeface="Ebrima"/>
+        <a:font script="Olck" typeface="Nirmala UI"/>
+        <a:font script="Osma" typeface="Ebrima"/>
+        <a:font script="Phag" typeface="Phagspa"/>
+        <a:font script="Syrn" typeface="Estrangelo Edessa"/>
+        <a:font script="Syrj" typeface="Estrangelo Edessa"/>
+        <a:font script="Syre" typeface="Estrangelo Edessa"/>
+        <a:font script="Sora" typeface="Nirmala UI"/>
+        <a:font script="Tale" typeface="Microsoft Tai Le"/>
+        <a:font script="Talu" typeface="Microsoft New Tai Lue"/>
+        <a:font script="Tfng" typeface="Ebrima"/>
+      </a:minorFont>
+    </a:fontScheme>
+    <a:fmtScheme name="Office">
+      <a:fillStyleLst>
+        <a:solidFill>
+          <a:schemeClr val="phClr"/>
+        </a:solidFill>
+        <a:gradFill rotWithShape="1">
+          <a:gsLst>
+            <a:gs pos="0">
+              <a:schemeClr val="phClr">
+                <a:lumMod val="110000"/>
+                <a:satMod val="105000"/>
+                <a:tint val="67000"/>
+              </a:schemeClr>
+            </a:gs>
+            <a:gs pos="50000">
+              <a:schemeClr val="phClr">
+                <a:lumMod val="105000"/>
+                <a:satMod val="103000"/>
+                <a:tint val="73000"/>
+              </a:schemeClr>
+            </a:gs>
+            <a:gs pos="100000">
+              <a:schemeClr val="phClr">
+                <a:lumMod val="105000"/>
+                <a:satMod val="109000"/>
+                <a:tint val="81000"/>
+              </a:schemeClr>
+            </a:gs>
+          </a:gsLst>
+          <a:lin ang="5400000" scaled="0"/>
+        </a:gradFill>
+        <a:gradFill rotWithShape="1">
+          <a:gsLst>
+            <a:gs pos="0">
+              <a:schemeClr val="phClr">
+                <a:satMod val="103000"/>
+                <a:lumMod val="102000"/>
+                <a:tint val="94000"/>
+              </a:schemeClr>
+            </a:gs>
+            <a:gs pos="50000">
+              <a:schemeClr val="phClr">
+                <a:satMod val="110000"/>
+                <a:lumMod val="100000"/>
+                <a:shade val="100000"/>
+              </a:schemeClr>
+            </a:gs>
+            <a:gs pos="100000">
+              <a:schemeClr val="phClr">
+                <a:lumMod val="99000"/>
+                <a:satMod val="120000"/>
+                <a:shade val="78000"/>
+              </a:schemeClr>
+            </a:gs>
+          </a:gsLst>
+          <a:lin ang="5400000" scaled="0"/>
+        </a:gradFill>
+      </a:fillStyleLst>
+      <a:lnStyleLst>
+        <a:ln w="6350" cap="flat" cmpd="sng" algn="ctr">
+          <a:solidFill>
+            <a:schemeClr val="phClr"/>
+          </a:solidFill>
+          <a:prstDash val="solid"/>
+          <a:miter lim="800000"/>
+        </a:ln>
+        <a:ln w="12700" cap="flat" cmpd="sng" algn="ctr">
+          <a:solidFill>
+            <a:schemeClr val="phClr"/>
+          </a:solidFill>
+          <a:prstDash val="solid"/>
+          <a:miter lim="800000"/>
+        </a:ln>
+        <a:ln w="19050" cap="flat" cmpd="sng" algn="ctr">
+          <a:solidFill>
+            <a:schemeClr val="phClr"/>
+          </a:solidFill>
+          <a:prstDash val="solid"/>
+          <a:miter lim="800000"/>
+        </a:ln>
+      </a:lnStyleLst>
+      <a:effectStyleLst>
+        <a:effectStyle>
+          <a:effectLst/>
+        </a:effectStyle>
+        <a:effectStyle>
+          <a:effectLst/>
+        </a:effectStyle>
+        <a:effectStyle>
+          <a:effectLst>
+            <a:outerShdw blurRad="57150" dist="19050" dir="5400000" algn="ctr" rotWithShape="0">
+              <a:srgbClr val="000000">
+                <a:alpha val="63000"/>
+              </a:srgbClr>
+            </a:outerShdw>
+          </a:effectLst>
+        </a:effectStyle>
+      </a:effectStyleLst>
+      <a:bgFillStyleLst>
+        <a:solidFill>
+          <a:schemeClr val="phClr"/>
+        </a:solidFill>
+        <a:solidFill>
+          <a:schemeClr val="phClr">
+            <a:tint val="95000"/>
+            <a:satMod val="170000"/>
+          </a:schemeClr>
+        </a:solidFill>
+        <a:gradFill rotWithShape="1">
+          <a:gsLst>
+            <a:gs pos="0">
+              <a:schemeClr val="phClr">
+                <a:tint val="93000"/>
+                <a:satMod val="150000"/>
+                <a:shade val="98000"/>
+                <a:lumMod val="102000"/>
+              </a:schemeClr>
+            </a:gs>
+            <a:gs pos="50000">
+              <a:schemeClr val="phClr">
+                <a:tint val="98000"/>
+                <a:satMod val="130000"/>
+                <a:shade val="90000"/>
+                <a:lumMod val="103000"/>
+              </a:schemeClr>
+            </a:gs>
+            <a:gs pos="100000">
+              <a:schemeClr val="phClr">
+                <a:shade val="63000"/>
+                <a:satMod val="120000"/>
+              </a:schemeClr>
+            </a:gs>
+          </a:gsLst>
+          <a:lin ang="5400000" scaled="0"/>
+        </a:gradFill>
+      </a:bgFillStyleLst>
+    </a:fmtScheme>
+  </a:themeElements>
+  <a:objectDefaults/>
+  <a:extraClrSchemeLst/>
+  <a:extLst>
+    <a:ext uri="{05A4C25C-085E-4340-85A3-A5531E510DB2}">
+      <thm15:themeFamily xmlns:thm15="http://schemas.microsoft.com/office/thememl/2012/main" name="Office Theme" id="{62F939B6-93AF-4DB8-9C6B-D6C7DFDC589F}" vid="{4A3C46E8-61CC-4603-A589-7422A47A8E4A}"/>
+    </a:ext>
+  </a:extLst>
+</a:theme>
 </file>